--- a/docs/specs/AQF-22_Replit_Deployment_and_Domain_Guide.docx
+++ b/docs/specs/AQF-22_Replit_Deployment_and_Domain_Guide.docx
@@ -4,52 +4,595 @@
   <w:body>
     <w:p>
       <w:pPr>
-        <w:pStyle w:val="Title"/>
-        <w:spacing w:after="200"/>
+        <w:spacing w:after="460"/>
+      </w:pPr>
+      <w:r>
+        <w:rPr>
+          <w:rFonts w:ascii="Calibri" w:cs="Calibri" w:eastAsia="SimSun" w:hAnsi="Calibri"/>
+          <w:sz w:val="22"/>
+          <w:szCs w:val="22"/>
+        </w:rPr>
+        <w:t xml:space="preserve"/>
+      </w:r>
+    </w:p>
+    <w:p>
+      <w:pPr>
+        <w:spacing w:after="150"/>
         <w:jc w:val="center"/>
       </w:pPr>
       <w:r>
-        <w:rPr>
-          <w:rFonts w:ascii="Times New Roman" w:cs="Times New Roman" w:eastAsia="SimSun" w:hAnsi="Times New Roman"/>
-          <w:b/>
-          <w:bCs/>
-          <w:color w:val="263238"/>
-          <w:sz w:val="34"/>
-          <w:szCs w:val="34"/>
-        </w:rPr>
-        <w:t xml:space="preserve">AquaZeroFit — Replit Deployment &amp; Hostinger Domain Guide</w:t>
-      </w:r>
-    </w:p>
-    <w:p>
-      <w:pPr>
-        <w:spacing w:after="120" w:before="240"/>
-      </w:pPr>
-      <w:r>
-        <w:rPr>
-          <w:rFonts w:ascii="Times New Roman" w:cs="Times New Roman" w:eastAsia="SimSun" w:hAnsi="Times New Roman"/>
-          <w:b/>
-          <w:bCs/>
-          <w:color w:val="263238"/>
-          <w:sz w:val="25"/>
-          <w:szCs w:val="25"/>
-        </w:rPr>
-        <w:t xml:space="preserve">Table of Contents</w:t>
-      </w:r>
-    </w:p>
-    <w:p>
-      <w:pPr>
-        <w:spacing w:after="140" w:line="290"/>
-      </w:pPr>
-      <w:r>
-        <w:rPr>
-          <w:rFonts w:ascii="Times New Roman" w:cs="Times New Roman" w:eastAsia="SimSun" w:hAnsi="Times New Roman"/>
+        <w:drawing>
+          <wp:inline distT="0" distB="0" distL="0" distR="0">
+            <wp:extent cx="1228725" cy="1285875"/>
+            <wp:effectExtent t="0" r="0" b="0" l="0"/>
+            <wp:docPr id="1" name="" descr="" title=""/>
+            <wp:cNvGraphicFramePr>
+              <a:graphicFrameLocks xmlns:a="http://schemas.openxmlformats.org/drawingml/2006/main" noChangeAspect="1"/>
+            </wp:cNvGraphicFramePr>
+            <a:graphic xmlns:a="http://schemas.openxmlformats.org/drawingml/2006/main">
+              <a:graphicData uri="http://schemas.openxmlformats.org/drawingml/2006/picture">
+                <pic:pic xmlns:pic="http://schemas.openxmlformats.org/drawingml/2006/picture">
+                  <pic:nvPicPr>
+                    <pic:cNvPr id="0" name="" descr=""/>
+                    <pic:cNvPicPr>
+                      <a:picLocks noChangeAspect="1" noChangeArrowheads="1"/>
+                    </pic:cNvPicPr>
+                  </pic:nvPicPr>
+                  <pic:blipFill>
+                    <a:blip r:embed="rId9" cstate="none"/>
+                    <a:srcRect/>
+                    <a:stretch>
+                      <a:fillRect/>
+                    </a:stretch>
+                  </pic:blipFill>
+                  <pic:spPr bwMode="auto">
+                    <a:xfrm>
+                      <a:off x="0" y="0"/>
+                      <a:ext cx="1228725" cy="1285875"/>
+                    </a:xfrm>
+                    <a:prstGeom prst="rect">
+                      <a:avLst/>
+                    </a:prstGeom>
+                  </pic:spPr>
+                </pic:pic>
+              </a:graphicData>
+            </a:graphic>
+          </wp:inline>
+        </w:drawing>
+      </w:r>
+    </w:p>
+    <w:p>
+      <w:pPr>
+        <w:spacing w:after="50"/>
+        <w:jc w:val="center"/>
+      </w:pPr>
+      <w:r>
+        <w:rPr>
+          <w:rFonts w:ascii="Calibri" w:cs="Calibri" w:eastAsia="SimSun" w:hAnsi="Calibri"/>
+          <w:b/>
+          <w:bCs/>
+          <w:color w:val="10344A"/>
+          <w:sz w:val="56"/>
+          <w:szCs w:val="56"/>
+        </w:rPr>
+        <w:t xml:space="preserve">AquaZero</w:t>
+      </w:r>
+    </w:p>
+    <w:p>
+      <w:pPr>
+        <w:spacing w:after="400"/>
+        <w:jc w:val="center"/>
+      </w:pPr>
+      <w:r>
+        <w:rPr>
+          <w:rFonts w:ascii="Calibri" w:cs="Calibri" w:eastAsia="SimSun" w:hAnsi="Calibri"/>
+          <w:color w:val="5B6B75"/>
+          <w:spacing w:val="100"/>
+          <w:sz w:val="19"/>
+          <w:szCs w:val="19"/>
+        </w:rPr>
+        <w:t xml:space="preserve">AI WELLNESS ASSISTANT</w:t>
+      </w:r>
+    </w:p>
+    <w:p>
+      <w:pPr>
+        <w:pBdr>
+          <w:bottom w:val="single" w:color="0E7C97" w:sz="12" w:space="4"/>
+        </w:pBdr>
+        <w:spacing w:after="280"/>
+        <w:jc w:val="center"/>
+      </w:pPr>
+      <w:r>
+        <w:rPr>
+          <w:rFonts w:ascii="Calibri" w:cs="Calibri" w:eastAsia="SimSun" w:hAnsi="Calibri"/>
+          <w:sz w:val="22"/>
+          <w:szCs w:val="22"/>
+        </w:rPr>
+        <w:t xml:space="preserve"/>
+      </w:r>
+    </w:p>
+    <w:p>
+      <w:pPr>
+        <w:spacing w:after="130"/>
+        <w:jc w:val="center"/>
+      </w:pPr>
+      <w:r>
+        <w:rPr>
+          <w:rFonts w:ascii="Calibri" w:cs="Calibri" w:eastAsia="SimSun" w:hAnsi="Calibri"/>
+          <w:b/>
+          <w:bCs/>
+          <w:color w:val="0E7C97"/>
+          <w:spacing w:val="60"/>
+          <w:sz w:val="20"/>
+          <w:szCs w:val="20"/>
+        </w:rPr>
+        <w:t xml:space="preserve">NIT3004 IT CAPSTONE PROJECT 2</w:t>
+      </w:r>
+    </w:p>
+    <w:p>
+      <w:pPr>
+        <w:spacing w:after="110"/>
+        <w:jc w:val="center"/>
+      </w:pPr>
+      <w:r>
+        <w:rPr>
+          <w:rFonts w:ascii="Calibri" w:cs="Calibri" w:eastAsia="SimSun" w:hAnsi="Calibri"/>
+          <w:b/>
+          <w:bCs/>
+          <w:color w:val="0B1F2A"/>
+          <w:sz w:val="48"/>
+          <w:szCs w:val="48"/>
+        </w:rPr>
+        <w:t xml:space="preserve">Deployment Guide</w:t>
+      </w:r>
+    </w:p>
+    <w:p>
+      <w:pPr>
+        <w:spacing w:after="440"/>
+        <w:jc w:val="center"/>
+      </w:pPr>
+      <w:r>
+        <w:rPr>
+          <w:rFonts w:ascii="Calibri" w:cs="Calibri" w:eastAsia="SimSun" w:hAnsi="Calibri"/>
           <w:i/>
           <w:iCs/>
-          <w:color w:val="78909C"/>
+          <w:color w:val="5B6B75"/>
+          <w:sz w:val="24"/>
+          <w:szCs w:val="24"/>
+        </w:rPr>
+        <w:t xml:space="preserve">Publishing AquaZeroFit to Replit and connecting the Hostinger domain</w:t>
+      </w:r>
+    </w:p>
+    <w:tbl>
+      <w:tblPr>
+        <w:tblW w:type="dxa" w:w="9360"/>
+        <w:tblBorders>
+          <w:top w:val="single" w:color="auto" w:sz="4"/>
+          <w:left w:val="single" w:color="auto" w:sz="4"/>
+          <w:bottom w:val="single" w:color="auto" w:sz="4"/>
+          <w:right w:val="single" w:color="auto" w:sz="4"/>
+          <w:insideH w:val="single" w:color="auto" w:sz="4"/>
+          <w:insideV w:val="single" w:color="auto" w:sz="4"/>
+        </w:tblBorders>
+      </w:tblPr>
+      <w:tblGrid>
+        <w:gridCol w:w="2900"/>
+        <w:gridCol w:w="6460"/>
+      </w:tblGrid>
+      <w:tr>
+        <w:tc>
+          <w:tcPr>
+            <w:tcW w:type="dxa" w:w="2900"/>
+            <w:shd w:fill="EEF4F7" w:color="auto" w:val="clear"/>
+            <w:tcMar>
+              <w:top w:type="dxa" w:w="100"/>
+              <w:left w:type="dxa" w:w="120"/>
+              <w:bottom w:type="dxa" w:w="100"/>
+              <w:right w:type="dxa" w:w="120"/>
+            </w:tcMar>
+          </w:tcPr>
+          <w:p>
+            <w:pPr>
+              <w:spacing w:after="0"/>
+            </w:pPr>
+            <w:r>
+              <w:rPr>
+                <w:rFonts w:ascii="Calibri" w:cs="Calibri" w:eastAsia="SimSun" w:hAnsi="Calibri"/>
+                <w:b/>
+                <w:bCs/>
+                <w:color w:val="10344A"/>
+                <w:sz w:val="22"/>
+                <w:szCs w:val="22"/>
+              </w:rPr>
+              <w:t xml:space="preserve">Document ID</w:t>
+            </w:r>
+          </w:p>
+        </w:tc>
+        <w:tc>
+          <w:tcPr>
+            <w:tcW w:type="dxa" w:w="6460"/>
+            <w:tcMar>
+              <w:top w:type="dxa" w:w="100"/>
+              <w:left w:type="dxa" w:w="120"/>
+              <w:bottom w:type="dxa" w:w="100"/>
+              <w:right w:type="dxa" w:w="120"/>
+            </w:tcMar>
+          </w:tcPr>
+          <w:p>
+            <w:pPr>
+              <w:spacing w:after="0"/>
+            </w:pPr>
+            <w:r>
+              <w:rPr>
+                <w:rFonts w:ascii="Calibri" w:cs="Calibri" w:eastAsia="SimSun" w:hAnsi="Calibri"/>
+                <w:sz w:val="22"/>
+                <w:szCs w:val="22"/>
+              </w:rPr>
+              <w:t xml:space="preserve">AQF-22</w:t>
+            </w:r>
+          </w:p>
+        </w:tc>
+      </w:tr>
+      <w:tr>
+        <w:tc>
+          <w:tcPr>
+            <w:tcW w:type="dxa" w:w="2900"/>
+            <w:shd w:fill="EEF4F7" w:color="auto" w:val="clear"/>
+            <w:tcMar>
+              <w:top w:type="dxa" w:w="100"/>
+              <w:left w:type="dxa" w:w="120"/>
+              <w:bottom w:type="dxa" w:w="100"/>
+              <w:right w:type="dxa" w:w="120"/>
+            </w:tcMar>
+          </w:tcPr>
+          <w:p>
+            <w:pPr>
+              <w:spacing w:after="0"/>
+            </w:pPr>
+            <w:r>
+              <w:rPr>
+                <w:rFonts w:ascii="Calibri" w:cs="Calibri" w:eastAsia="SimSun" w:hAnsi="Calibri"/>
+                <w:b/>
+                <w:bCs/>
+                <w:color w:val="10344A"/>
+                <w:sz w:val="22"/>
+                <w:szCs w:val="22"/>
+              </w:rPr>
+              <w:t xml:space="preserve">Project</w:t>
+            </w:r>
+          </w:p>
+        </w:tc>
+        <w:tc>
+          <w:tcPr>
+            <w:tcW w:type="dxa" w:w="6460"/>
+            <w:tcMar>
+              <w:top w:type="dxa" w:w="100"/>
+              <w:left w:type="dxa" w:w="120"/>
+              <w:bottom w:type="dxa" w:w="100"/>
+              <w:right w:type="dxa" w:w="120"/>
+            </w:tcMar>
+          </w:tcPr>
+          <w:p>
+            <w:pPr>
+              <w:spacing w:after="0"/>
+            </w:pPr>
+            <w:r>
+              <w:rPr>
+                <w:rFonts w:ascii="Calibri" w:cs="Calibri" w:eastAsia="SimSun" w:hAnsi="Calibri"/>
+                <w:sz w:val="22"/>
+                <w:szCs w:val="22"/>
+              </w:rPr>
+              <w:t xml:space="preserve">AquaZeroFit, an AI-powered wellness platform (web and Telegram Mini App)</w:t>
+            </w:r>
+          </w:p>
+        </w:tc>
+      </w:tr>
+      <w:tr>
+        <w:tc>
+          <w:tcPr>
+            <w:tcW w:type="dxa" w:w="2900"/>
+            <w:shd w:fill="EEF4F7" w:color="auto" w:val="clear"/>
+            <w:tcMar>
+              <w:top w:type="dxa" w:w="100"/>
+              <w:left w:type="dxa" w:w="120"/>
+              <w:bottom w:type="dxa" w:w="100"/>
+              <w:right w:type="dxa" w:w="120"/>
+            </w:tcMar>
+          </w:tcPr>
+          <w:p>
+            <w:pPr>
+              <w:spacing w:after="0"/>
+            </w:pPr>
+            <w:r>
+              <w:rPr>
+                <w:rFonts w:ascii="Calibri" w:cs="Calibri" w:eastAsia="SimSun" w:hAnsi="Calibri"/>
+                <w:b/>
+                <w:bCs/>
+                <w:color w:val="10344A"/>
+                <w:sz w:val="22"/>
+                <w:szCs w:val="22"/>
+              </w:rPr>
+              <w:t xml:space="preserve">Prepared by</w:t>
+            </w:r>
+          </w:p>
+        </w:tc>
+        <w:tc>
+          <w:tcPr>
+            <w:tcW w:type="dxa" w:w="6460"/>
+            <w:tcMar>
+              <w:top w:type="dxa" w:w="100"/>
+              <w:left w:type="dxa" w:w="120"/>
+              <w:bottom w:type="dxa" w:w="100"/>
+              <w:right w:type="dxa" w:w="120"/>
+            </w:tcMar>
+          </w:tcPr>
+          <w:p>
+            <w:pPr>
+              <w:spacing w:after="0"/>
+            </w:pPr>
+            <w:r>
+              <w:rPr>
+                <w:rFonts w:ascii="Calibri" w:cs="Calibri" w:eastAsia="SimSun" w:hAnsi="Calibri"/>
+                <w:sz w:val="22"/>
+                <w:szCs w:val="22"/>
+              </w:rPr>
+              <w:t xml:space="preserve">Babatundji Williams-Fulwood, Technical Lead and Software Architect</w:t>
+            </w:r>
+          </w:p>
+        </w:tc>
+      </w:tr>
+      <w:tr>
+        <w:tc>
+          <w:tcPr>
+            <w:tcW w:type="dxa" w:w="2900"/>
+            <w:shd w:fill="EEF4F7" w:color="auto" w:val="clear"/>
+            <w:tcMar>
+              <w:top w:type="dxa" w:w="100"/>
+              <w:left w:type="dxa" w:w="120"/>
+              <w:bottom w:type="dxa" w:w="100"/>
+              <w:right w:type="dxa" w:w="120"/>
+            </w:tcMar>
+          </w:tcPr>
+          <w:p>
+            <w:pPr>
+              <w:spacing w:after="0"/>
+            </w:pPr>
+            <w:r>
+              <w:rPr>
+                <w:rFonts w:ascii="Calibri" w:cs="Calibri" w:eastAsia="SimSun" w:hAnsi="Calibri"/>
+                <w:b/>
+                <w:bCs/>
+                <w:color w:val="10344A"/>
+                <w:sz w:val="22"/>
+                <w:szCs w:val="22"/>
+              </w:rPr>
+              <w:t xml:space="preserve">Team</w:t>
+            </w:r>
+          </w:p>
+        </w:tc>
+        <w:tc>
+          <w:tcPr>
+            <w:tcW w:type="dxa" w:w="6460"/>
+            <w:tcMar>
+              <w:top w:type="dxa" w:w="100"/>
+              <w:left w:type="dxa" w:w="120"/>
+              <w:bottom w:type="dxa" w:w="100"/>
+              <w:right w:type="dxa" w:w="120"/>
+            </w:tcMar>
+          </w:tcPr>
+          <w:p>
+            <w:pPr>
+              <w:spacing w:after="0"/>
+            </w:pPr>
+            <w:r>
+              <w:rPr>
+                <w:rFonts w:ascii="Calibri" w:cs="Calibri" w:eastAsia="SimSun" w:hAnsi="Calibri"/>
+                <w:sz w:val="22"/>
+                <w:szCs w:val="22"/>
+              </w:rPr>
+              <w:t xml:space="preserve">Babatundji Williams-Fulwood (s8138393), Eric La, Victor Hong</w:t>
+            </w:r>
+          </w:p>
+        </w:tc>
+      </w:tr>
+      <w:tr>
+        <w:tc>
+          <w:tcPr>
+            <w:tcW w:type="dxa" w:w="2900"/>
+            <w:shd w:fill="EEF4F7" w:color="auto" w:val="clear"/>
+            <w:tcMar>
+              <w:top w:type="dxa" w:w="100"/>
+              <w:left w:type="dxa" w:w="120"/>
+              <w:bottom w:type="dxa" w:w="100"/>
+              <w:right w:type="dxa" w:w="120"/>
+            </w:tcMar>
+          </w:tcPr>
+          <w:p>
+            <w:pPr>
+              <w:spacing w:after="0"/>
+            </w:pPr>
+            <w:r>
+              <w:rPr>
+                <w:rFonts w:ascii="Calibri" w:cs="Calibri" w:eastAsia="SimSun" w:hAnsi="Calibri"/>
+                <w:b/>
+                <w:bCs/>
+                <w:color w:val="10344A"/>
+                <w:sz w:val="22"/>
+                <w:szCs w:val="22"/>
+              </w:rPr>
+              <w:t xml:space="preserve">Date</w:t>
+            </w:r>
+          </w:p>
+        </w:tc>
+        <w:tc>
+          <w:tcPr>
+            <w:tcW w:type="dxa" w:w="6460"/>
+            <w:tcMar>
+              <w:top w:type="dxa" w:w="100"/>
+              <w:left w:type="dxa" w:w="120"/>
+              <w:bottom w:type="dxa" w:w="100"/>
+              <w:right w:type="dxa" w:w="120"/>
+            </w:tcMar>
+          </w:tcPr>
+          <w:p>
+            <w:pPr>
+              <w:spacing w:after="0"/>
+            </w:pPr>
+            <w:r>
+              <w:rPr>
+                <w:rFonts w:ascii="Calibri" w:cs="Calibri" w:eastAsia="SimSun" w:hAnsi="Calibri"/>
+                <w:sz w:val="22"/>
+                <w:szCs w:val="22"/>
+              </w:rPr>
+              <w:t xml:space="preserve">31 July 2026</w:t>
+            </w:r>
+          </w:p>
+        </w:tc>
+      </w:tr>
+      <w:tr>
+        <w:tc>
+          <w:tcPr>
+            <w:tcW w:type="dxa" w:w="2900"/>
+            <w:shd w:fill="EEF4F7" w:color="auto" w:val="clear"/>
+            <w:tcMar>
+              <w:top w:type="dxa" w:w="100"/>
+              <w:left w:type="dxa" w:w="120"/>
+              <w:bottom w:type="dxa" w:w="100"/>
+              <w:right w:type="dxa" w:w="120"/>
+            </w:tcMar>
+          </w:tcPr>
+          <w:p>
+            <w:pPr>
+              <w:spacing w:after="0"/>
+            </w:pPr>
+            <w:r>
+              <w:rPr>
+                <w:rFonts w:ascii="Calibri" w:cs="Calibri" w:eastAsia="SimSun" w:hAnsi="Calibri"/>
+                <w:b/>
+                <w:bCs/>
+                <w:color w:val="10344A"/>
+                <w:sz w:val="22"/>
+                <w:szCs w:val="22"/>
+              </w:rPr>
+              <w:t xml:space="preserve">Audience</w:t>
+            </w:r>
+          </w:p>
+        </w:tc>
+        <w:tc>
+          <w:tcPr>
+            <w:tcW w:type="dxa" w:w="6460"/>
+            <w:tcMar>
+              <w:top w:type="dxa" w:w="100"/>
+              <w:left w:type="dxa" w:w="120"/>
+              <w:bottom w:type="dxa" w:w="100"/>
+              <w:right w:type="dxa" w:w="120"/>
+            </w:tcMar>
+          </w:tcPr>
+          <w:p>
+            <w:pPr>
+              <w:spacing w:after="0"/>
+            </w:pPr>
+            <w:r>
+              <w:rPr>
+                <w:rFonts w:ascii="Calibri" w:cs="Calibri" w:eastAsia="SimSun" w:hAnsi="Calibri"/>
+                <w:sz w:val="22"/>
+                <w:szCs w:val="22"/>
+              </w:rPr>
+              <w:t xml:space="preserve">First-time deployer, no prior platform experience assumed</w:t>
+            </w:r>
+          </w:p>
+        </w:tc>
+      </w:tr>
+      <w:tr>
+        <w:tc>
+          <w:tcPr>
+            <w:tcW w:type="dxa" w:w="2900"/>
+            <w:shd w:fill="EEF4F7" w:color="auto" w:val="clear"/>
+            <w:tcMar>
+              <w:top w:type="dxa" w:w="100"/>
+              <w:left w:type="dxa" w:w="120"/>
+              <w:bottom w:type="dxa" w:w="100"/>
+              <w:right w:type="dxa" w:w="120"/>
+            </w:tcMar>
+          </w:tcPr>
+          <w:p>
+            <w:pPr>
+              <w:spacing w:after="0"/>
+            </w:pPr>
+            <w:r>
+              <w:rPr>
+                <w:rFonts w:ascii="Calibri" w:cs="Calibri" w:eastAsia="SimSun" w:hAnsi="Calibri"/>
+                <w:b/>
+                <w:bCs/>
+                <w:color w:val="10344A"/>
+                <w:sz w:val="22"/>
+                <w:szCs w:val="22"/>
+              </w:rPr>
+              <w:t xml:space="preserve">Document status</w:t>
+            </w:r>
+          </w:p>
+        </w:tc>
+        <w:tc>
+          <w:tcPr>
+            <w:tcW w:type="dxa" w:w="6460"/>
+            <w:tcMar>
+              <w:top w:type="dxa" w:w="100"/>
+              <w:left w:type="dxa" w:w="120"/>
+              <w:bottom w:type="dxa" w:w="100"/>
+              <w:right w:type="dxa" w:w="120"/>
+            </w:tcMar>
+          </w:tcPr>
+          <w:p>
+            <w:pPr>
+              <w:spacing w:after="0"/>
+            </w:pPr>
+            <w:r>
+              <w:rPr>
+                <w:rFonts w:ascii="Calibri" w:cs="Calibri" w:eastAsia="SimSun" w:hAnsi="Calibri"/>
+                <w:sz w:val="22"/>
+                <w:szCs w:val="22"/>
+              </w:rPr>
+              <w:t xml:space="preserve">Issued</w:t>
+            </w:r>
+          </w:p>
+        </w:tc>
+      </w:tr>
+    </w:tbl>
+    <w:p>
+      <w:r>
+        <w:br w:type="page"/>
+      </w:r>
+    </w:p>
+    <w:p>
+      <w:pPr>
+        <w:spacing w:after="90"/>
+      </w:pPr>
+      <w:r>
+        <w:rPr>
+          <w:rFonts w:ascii="Calibri" w:cs="Calibri" w:eastAsia="SimSun" w:hAnsi="Calibri"/>
+          <w:b/>
+          <w:bCs/>
+          <w:color w:val="10344A"/>
+          <w:sz w:val="26"/>
+          <w:szCs w:val="26"/>
+        </w:rPr>
+        <w:t xml:space="preserve">Contents</w:t>
+      </w:r>
+    </w:p>
+    <w:p>
+      <w:pPr>
+        <w:spacing w:after="140" w:line="290"/>
+      </w:pPr>
+      <w:r>
+        <w:rPr>
+          <w:rFonts w:ascii="Calibri" w:cs="Calibri" w:eastAsia="SimSun" w:hAnsi="Calibri"/>
+          <w:i/>
+          <w:iCs/>
+          <w:color w:val="5B6B75"/>
           <w:sz w:val="19"/>
           <w:szCs w:val="19"/>
         </w:rPr>
-        <w:t xml:space="preserve">Right-click the table of contents and choose “Update Field” to fill in page numbers.</w:t>
+        <w:t xml:space="preserve">Right-click the table of contents and choose "Update Field" to fill in page numbers.</w:t>
       </w:r>
     </w:p>
     <w:sdt xmlns:w="http://schemas.openxmlformats.org/wordprocessingml/2006/main">
@@ -62,6 +605,18 @@
             <w:fldChar w:fldCharType="begin" w:dirty="true"/>
             <w:instrText xml:space="preserve"> TOC \o "1-2" \h \z \u </w:instrText>
             <w:fldChar w:fldCharType="separate"/>
+          </w:r>
+        </w:p>
+        <w:p>
+          <w:pPr>
+            <w:pStyle w:val="TOC1"/>
+            <w:tabs>
+              <w:tab w:val="right" w:leader="dot" w:pos="9000"/>
+            </w:tabs>
+            <w:ind w:left="0"/>
+          </w:pPr>
+          <w:r>
+            <w:t>AquaZeroFit: Replit Deployment and Hostinger Domain Guide</w:t>
           </w:r>
         </w:p>
         <w:p>
@@ -181,7 +736,7 @@
             <w:ind w:left="360"/>
           </w:pPr>
           <w:r>
-            <w:t>Appendix A — Environment variables</w:t>
+            <w:t>Appendix A: Environment variables</w:t>
           </w:r>
         </w:p>
         <w:p>
@@ -193,7 +748,7 @@
             <w:ind w:left="360"/>
           </w:pPr>
           <w:r>
-            <w:t>Appendix B — Verification</w:t>
+            <w:t>Appendix B: Verification</w:t>
           </w:r>
         </w:p>
         <w:p>
@@ -205,7 +760,7 @@
             <w:ind w:left="360"/>
           </w:pPr>
           <w:r>
-            <w:t>Appendix C — Sources</w:t>
+            <w:t>Appendix C: Sources</w:t>
           </w:r>
         </w:p>
         <w:p>
@@ -217,11 +772,31 @@
     </w:sdt>
     <w:p>
       <w:pPr>
+        <w:pStyle w:val="Heading1"/>
+        <w:pBdr>
+          <w:bottom w:val="single" w:color="C9D6DD" w:sz="6" w:space="6"/>
+        </w:pBdr>
+        <w:spacing w:after="130" w:before="340"/>
+      </w:pPr>
+      <w:r>
+        <w:rPr>
+          <w:rFonts w:ascii="Calibri" w:cs="Calibri" w:eastAsia="SimSun" w:hAnsi="Calibri"/>
+          <w:b/>
+          <w:bCs/>
+          <w:color w:val="10344A"/>
+          <w:sz w:val="30"/>
+          <w:szCs w:val="30"/>
+        </w:rPr>
+        <w:t xml:space="preserve">AquaZeroFit: Replit Deployment and Hostinger Domain Guide</w:t>
+      </w:r>
+    </w:p>
+    <w:p>
+      <w:pPr>
         <w:spacing w:after="140" w:line="290"/>
       </w:pPr>
       <w:r>
         <w:rPr>
-          <w:rFonts w:ascii="Times New Roman" w:cs="Times New Roman" w:eastAsia="SimSun" w:hAnsi="Times New Roman"/>
+          <w:rFonts w:ascii="Calibri" w:cs="Calibri" w:eastAsia="SimSun" w:hAnsi="Calibri"/>
           <w:sz w:val="22"/>
           <w:szCs w:val="22"/>
         </w:rPr>
@@ -234,7 +809,7 @@
       </w:pPr>
       <w:r>
         <w:rPr>
-          <w:rFonts w:ascii="Times New Roman" w:cs="Times New Roman" w:eastAsia="SimSun" w:hAnsi="Times New Roman"/>
+          <w:rFonts w:ascii="Calibri" w:cs="Calibri" w:eastAsia="SimSun" w:hAnsi="Calibri"/>
           <w:sz w:val="22"/>
           <w:szCs w:val="22"/>
         </w:rPr>
@@ -247,7 +822,7 @@
       </w:pPr>
       <w:r>
         <w:rPr>
-          <w:rFonts w:ascii="Times New Roman" w:cs="Times New Roman" w:eastAsia="SimSun" w:hAnsi="Times New Roman"/>
+          <w:rFonts w:ascii="Calibri" w:cs="Calibri" w:eastAsia="SimSun" w:hAnsi="Calibri"/>
           <w:sz w:val="22"/>
           <w:szCs w:val="22"/>
         </w:rPr>
@@ -260,11 +835,11 @@
       </w:pPr>
       <w:r>
         <w:rPr>
-          <w:rFonts w:ascii="Times New Roman" w:cs="Times New Roman" w:eastAsia="SimSun" w:hAnsi="Times New Roman"/>
-          <w:sz w:val="22"/>
-          <w:szCs w:val="22"/>
-        </w:rPr>
-        <w:t xml:space="preserve">Supersedes: AQF-21 §4–§9 (Azure build steps). AQF-21's code assessment remains current.</w:t>
+          <w:rFonts w:ascii="Calibri" w:cs="Calibri" w:eastAsia="SimSun" w:hAnsi="Calibri"/>
+          <w:sz w:val="22"/>
+          <w:szCs w:val="22"/>
+        </w:rPr>
+        <w:t xml:space="preserve">Supersedes: AQF-21 sections 4 to 9 (Azure build steps). AQF-21's code assessment remains current.</w:t>
       </w:r>
     </w:p>
     <w:p>
@@ -273,7 +848,7 @@
       </w:pPr>
       <w:r>
         <w:rPr>
-          <w:rFonts w:ascii="Times New Roman" w:cs="Times New Roman" w:eastAsia="SimSun" w:hAnsi="Times New Roman"/>
+          <w:rFonts w:ascii="Calibri" w:cs="Calibri" w:eastAsia="SimSun" w:hAnsi="Calibri"/>
           <w:sz w:val="22"/>
           <w:szCs w:val="22"/>
         </w:rPr>
@@ -283,14 +858,14 @@
     <w:p>
       <w:pPr>
         <w:pStyle w:val="Heading2"/>
-        <w:spacing w:after="120" w:before="220"/>
-      </w:pPr>
-      <w:r>
-        <w:rPr>
-          <w:rFonts w:ascii="Times New Roman" w:cs="Times New Roman" w:eastAsia="SimSun" w:hAnsi="Times New Roman"/>
-          <w:b/>
-          <w:bCs/>
-          <w:color w:val="263238"/>
+        <w:spacing w:after="130" w:before="240"/>
+      </w:pPr>
+      <w:r>
+        <w:rPr>
+          <w:rFonts w:ascii="Calibri" w:cs="Calibri" w:eastAsia="SimSun" w:hAnsi="Calibri"/>
+          <w:b/>
+          <w:bCs/>
+          <w:color w:val="0B1F2A"/>
           <w:sz w:val="25"/>
           <w:szCs w:val="25"/>
         </w:rPr>
@@ -303,7 +878,7 @@
       </w:pPr>
       <w:r>
         <w:rPr>
-          <w:rFonts w:ascii="Times New Roman" w:cs="Times New Roman" w:eastAsia="SimSun" w:hAnsi="Times New Roman"/>
+          <w:rFonts w:ascii="Calibri" w:cs="Calibri" w:eastAsia="SimSun" w:hAnsi="Calibri"/>
           <w:sz w:val="22"/>
           <w:szCs w:val="22"/>
         </w:rPr>
@@ -316,7 +891,7 @@
       </w:pPr>
       <w:r>
         <w:rPr>
-          <w:rFonts w:ascii="Times New Roman" w:cs="Times New Roman" w:eastAsia="SimSun" w:hAnsi="Times New Roman"/>
+          <w:rFonts w:ascii="Calibri" w:cs="Calibri" w:eastAsia="SimSun" w:hAnsi="Calibri"/>
           <w:sz w:val="22"/>
           <w:szCs w:val="22"/>
         </w:rPr>
@@ -329,7 +904,7 @@
       </w:pPr>
       <w:r>
         <w:rPr>
-          <w:rFonts w:ascii="Times New Roman" w:cs="Times New Roman" w:eastAsia="SimSun" w:hAnsi="Times New Roman"/>
+          <w:rFonts w:ascii="Calibri" w:cs="Calibri" w:eastAsia="SimSun" w:hAnsi="Calibri"/>
           <w:sz w:val="22"/>
           <w:szCs w:val="22"/>
         </w:rPr>
@@ -337,7 +912,7 @@
       </w:r>
       <w:r>
         <w:rPr>
-          <w:rFonts w:ascii="Times New Roman" w:cs="Times New Roman" w:eastAsia="SimSun" w:hAnsi="Times New Roman"/>
+          <w:rFonts w:ascii="Calibri" w:cs="Calibri" w:eastAsia="SimSun" w:hAnsi="Calibri"/>
           <w:i/>
           <w:iCs/>
           <w:sz w:val="22"/>
@@ -352,7 +927,7 @@
       </w:pPr>
       <w:r>
         <w:rPr>
-          <w:rFonts w:ascii="Times New Roman" w:cs="Times New Roman" w:eastAsia="SimSun" w:hAnsi="Times New Roman"/>
+          <w:rFonts w:ascii="Calibri" w:cs="Calibri" w:eastAsia="SimSun" w:hAnsi="Calibri"/>
           <w:sz w:val="22"/>
           <w:szCs w:val="22"/>
         </w:rPr>
@@ -360,7 +935,7 @@
       </w:r>
       <w:r>
         <w:rPr>
-          <w:rFonts w:ascii="Times New Roman" w:cs="Times New Roman" w:eastAsia="SimSun" w:hAnsi="Times New Roman"/>
+          <w:rFonts w:ascii="Calibri" w:cs="Calibri" w:eastAsia="SimSun" w:hAnsi="Calibri"/>
           <w:b/>
           <w:bCs/>
           <w:sz w:val="22"/>
@@ -370,11 +945,11 @@
       </w:r>
       <w:r>
         <w:rPr>
-          <w:rFonts w:ascii="Times New Roman" w:cs="Times New Roman" w:eastAsia="SimSun" w:hAnsi="Times New Roman"/>
-          <w:sz w:val="22"/>
-          <w:szCs w:val="22"/>
-        </w:rPr>
-        <w:t xml:space="preserve"> application data — users, credentials, weight logs, meal logs, chat transcripts, AI memory — as JSON files on local disk, and writes uploaded meal photographs to a local </w:t>
+          <w:rFonts w:ascii="Calibri" w:cs="Calibri" w:eastAsia="SimSun" w:hAnsi="Calibri"/>
+          <w:sz w:val="22"/>
+          <w:szCs w:val="22"/>
+        </w:rPr>
+        <w:t xml:space="preserve"> application data, users, credentials, weight logs, meal logs, chat transcripts, AI memory, as JSON files on local disk, and writes uploaded meal photographs to a local </w:t>
       </w:r>
       <w:r>
         <w:rPr>
@@ -386,7 +961,7 @@
       </w:r>
       <w:r>
         <w:rPr>
-          <w:rFonts w:ascii="Times New Roman" w:cs="Times New Roman" w:eastAsia="SimSun" w:hAnsi="Times New Roman"/>
+          <w:rFonts w:ascii="Calibri" w:cs="Calibri" w:eastAsia="SimSun" w:hAnsi="Calibri"/>
           <w:sz w:val="22"/>
           <w:szCs w:val="22"/>
         </w:rPr>
@@ -399,7 +974,7 @@
       </w:pPr>
       <w:r>
         <w:rPr>
-          <w:rFonts w:ascii="Times New Roman" w:cs="Times New Roman" w:eastAsia="SimSun" w:hAnsi="Times New Roman"/>
+          <w:rFonts w:ascii="Calibri" w:cs="Calibri" w:eastAsia="SimSun" w:hAnsi="Calibri"/>
           <w:sz w:val="22"/>
           <w:szCs w:val="22"/>
         </w:rPr>
@@ -407,7 +982,7 @@
       </w:r>
       <w:r>
         <w:rPr>
-          <w:rFonts w:ascii="Times New Roman" w:cs="Times New Roman" w:eastAsia="SimSun" w:hAnsi="Times New Roman"/>
+          <w:rFonts w:ascii="Calibri" w:cs="Calibri" w:eastAsia="SimSun" w:hAnsi="Calibri"/>
           <w:b/>
           <w:bCs/>
           <w:sz w:val="22"/>
@@ -417,11 +992,11 @@
       </w:r>
       <w:r>
         <w:rPr>
-          <w:rFonts w:ascii="Times New Roman" w:cs="Times New Roman" w:eastAsia="SimSun" w:hAnsi="Times New Roman"/>
-          <w:sz w:val="22"/>
-          <w:szCs w:val="22"/>
-        </w:rPr>
-        <w:t xml:space="preserve"> This is not a scaling concern to address later; it is the blocking defect. It applies to Reserved VM as well as Autoscale — there is no "single instance as a stopgap" escape.</w:t>
+          <w:rFonts w:ascii="Calibri" w:cs="Calibri" w:eastAsia="SimSun" w:hAnsi="Calibri"/>
+          <w:sz w:val="22"/>
+          <w:szCs w:val="22"/>
+        </w:rPr>
+        <w:t xml:space="preserve"> This is not a scaling concern to address later; it is the blocking defect. It applies to Reserved VM as well as Autoscale, there is no "single instance as a stopgap" escape.</w:t>
       </w:r>
     </w:p>
     <w:p>
@@ -430,7 +1005,7 @@
       </w:pPr>
       <w:r>
         <w:rPr>
-          <w:rFonts w:ascii="Times New Roman" w:cs="Times New Roman" w:eastAsia="SimSun" w:hAnsi="Times New Roman"/>
+          <w:rFonts w:ascii="Calibri" w:cs="Calibri" w:eastAsia="SimSun" w:hAnsi="Calibri"/>
           <w:sz w:val="22"/>
           <w:szCs w:val="22"/>
         </w:rPr>
@@ -440,14 +1015,14 @@
     <w:p>
       <w:pPr>
         <w:pStyle w:val="Heading2"/>
-        <w:spacing w:after="120" w:before="220"/>
-      </w:pPr>
-      <w:r>
-        <w:rPr>
-          <w:rFonts w:ascii="Times New Roman" w:cs="Times New Roman" w:eastAsia="SimSun" w:hAnsi="Times New Roman"/>
-          <w:b/>
-          <w:bCs/>
-          <w:color w:val="263238"/>
+        <w:spacing w:after="130" w:before="240"/>
+      </w:pPr>
+      <w:r>
+        <w:rPr>
+          <w:rFonts w:ascii="Calibri" w:cs="Calibri" w:eastAsia="SimSun" w:hAnsi="Calibri"/>
+          <w:b/>
+          <w:bCs/>
+          <w:color w:val="0B1F2A"/>
           <w:sz w:val="25"/>
           <w:szCs w:val="25"/>
         </w:rPr>
@@ -456,7 +1031,7 @@
     </w:p>
     <w:tbl>
       <w:tblPr>
-        <w:tblW w:type="pct" w:w="100%"/>
+        <w:tblW w:type="dxa" w:w="9360"/>
         <w:tblBorders>
           <w:top w:val="single" w:color="auto" w:sz="4"/>
           <w:left w:val="single" w:color="auto" w:sz="4"/>
@@ -477,21 +1052,24 @@
         <w:tc>
           <w:tcPr>
             <w:tcW w:type="dxa" w:w="4680"/>
-            <w:shd w:fill="EEF3F6" w:val="clear"/>
-            <w:tcMar>
-              <w:top w:type="dxa" w:w="90"/>
-              <w:left w:type="dxa" w:w="110"/>
-              <w:bottom w:type="dxa" w:w="90"/>
-              <w:right w:type="dxa" w:w="110"/>
-            </w:tcMar>
-          </w:tcPr>
-          <w:p>
-            <w:pPr>
-              <w:spacing w:after="60" w:line="270"/>
-            </w:pPr>
-            <w:r>
-              <w:rPr>
-                <w:rFonts w:ascii="Times New Roman" w:cs="Times New Roman" w:eastAsia="SimSun" w:hAnsi="Times New Roman"/>
+            <w:shd w:fill="EEF4F7" w:color="auto" w:val="clear"/>
+            <w:tcMar>
+              <w:top w:type="dxa" w:w="90"/>
+              <w:left w:type="dxa" w:w="110"/>
+              <w:bottom w:type="dxa" w:w="90"/>
+              <w:right w:type="dxa" w:w="110"/>
+            </w:tcMar>
+          </w:tcPr>
+          <w:p>
+            <w:pPr>
+              <w:spacing w:after="50" w:line="265"/>
+            </w:pPr>
+            <w:r>
+              <w:rPr>
+                <w:rFonts w:ascii="Calibri" w:cs="Calibri" w:eastAsia="SimSun" w:hAnsi="Calibri"/>
+                <w:b/>
+                <w:bCs/>
+                <w:color w:val="10344A"/>
                 <w:sz w:val="22"/>
                 <w:szCs w:val="22"/>
               </w:rPr>
@@ -502,21 +1080,24 @@
         <w:tc>
           <w:tcPr>
             <w:tcW w:type="dxa" w:w="4680"/>
-            <w:shd w:fill="EEF3F6" w:val="clear"/>
-            <w:tcMar>
-              <w:top w:type="dxa" w:w="90"/>
-              <w:left w:type="dxa" w:w="110"/>
-              <w:bottom w:type="dxa" w:w="90"/>
-              <w:right w:type="dxa" w:w="110"/>
-            </w:tcMar>
-          </w:tcPr>
-          <w:p>
-            <w:pPr>
-              <w:spacing w:after="60" w:line="270"/>
-            </w:pPr>
-            <w:r>
-              <w:rPr>
-                <w:rFonts w:ascii="Times New Roman" w:cs="Times New Roman" w:eastAsia="SimSun" w:hAnsi="Times New Roman"/>
+            <w:shd w:fill="EEF4F7" w:color="auto" w:val="clear"/>
+            <w:tcMar>
+              <w:top w:type="dxa" w:w="90"/>
+              <w:left w:type="dxa" w:w="110"/>
+              <w:bottom w:type="dxa" w:w="90"/>
+              <w:right w:type="dxa" w:w="110"/>
+            </w:tcMar>
+          </w:tcPr>
+          <w:p>
+            <w:pPr>
+              <w:spacing w:after="50" w:line="265"/>
+            </w:pPr>
+            <w:r>
+              <w:rPr>
+                <w:rFonts w:ascii="Calibri" w:cs="Calibri" w:eastAsia="SimSun" w:hAnsi="Calibri"/>
+                <w:b/>
+                <w:bCs/>
+                <w:color w:val="10344A"/>
                 <w:sz w:val="22"/>
                 <w:szCs w:val="22"/>
               </w:rPr>
@@ -541,11 +1122,11 @@
           </w:tcPr>
           <w:p>
             <w:pPr>
-              <w:spacing w:after="60" w:line="270"/>
-            </w:pPr>
-            <w:r>
-              <w:rPr>
-                <w:rFonts w:ascii="Times New Roman" w:cs="Times New Roman" w:eastAsia="SimSun" w:hAnsi="Times New Roman"/>
+              <w:spacing w:after="50" w:line="265"/>
+            </w:pPr>
+            <w:r>
+              <w:rPr>
+                <w:rFonts w:ascii="Calibri" w:cs="Calibri" w:eastAsia="SimSun" w:hAnsi="Calibri"/>
                 <w:sz w:val="22"/>
                 <w:szCs w:val="22"/>
               </w:rPr>
@@ -565,11 +1146,11 @@
           </w:tcPr>
           <w:p>
             <w:pPr>
-              <w:spacing w:after="60" w:line="270"/>
-            </w:pPr>
-            <w:r>
-              <w:rPr>
-                <w:rFonts w:ascii="Times New Roman" w:cs="Times New Roman" w:eastAsia="SimSun" w:hAnsi="Times New Roman"/>
+              <w:spacing w:after="50" w:line="265"/>
+            </w:pPr>
+            <w:r>
+              <w:rPr>
+                <w:rFonts w:ascii="Calibri" w:cs="Calibri" w:eastAsia="SimSun" w:hAnsi="Calibri"/>
                 <w:b/>
                 <w:bCs/>
                 <w:sz w:val="22"/>
@@ -579,11 +1160,11 @@
             </w:r>
             <w:r>
               <w:rPr>
-                <w:rFonts w:ascii="Times New Roman" w:cs="Times New Roman" w:eastAsia="SimSun" w:hAnsi="Times New Roman"/>
-                <w:sz w:val="22"/>
-                <w:szCs w:val="22"/>
-              </w:rPr>
-              <w:t xml:space="preserve"> Reorganised this pass — see §2</w:t>
+                <w:rFonts w:ascii="Calibri" w:cs="Calibri" w:eastAsia="SimSun" w:hAnsi="Calibri"/>
+                <w:sz w:val="22"/>
+                <w:szCs w:val="22"/>
+              </w:rPr>
+              <w:t xml:space="preserve"> Reorganised this pass, see §2</w:t>
             </w:r>
           </w:p>
         </w:tc>
@@ -604,11 +1185,11 @@
           </w:tcPr>
           <w:p>
             <w:pPr>
-              <w:spacing w:after="60" w:line="270"/>
-            </w:pPr>
-            <w:r>
-              <w:rPr>
-                <w:rFonts w:ascii="Times New Roman" w:cs="Times New Roman" w:eastAsia="SimSun" w:hAnsi="Times New Roman"/>
+              <w:spacing w:after="50" w:line="265"/>
+            </w:pPr>
+            <w:r>
+              <w:rPr>
+                <w:rFonts w:ascii="Calibri" w:cs="Calibri" w:eastAsia="SimSun" w:hAnsi="Calibri"/>
                 <w:sz w:val="22"/>
                 <w:szCs w:val="22"/>
               </w:rPr>
@@ -628,11 +1209,11 @@
           </w:tcPr>
           <w:p>
             <w:pPr>
-              <w:spacing w:after="60" w:line="270"/>
-            </w:pPr>
-            <w:r>
-              <w:rPr>
-                <w:rFonts w:ascii="Times New Roman" w:cs="Times New Roman" w:eastAsia="SimSun" w:hAnsi="Times New Roman"/>
+              <w:spacing w:after="50" w:line="265"/>
+            </w:pPr>
+            <w:r>
+              <w:rPr>
+                <w:rFonts w:ascii="Calibri" w:cs="Calibri" w:eastAsia="SimSun" w:hAnsi="Calibri"/>
                 <w:b/>
                 <w:bCs/>
                 <w:sz w:val="22"/>
@@ -642,7 +1223,7 @@
             </w:r>
             <w:r>
               <w:rPr>
-                <w:rFonts w:ascii="Times New Roman" w:cs="Times New Roman" w:eastAsia="SimSun" w:hAnsi="Times New Roman"/>
+                <w:rFonts w:ascii="Calibri" w:cs="Calibri" w:eastAsia="SimSun" w:hAnsi="Calibri"/>
                 <w:sz w:val="22"/>
                 <w:szCs w:val="22"/>
               </w:rPr>
@@ -667,11 +1248,11 @@
           </w:tcPr>
           <w:p>
             <w:pPr>
-              <w:spacing w:after="60" w:line="270"/>
-            </w:pPr>
-            <w:r>
-              <w:rPr>
-                <w:rFonts w:ascii="Times New Roman" w:cs="Times New Roman" w:eastAsia="SimSun" w:hAnsi="Times New Roman"/>
+              <w:spacing w:after="50" w:line="265"/>
+            </w:pPr>
+            <w:r>
+              <w:rPr>
+                <w:rFonts w:ascii="Calibri" w:cs="Calibri" w:eastAsia="SimSun" w:hAnsi="Calibri"/>
                 <w:sz w:val="22"/>
                 <w:szCs w:val="22"/>
               </w:rPr>
@@ -691,11 +1272,11 @@
           </w:tcPr>
           <w:p>
             <w:pPr>
-              <w:spacing w:after="60" w:line="270"/>
-            </w:pPr>
-            <w:r>
-              <w:rPr>
-                <w:rFonts w:ascii="Times New Roman" w:cs="Times New Roman" w:eastAsia="SimSun" w:hAnsi="Times New Roman"/>
+              <w:spacing w:after="50" w:line="265"/>
+            </w:pPr>
+            <w:r>
+              <w:rPr>
+                <w:rFonts w:ascii="Calibri" w:cs="Calibri" w:eastAsia="SimSun" w:hAnsi="Calibri"/>
                 <w:b/>
                 <w:bCs/>
                 <w:sz w:val="22"/>
@@ -705,11 +1286,11 @@
             </w:r>
             <w:r>
               <w:rPr>
-                <w:rFonts w:ascii="Times New Roman" w:cs="Times New Roman" w:eastAsia="SimSun" w:hAnsi="Times New Roman"/>
-                <w:sz w:val="22"/>
-                <w:szCs w:val="22"/>
-              </w:rPr>
-              <w:t xml:space="preserve"> 412 tests, 31 files</w:t>
+                <w:rFonts w:ascii="Calibri" w:cs="Calibri" w:eastAsia="SimSun" w:hAnsi="Calibri"/>
+                <w:sz w:val="22"/>
+                <w:szCs w:val="22"/>
+              </w:rPr>
+              <w:t xml:space="preserve"> 431 tests, 35 files</w:t>
             </w:r>
           </w:p>
         </w:tc>
@@ -730,11 +1311,11 @@
           </w:tcPr>
           <w:p>
             <w:pPr>
-              <w:spacing w:after="60" w:line="270"/>
-            </w:pPr>
-            <w:r>
-              <w:rPr>
-                <w:rFonts w:ascii="Times New Roman" w:cs="Times New Roman" w:eastAsia="SimSun" w:hAnsi="Times New Roman"/>
+              <w:spacing w:after="50" w:line="265"/>
+            </w:pPr>
+            <w:r>
+              <w:rPr>
+                <w:rFonts w:ascii="Calibri" w:cs="Calibri" w:eastAsia="SimSun" w:hAnsi="Calibri"/>
                 <w:sz w:val="22"/>
                 <w:szCs w:val="22"/>
               </w:rPr>
@@ -754,11 +1335,11 @@
           </w:tcPr>
           <w:p>
             <w:pPr>
-              <w:spacing w:after="60" w:line="270"/>
-            </w:pPr>
-            <w:r>
-              <w:rPr>
-                <w:rFonts w:ascii="Times New Roman" w:cs="Times New Roman" w:eastAsia="SimSun" w:hAnsi="Times New Roman"/>
+              <w:spacing w:after="50" w:line="265"/>
+            </w:pPr>
+            <w:r>
+              <w:rPr>
+                <w:rFonts w:ascii="Calibri" w:cs="Calibri" w:eastAsia="SimSun" w:hAnsi="Calibri"/>
                 <w:b/>
                 <w:bCs/>
                 <w:sz w:val="22"/>
@@ -768,7 +1349,7 @@
             </w:r>
             <w:r>
               <w:rPr>
-                <w:rFonts w:ascii="Times New Roman" w:cs="Times New Roman" w:eastAsia="SimSun" w:hAnsi="Times New Roman"/>
+                <w:rFonts w:ascii="Calibri" w:cs="Calibri" w:eastAsia="SimSun" w:hAnsi="Calibri"/>
                 <w:sz w:val="22"/>
                 <w:szCs w:val="22"/>
               </w:rPr>
@@ -793,11 +1374,11 @@
           </w:tcPr>
           <w:p>
             <w:pPr>
-              <w:spacing w:after="60" w:line="270"/>
-            </w:pPr>
-            <w:r>
-              <w:rPr>
-                <w:rFonts w:ascii="Times New Roman" w:cs="Times New Roman" w:eastAsia="SimSun" w:hAnsi="Times New Roman"/>
+              <w:spacing w:after="50" w:line="265"/>
+            </w:pPr>
+            <w:r>
+              <w:rPr>
+                <w:rFonts w:ascii="Calibri" w:cs="Calibri" w:eastAsia="SimSun" w:hAnsi="Calibri"/>
                 <w:sz w:val="22"/>
                 <w:szCs w:val="22"/>
               </w:rPr>
@@ -817,11 +1398,11 @@
           </w:tcPr>
           <w:p>
             <w:pPr>
-              <w:spacing w:after="60" w:line="270"/>
-            </w:pPr>
-            <w:r>
-              <w:rPr>
-                <w:rFonts w:ascii="Times New Roman" w:cs="Times New Roman" w:eastAsia="SimSun" w:hAnsi="Times New Roman"/>
+              <w:spacing w:after="50" w:line="265"/>
+            </w:pPr>
+            <w:r>
+              <w:rPr>
+                <w:rFonts w:ascii="Calibri" w:cs="Calibri" w:eastAsia="SimSun" w:hAnsi="Calibri"/>
                 <w:b/>
                 <w:bCs/>
                 <w:sz w:val="22"/>
@@ -831,11 +1412,11 @@
             </w:r>
             <w:r>
               <w:rPr>
-                <w:rFonts w:ascii="Times New Roman" w:cs="Times New Roman" w:eastAsia="SimSun" w:hAnsi="Times New Roman"/>
-                <w:sz w:val="22"/>
-                <w:szCs w:val="22"/>
-              </w:rPr>
-              <w:t xml:space="preserve"> — needs a real database attached and verified</w:t>
+                <w:rFonts w:ascii="Calibri" w:cs="Calibri" w:eastAsia="SimSun" w:hAnsi="Calibri"/>
+                <w:sz w:val="22"/>
+                <w:szCs w:val="22"/>
+              </w:rPr>
+              <w:t xml:space="preserve">, needs a real database attached and verified</w:t>
             </w:r>
           </w:p>
         </w:tc>
@@ -856,11 +1437,11 @@
           </w:tcPr>
           <w:p>
             <w:pPr>
-              <w:spacing w:after="60" w:line="270"/>
-            </w:pPr>
-            <w:r>
-              <w:rPr>
-                <w:rFonts w:ascii="Times New Roman" w:cs="Times New Roman" w:eastAsia="SimSun" w:hAnsi="Times New Roman"/>
+              <w:spacing w:after="50" w:line="265"/>
+            </w:pPr>
+            <w:r>
+              <w:rPr>
+                <w:rFonts w:ascii="Calibri" w:cs="Calibri" w:eastAsia="SimSun" w:hAnsi="Calibri"/>
                 <w:sz w:val="22"/>
                 <w:szCs w:val="22"/>
               </w:rPr>
@@ -880,11 +1461,11 @@
           </w:tcPr>
           <w:p>
             <w:pPr>
-              <w:spacing w:after="60" w:line="270"/>
-            </w:pPr>
-            <w:r>
-              <w:rPr>
-                <w:rFonts w:ascii="Times New Roman" w:cs="Times New Roman" w:eastAsia="SimSun" w:hAnsi="Times New Roman"/>
+              <w:spacing w:after="50" w:line="265"/>
+            </w:pPr>
+            <w:r>
+              <w:rPr>
+                <w:rFonts w:ascii="Calibri" w:cs="Calibri" w:eastAsia="SimSun" w:hAnsi="Calibri"/>
                 <w:b/>
                 <w:bCs/>
                 <w:sz w:val="22"/>
@@ -894,7 +1475,7 @@
             </w:r>
             <w:r>
               <w:rPr>
-                <w:rFonts w:ascii="Times New Roman" w:cs="Times New Roman" w:eastAsia="SimSun" w:hAnsi="Times New Roman"/>
+                <w:rFonts w:ascii="Calibri" w:cs="Calibri" w:eastAsia="SimSun" w:hAnsi="Calibri"/>
                 <w:sz w:val="22"/>
                 <w:szCs w:val="22"/>
               </w:rPr>
@@ -919,11 +1500,11 @@
           </w:tcPr>
           <w:p>
             <w:pPr>
-              <w:spacing w:after="60" w:line="270"/>
-            </w:pPr>
-            <w:r>
-              <w:rPr>
-                <w:rFonts w:ascii="Times New Roman" w:cs="Times New Roman" w:eastAsia="SimSun" w:hAnsi="Times New Roman"/>
+              <w:spacing w:after="50" w:line="265"/>
+            </w:pPr>
+            <w:r>
+              <w:rPr>
+                <w:rFonts w:ascii="Calibri" w:cs="Calibri" w:eastAsia="SimSun" w:hAnsi="Calibri"/>
                 <w:sz w:val="22"/>
                 <w:szCs w:val="22"/>
               </w:rPr>
@@ -943,11 +1524,11 @@
           </w:tcPr>
           <w:p>
             <w:pPr>
-              <w:spacing w:after="60" w:line="270"/>
-            </w:pPr>
-            <w:r>
-              <w:rPr>
-                <w:rFonts w:ascii="Times New Roman" w:cs="Times New Roman" w:eastAsia="SimSun" w:hAnsi="Times New Roman"/>
+              <w:spacing w:after="50" w:line="265"/>
+            </w:pPr>
+            <w:r>
+              <w:rPr>
+                <w:rFonts w:ascii="Calibri" w:cs="Calibri" w:eastAsia="SimSun" w:hAnsi="Calibri"/>
                 <w:b/>
                 <w:bCs/>
                 <w:sz w:val="22"/>
@@ -957,7 +1538,7 @@
             </w:r>
             <w:r>
               <w:rPr>
-                <w:rFonts w:ascii="Times New Roman" w:cs="Times New Roman" w:eastAsia="SimSun" w:hAnsi="Times New Roman"/>
+                <w:rFonts w:ascii="Calibri" w:cs="Calibri" w:eastAsia="SimSun" w:hAnsi="Calibri"/>
                 <w:sz w:val="22"/>
                 <w:szCs w:val="22"/>
               </w:rPr>
@@ -982,11 +1563,11 @@
           </w:tcPr>
           <w:p>
             <w:pPr>
-              <w:spacing w:after="60" w:line="270"/>
-            </w:pPr>
-            <w:r>
-              <w:rPr>
-                <w:rFonts w:ascii="Times New Roman" w:cs="Times New Roman" w:eastAsia="SimSun" w:hAnsi="Times New Roman"/>
+              <w:spacing w:after="50" w:line="265"/>
+            </w:pPr>
+            <w:r>
+              <w:rPr>
+                <w:rFonts w:ascii="Calibri" w:cs="Calibri" w:eastAsia="SimSun" w:hAnsi="Calibri"/>
                 <w:sz w:val="22"/>
                 <w:szCs w:val="22"/>
               </w:rPr>
@@ -1006,11 +1587,11 @@
           </w:tcPr>
           <w:p>
             <w:pPr>
-              <w:spacing w:after="60" w:line="270"/>
-            </w:pPr>
-            <w:r>
-              <w:rPr>
-                <w:rFonts w:ascii="Times New Roman" w:cs="Times New Roman" w:eastAsia="SimSun" w:hAnsi="Times New Roman"/>
+              <w:spacing w:after="50" w:line="265"/>
+            </w:pPr>
+            <w:r>
+              <w:rPr>
+                <w:rFonts w:ascii="Calibri" w:cs="Calibri" w:eastAsia="SimSun" w:hAnsi="Calibri"/>
                 <w:b/>
                 <w:bCs/>
                 <w:sz w:val="22"/>
@@ -1037,11 +1618,11 @@
           </w:tcPr>
           <w:p>
             <w:pPr>
-              <w:spacing w:after="60" w:line="270"/>
-            </w:pPr>
-            <w:r>
-              <w:rPr>
-                <w:rFonts w:ascii="Times New Roman" w:cs="Times New Roman" w:eastAsia="SimSun" w:hAnsi="Times New Roman"/>
+              <w:spacing w:after="50" w:line="265"/>
+            </w:pPr>
+            <w:r>
+              <w:rPr>
+                <w:rFonts w:ascii="Calibri" w:cs="Calibri" w:eastAsia="SimSun" w:hAnsi="Calibri"/>
                 <w:sz w:val="22"/>
                 <w:szCs w:val="22"/>
               </w:rPr>
@@ -1061,11 +1642,11 @@
           </w:tcPr>
           <w:p>
             <w:pPr>
-              <w:spacing w:after="60" w:line="270"/>
-            </w:pPr>
-            <w:r>
-              <w:rPr>
-                <w:rFonts w:ascii="Times New Roman" w:cs="Times New Roman" w:eastAsia="SimSun" w:hAnsi="Times New Roman"/>
+              <w:spacing w:after="50" w:line="265"/>
+            </w:pPr>
+            <w:r>
+              <w:rPr>
+                <w:rFonts w:ascii="Calibri" w:cs="Calibri" w:eastAsia="SimSun" w:hAnsi="Calibri"/>
                 <w:b/>
                 <w:bCs/>
                 <w:sz w:val="22"/>
@@ -1075,11 +1656,11 @@
             </w:r>
             <w:r>
               <w:rPr>
-                <w:rFonts w:ascii="Times New Roman" w:cs="Times New Roman" w:eastAsia="SimSun" w:hAnsi="Times New Roman"/>
-                <w:sz w:val="22"/>
-                <w:szCs w:val="22"/>
-              </w:rPr>
-              <w:t xml:space="preserve">, with one caveat — §6</w:t>
+                <w:rFonts w:ascii="Calibri" w:cs="Calibri" w:eastAsia="SimSun" w:hAnsi="Calibri"/>
+                <w:sz w:val="22"/>
+                <w:szCs w:val="22"/>
+              </w:rPr>
+              <w:t xml:space="preserve">, with one caveat, §6</w:t>
             </w:r>
           </w:p>
         </w:tc>
@@ -1100,11 +1681,11 @@
           </w:tcPr>
           <w:p>
             <w:pPr>
-              <w:spacing w:after="60" w:line="270"/>
-            </w:pPr>
-            <w:r>
-              <w:rPr>
-                <w:rFonts w:ascii="Times New Roman" w:cs="Times New Roman" w:eastAsia="SimSun" w:hAnsi="Times New Roman"/>
+              <w:spacing w:after="50" w:line="265"/>
+            </w:pPr>
+            <w:r>
+              <w:rPr>
+                <w:rFonts w:ascii="Calibri" w:cs="Calibri" w:eastAsia="SimSun" w:hAnsi="Calibri"/>
                 <w:sz w:val="22"/>
                 <w:szCs w:val="22"/>
               </w:rPr>
@@ -1124,11 +1705,11 @@
           </w:tcPr>
           <w:p>
             <w:pPr>
-              <w:spacing w:after="60" w:line="270"/>
-            </w:pPr>
-            <w:r>
-              <w:rPr>
-                <w:rFonts w:ascii="Times New Roman" w:cs="Times New Roman" w:eastAsia="SimSun" w:hAnsi="Times New Roman"/>
+              <w:spacing w:after="50" w:line="265"/>
+            </w:pPr>
+            <w:r>
+              <w:rPr>
+                <w:rFonts w:ascii="Calibri" w:cs="Calibri" w:eastAsia="SimSun" w:hAnsi="Calibri"/>
                 <w:b/>
                 <w:bCs/>
                 <w:sz w:val="22"/>
@@ -1138,11 +1719,11 @@
             </w:r>
             <w:r>
               <w:rPr>
-                <w:rFonts w:ascii="Times New Roman" w:cs="Times New Roman" w:eastAsia="SimSun" w:hAnsi="Times New Roman"/>
-                <w:sz w:val="22"/>
-                <w:szCs w:val="22"/>
-              </w:rPr>
-              <w:t xml:space="preserve"> This is the real blocker — §7</w:t>
+                <w:rFonts w:ascii="Calibri" w:cs="Calibri" w:eastAsia="SimSun" w:hAnsi="Calibri"/>
+                <w:sz w:val="22"/>
+                <w:szCs w:val="22"/>
+              </w:rPr>
+              <w:t xml:space="preserve"> This is the real blocker, §7</w:t>
             </w:r>
           </w:p>
         </w:tc>
@@ -1150,11 +1731,11 @@
     </w:tbl>
     <w:p>
       <w:pPr>
-        <w:spacing w:after="120"/>
-      </w:pPr>
-      <w:r>
-        <w:rPr>
-          <w:rFonts w:ascii="Times New Roman" w:cs="Times New Roman" w:eastAsia="SimSun" w:hAnsi="Times New Roman"/>
+        <w:spacing w:after="140"/>
+      </w:pPr>
+      <w:r>
+        <w:rPr>
+          <w:rFonts w:ascii="Calibri" w:cs="Calibri" w:eastAsia="SimSun" w:hAnsi="Calibri"/>
           <w:sz w:val="22"/>
           <w:szCs w:val="22"/>
         </w:rPr>
@@ -1167,7 +1748,7 @@
       </w:pPr>
       <w:r>
         <w:rPr>
-          <w:rFonts w:ascii="Times New Roman" w:cs="Times New Roman" w:eastAsia="SimSun" w:hAnsi="Times New Roman"/>
+          <w:rFonts w:ascii="Calibri" w:cs="Calibri" w:eastAsia="SimSun" w:hAnsi="Calibri"/>
           <w:b/>
           <w:bCs/>
           <w:sz w:val="22"/>
@@ -1177,7 +1758,7 @@
       </w:r>
       <w:r>
         <w:rPr>
-          <w:rFonts w:ascii="Times New Roman" w:cs="Times New Roman" w:eastAsia="SimSun" w:hAnsi="Times New Roman"/>
+          <w:rFonts w:ascii="Calibri" w:cs="Calibri" w:eastAsia="SimSun" w:hAnsi="Calibri"/>
           <w:sz w:val="22"/>
           <w:szCs w:val="22"/>
         </w:rPr>
@@ -1185,7 +1766,7 @@
       </w:r>
       <w:r>
         <w:rPr>
-          <w:rFonts w:ascii="Times New Roman" w:cs="Times New Roman" w:eastAsia="SimSun" w:hAnsi="Times New Roman"/>
+          <w:rFonts w:ascii="Calibri" w:cs="Calibri" w:eastAsia="SimSun" w:hAnsi="Calibri"/>
           <w:b/>
           <w:bCs/>
           <w:sz w:val="22"/>
@@ -1195,7 +1776,7 @@
       </w:r>
       <w:r>
         <w:rPr>
-          <w:rFonts w:ascii="Times New Roman" w:cs="Times New Roman" w:eastAsia="SimSun" w:hAnsi="Times New Roman"/>
+          <w:rFonts w:ascii="Calibri" w:cs="Calibri" w:eastAsia="SimSun" w:hAnsi="Calibri"/>
           <w:sz w:val="22"/>
           <w:szCs w:val="22"/>
         </w:rPr>
@@ -1205,14 +1786,14 @@
     <w:p>
       <w:pPr>
         <w:pStyle w:val="Heading2"/>
-        <w:spacing w:after="120" w:before="220"/>
-      </w:pPr>
-      <w:r>
-        <w:rPr>
-          <w:rFonts w:ascii="Times New Roman" w:cs="Times New Roman" w:eastAsia="SimSun" w:hAnsi="Times New Roman"/>
-          <w:b/>
-          <w:bCs/>
-          <w:color w:val="263238"/>
+        <w:spacing w:after="130" w:before="240"/>
+      </w:pPr>
+      <w:r>
+        <w:rPr>
+          <w:rFonts w:ascii="Calibri" w:cs="Calibri" w:eastAsia="SimSun" w:hAnsi="Calibri"/>
+          <w:b/>
+          <w:bCs/>
+          <w:color w:val="0B1F2A"/>
           <w:sz w:val="25"/>
           <w:szCs w:val="25"/>
         </w:rPr>
@@ -1225,11 +1806,11 @@
       </w:pPr>
       <w:r>
         <w:rPr>
-          <w:rFonts w:ascii="Times New Roman" w:cs="Times New Roman" w:eastAsia="SimSun" w:hAnsi="Times New Roman"/>
-          <w:sz w:val="22"/>
-          <w:szCs w:val="22"/>
-        </w:rPr>
-        <w:t xml:space="preserve">The concern about AI-tool folders polluting the tree was valid as a principle but did not apply here — there were no </w:t>
+          <w:rFonts w:ascii="Calibri" w:cs="Calibri" w:eastAsia="SimSun" w:hAnsi="Calibri"/>
+          <w:sz w:val="22"/>
+          <w:szCs w:val="22"/>
+        </w:rPr>
+        <w:t xml:space="preserve">The concern about AI-tool folders polluting the tree was valid as a principle but did not apply here, there were no </w:t>
       </w:r>
       <w:r>
         <w:rPr>
@@ -1241,7 +1822,7 @@
       </w:r>
       <w:r>
         <w:rPr>
-          <w:rFonts w:ascii="Times New Roman" w:cs="Times New Roman" w:eastAsia="SimSun" w:hAnsi="Times New Roman"/>
+          <w:rFonts w:ascii="Calibri" w:cs="Calibri" w:eastAsia="SimSun" w:hAnsi="Calibri"/>
           <w:sz w:val="22"/>
           <w:szCs w:val="22"/>
         </w:rPr>
@@ -1257,7 +1838,7 @@
       </w:r>
       <w:r>
         <w:rPr>
-          <w:rFonts w:ascii="Times New Roman" w:cs="Times New Roman" w:eastAsia="SimSun" w:hAnsi="Times New Roman"/>
+          <w:rFonts w:ascii="Calibri" w:cs="Calibri" w:eastAsia="SimSun" w:hAnsi="Calibri"/>
           <w:sz w:val="22"/>
           <w:szCs w:val="22"/>
         </w:rPr>
@@ -1273,7 +1854,7 @@
       </w:r>
       <w:r>
         <w:rPr>
-          <w:rFonts w:ascii="Times New Roman" w:cs="Times New Roman" w:eastAsia="SimSun" w:hAnsi="Times New Roman"/>
+          <w:rFonts w:ascii="Calibri" w:cs="Calibri" w:eastAsia="SimSun" w:hAnsi="Calibri"/>
           <w:sz w:val="22"/>
           <w:szCs w:val="22"/>
         </w:rPr>
@@ -1281,7 +1862,7 @@
       </w:r>
       <w:r>
         <w:rPr>
-          <w:rFonts w:ascii="Times New Roman" w:cs="Times New Roman" w:eastAsia="SimSun" w:hAnsi="Times New Roman"/>
+          <w:rFonts w:ascii="Calibri" w:cs="Calibri" w:eastAsia="SimSun" w:hAnsi="Calibri"/>
           <w:b/>
           <w:bCs/>
           <w:sz w:val="22"/>
@@ -1291,7 +1872,7 @@
       </w:r>
       <w:r>
         <w:rPr>
-          <w:rFonts w:ascii="Times New Roman" w:cs="Times New Roman" w:eastAsia="SimSun" w:hAnsi="Times New Roman"/>
+          <w:rFonts w:ascii="Calibri" w:cs="Calibri" w:eastAsia="SimSun" w:hAnsi="Calibri"/>
           <w:sz w:val="22"/>
           <w:szCs w:val="22"/>
         </w:rPr>
@@ -1307,7 +1888,7 @@
       </w:r>
       <w:r>
         <w:rPr>
-          <w:rFonts w:ascii="Times New Roman" w:cs="Times New Roman" w:eastAsia="SimSun" w:hAnsi="Times New Roman"/>
+          <w:rFonts w:ascii="Calibri" w:cs="Calibri" w:eastAsia="SimSun" w:hAnsi="Calibri"/>
           <w:sz w:val="22"/>
           <w:szCs w:val="22"/>
         </w:rPr>
@@ -1320,7 +1901,7 @@
       </w:pPr>
       <w:r>
         <w:rPr>
-          <w:rFonts w:ascii="Times New Roman" w:cs="Times New Roman" w:eastAsia="SimSun" w:hAnsi="Times New Roman"/>
+          <w:rFonts w:ascii="Calibri" w:cs="Calibri" w:eastAsia="SimSun" w:hAnsi="Calibri"/>
           <w:sz w:val="22"/>
           <w:szCs w:val="22"/>
         </w:rPr>
@@ -1329,7 +1910,7 @@
     </w:p>
     <w:tbl>
       <w:tblPr>
-        <w:tblW w:type="pct" w:w="100%"/>
+        <w:tblW w:type="dxa" w:w="9360"/>
         <w:tblBorders>
           <w:top w:val="single" w:color="auto" w:sz="4"/>
           <w:left w:val="single" w:color="auto" w:sz="4"/>
@@ -1351,21 +1932,24 @@
         <w:tc>
           <w:tcPr>
             <w:tcW w:type="dxa" w:w="3120"/>
-            <w:shd w:fill="EEF3F6" w:val="clear"/>
-            <w:tcMar>
-              <w:top w:type="dxa" w:w="90"/>
-              <w:left w:type="dxa" w:w="110"/>
-              <w:bottom w:type="dxa" w:w="90"/>
-              <w:right w:type="dxa" w:w="110"/>
-            </w:tcMar>
-          </w:tcPr>
-          <w:p>
-            <w:pPr>
-              <w:spacing w:after="60" w:line="270"/>
-            </w:pPr>
-            <w:r>
-              <w:rPr>
-                <w:rFonts w:ascii="Times New Roman" w:cs="Times New Roman" w:eastAsia="SimSun" w:hAnsi="Times New Roman"/>
+            <w:shd w:fill="EEF4F7" w:color="auto" w:val="clear"/>
+            <w:tcMar>
+              <w:top w:type="dxa" w:w="90"/>
+              <w:left w:type="dxa" w:w="110"/>
+              <w:bottom w:type="dxa" w:w="90"/>
+              <w:right w:type="dxa" w:w="110"/>
+            </w:tcMar>
+          </w:tcPr>
+          <w:p>
+            <w:pPr>
+              <w:spacing w:after="50" w:line="265"/>
+            </w:pPr>
+            <w:r>
+              <w:rPr>
+                <w:rFonts w:ascii="Calibri" w:cs="Calibri" w:eastAsia="SimSun" w:hAnsi="Calibri"/>
+                <w:b/>
+                <w:bCs/>
+                <w:color w:val="10344A"/>
                 <w:sz w:val="22"/>
                 <w:szCs w:val="22"/>
               </w:rPr>
@@ -1376,21 +1960,24 @@
         <w:tc>
           <w:tcPr>
             <w:tcW w:type="dxa" w:w="3120"/>
-            <w:shd w:fill="EEF3F6" w:val="clear"/>
-            <w:tcMar>
-              <w:top w:type="dxa" w:w="90"/>
-              <w:left w:type="dxa" w:w="110"/>
-              <w:bottom w:type="dxa" w:w="90"/>
-              <w:right w:type="dxa" w:w="110"/>
-            </w:tcMar>
-          </w:tcPr>
-          <w:p>
-            <w:pPr>
-              <w:spacing w:after="60" w:line="270"/>
-            </w:pPr>
-            <w:r>
-              <w:rPr>
-                <w:rFonts w:ascii="Times New Roman" w:cs="Times New Roman" w:eastAsia="SimSun" w:hAnsi="Times New Roman"/>
+            <w:shd w:fill="EEF4F7" w:color="auto" w:val="clear"/>
+            <w:tcMar>
+              <w:top w:type="dxa" w:w="90"/>
+              <w:left w:type="dxa" w:w="110"/>
+              <w:bottom w:type="dxa" w:w="90"/>
+              <w:right w:type="dxa" w:w="110"/>
+            </w:tcMar>
+          </w:tcPr>
+          <w:p>
+            <w:pPr>
+              <w:spacing w:after="50" w:line="265"/>
+            </w:pPr>
+            <w:r>
+              <w:rPr>
+                <w:rFonts w:ascii="Calibri" w:cs="Calibri" w:eastAsia="SimSun" w:hAnsi="Calibri"/>
+                <w:b/>
+                <w:bCs/>
+                <w:color w:val="10344A"/>
                 <w:sz w:val="22"/>
                 <w:szCs w:val="22"/>
               </w:rPr>
@@ -1401,21 +1988,24 @@
         <w:tc>
           <w:tcPr>
             <w:tcW w:type="dxa" w:w="3120"/>
-            <w:shd w:fill="EEF3F6" w:val="clear"/>
-            <w:tcMar>
-              <w:top w:type="dxa" w:w="90"/>
-              <w:left w:type="dxa" w:w="110"/>
-              <w:bottom w:type="dxa" w:w="90"/>
-              <w:right w:type="dxa" w:w="110"/>
-            </w:tcMar>
-          </w:tcPr>
-          <w:p>
-            <w:pPr>
-              <w:spacing w:after="60" w:line="270"/>
-            </w:pPr>
-            <w:r>
-              <w:rPr>
-                <w:rFonts w:ascii="Times New Roman" w:cs="Times New Roman" w:eastAsia="SimSun" w:hAnsi="Times New Roman"/>
+            <w:shd w:fill="EEF4F7" w:color="auto" w:val="clear"/>
+            <w:tcMar>
+              <w:top w:type="dxa" w:w="90"/>
+              <w:left w:type="dxa" w:w="110"/>
+              <w:bottom w:type="dxa" w:w="90"/>
+              <w:right w:type="dxa" w:w="110"/>
+            </w:tcMar>
+          </w:tcPr>
+          <w:p>
+            <w:pPr>
+              <w:spacing w:after="50" w:line="265"/>
+            </w:pPr>
+            <w:r>
+              <w:rPr>
+                <w:rFonts w:ascii="Calibri" w:cs="Calibri" w:eastAsia="SimSun" w:hAnsi="Calibri"/>
+                <w:b/>
+                <w:bCs/>
+                <w:color w:val="10344A"/>
                 <w:sz w:val="22"/>
                 <w:szCs w:val="22"/>
               </w:rPr>
@@ -1440,7 +2030,7 @@
           </w:tcPr>
           <w:p>
             <w:pPr>
-              <w:spacing w:after="60" w:line="270"/>
+              <w:spacing w:after="50" w:line="265"/>
             </w:pPr>
             <w:r>
               <w:rPr>
@@ -1464,7 +2054,7 @@
           </w:tcPr>
           <w:p>
             <w:pPr>
-              <w:spacing w:after="60" w:line="270"/>
+              <w:spacing w:after="50" w:line="265"/>
             </w:pPr>
             <w:r>
               <w:rPr>
@@ -1488,11 +2078,11 @@
           </w:tcPr>
           <w:p>
             <w:pPr>
-              <w:spacing w:after="60" w:line="270"/>
-            </w:pPr>
-            <w:r>
-              <w:rPr>
-                <w:rFonts w:ascii="Times New Roman" w:cs="Times New Roman" w:eastAsia="SimSun" w:hAnsi="Times New Roman"/>
+              <w:spacing w:after="50" w:line="265"/>
+            </w:pPr>
+            <w:r>
+              <w:rPr>
+                <w:rFonts w:ascii="Calibri" w:cs="Calibri" w:eastAsia="SimSun" w:hAnsi="Calibri"/>
                 <w:sz w:val="22"/>
                 <w:szCs w:val="22"/>
               </w:rPr>
@@ -1517,7 +2107,7 @@
           </w:tcPr>
           <w:p>
             <w:pPr>
-              <w:spacing w:after="60" w:line="270"/>
+              <w:spacing w:after="50" w:line="265"/>
             </w:pPr>
             <w:r>
               <w:rPr>
@@ -1541,7 +2131,7 @@
           </w:tcPr>
           <w:p>
             <w:pPr>
-              <w:spacing w:after="60" w:line="270"/>
+              <w:spacing w:after="50" w:line="265"/>
             </w:pPr>
             <w:r>
               <w:rPr>
@@ -1565,11 +2155,11 @@
           </w:tcPr>
           <w:p>
             <w:pPr>
-              <w:spacing w:after="60" w:line="270"/>
-            </w:pPr>
-            <w:r>
-              <w:rPr>
-                <w:rFonts w:ascii="Times New Roman" w:cs="Times New Roman" w:eastAsia="SimSun" w:hAnsi="Times New Roman"/>
+              <w:spacing w:after="50" w:line="265"/>
+            </w:pPr>
+            <w:r>
+              <w:rPr>
+                <w:rFonts w:ascii="Calibri" w:cs="Calibri" w:eastAsia="SimSun" w:hAnsi="Calibri"/>
                 <w:sz w:val="22"/>
                 <w:szCs w:val="22"/>
               </w:rPr>
@@ -1594,7 +2184,7 @@
           </w:tcPr>
           <w:p>
             <w:pPr>
-              <w:spacing w:after="60" w:line="270"/>
+              <w:spacing w:after="50" w:line="265"/>
             </w:pPr>
             <w:r>
               <w:rPr>
@@ -1606,7 +2196,7 @@
             </w:r>
             <w:r>
               <w:rPr>
-                <w:rFonts w:ascii="Times New Roman" w:cs="Times New Roman" w:eastAsia="SimSun" w:hAnsi="Times New Roman"/>
+                <w:rFonts w:ascii="Calibri" w:cs="Calibri" w:eastAsia="SimSun" w:hAnsi="Calibri"/>
                 <w:sz w:val="22"/>
                 <w:szCs w:val="22"/>
               </w:rPr>
@@ -1622,7 +2212,7 @@
             </w:r>
             <w:r>
               <w:rPr>
-                <w:rFonts w:ascii="Times New Roman" w:cs="Times New Roman" w:eastAsia="SimSun" w:hAnsi="Times New Roman"/>
+                <w:rFonts w:ascii="Calibri" w:cs="Calibri" w:eastAsia="SimSun" w:hAnsi="Calibri"/>
                 <w:sz w:val="22"/>
                 <w:szCs w:val="22"/>
               </w:rPr>
@@ -1650,7 +2240,7 @@
           </w:tcPr>
           <w:p>
             <w:pPr>
-              <w:spacing w:after="60" w:line="270"/>
+              <w:spacing w:after="50" w:line="265"/>
             </w:pPr>
             <w:r>
               <w:rPr>
@@ -1674,11 +2264,11 @@
           </w:tcPr>
           <w:p>
             <w:pPr>
-              <w:spacing w:after="60" w:line="270"/>
-            </w:pPr>
-            <w:r>
-              <w:rPr>
-                <w:rFonts w:ascii="Times New Roman" w:cs="Times New Roman" w:eastAsia="SimSun" w:hAnsi="Times New Roman"/>
+              <w:spacing w:after="50" w:line="265"/>
+            </w:pPr>
+            <w:r>
+              <w:rPr>
+                <w:rFonts w:ascii="Calibri" w:cs="Calibri" w:eastAsia="SimSun" w:hAnsi="Calibri"/>
                 <w:sz w:val="22"/>
                 <w:szCs w:val="22"/>
               </w:rPr>
@@ -1694,7 +2284,7 @@
             </w:r>
             <w:r>
               <w:rPr>
-                <w:rFonts w:ascii="Times New Roman" w:cs="Times New Roman" w:eastAsia="SimSun" w:hAnsi="Times New Roman"/>
+                <w:rFonts w:ascii="Calibri" w:cs="Calibri" w:eastAsia="SimSun" w:hAnsi="Calibri"/>
                 <w:sz w:val="22"/>
                 <w:szCs w:val="22"/>
               </w:rPr>
@@ -1710,7 +2300,7 @@
             </w:r>
             <w:r>
               <w:rPr>
-                <w:rFonts w:ascii="Times New Roman" w:cs="Times New Roman" w:eastAsia="SimSun" w:hAnsi="Times New Roman"/>
+                <w:rFonts w:ascii="Calibri" w:cs="Calibri" w:eastAsia="SimSun" w:hAnsi="Calibri"/>
                 <w:sz w:val="22"/>
                 <w:szCs w:val="22"/>
               </w:rPr>
@@ -1735,7 +2325,7 @@
           </w:tcPr>
           <w:p>
             <w:pPr>
-              <w:spacing w:after="60" w:line="270"/>
+              <w:spacing w:after="50" w:line="265"/>
             </w:pPr>
             <w:r>
               <w:rPr>
@@ -1759,7 +2349,7 @@
           </w:tcPr>
           <w:p>
             <w:pPr>
-              <w:spacing w:after="60" w:line="270"/>
+              <w:spacing w:after="50" w:line="265"/>
             </w:pPr>
             <w:r>
               <w:rPr>
@@ -1783,11 +2373,11 @@
           </w:tcPr>
           <w:p>
             <w:pPr>
-              <w:spacing w:after="60" w:line="270"/>
-            </w:pPr>
-            <w:r>
-              <w:rPr>
-                <w:rFonts w:ascii="Times New Roman" w:cs="Times New Roman" w:eastAsia="SimSun" w:hAnsi="Times New Roman"/>
+              <w:spacing w:after="50" w:line="265"/>
+            </w:pPr>
+            <w:r>
+              <w:rPr>
+                <w:rFonts w:ascii="Calibri" w:cs="Calibri" w:eastAsia="SimSun" w:hAnsi="Calibri"/>
                 <w:sz w:val="22"/>
                 <w:szCs w:val="22"/>
               </w:rPr>
@@ -1812,7 +2402,7 @@
           </w:tcPr>
           <w:p>
             <w:pPr>
-              <w:spacing w:after="60" w:line="270"/>
+              <w:spacing w:after="50" w:line="265"/>
             </w:pPr>
             <w:r>
               <w:rPr>
@@ -1836,7 +2426,7 @@
           </w:tcPr>
           <w:p>
             <w:pPr>
-              <w:spacing w:after="60" w:line="270"/>
+              <w:spacing w:after="50" w:line="265"/>
             </w:pPr>
             <w:r>
               <w:rPr>
@@ -1860,11 +2450,11 @@
           </w:tcPr>
           <w:p>
             <w:pPr>
-              <w:spacing w:after="60" w:line="270"/>
-            </w:pPr>
-            <w:r>
-              <w:rPr>
-                <w:rFonts w:ascii="Times New Roman" w:cs="Times New Roman" w:eastAsia="SimSun" w:hAnsi="Times New Roman"/>
+              <w:spacing w:after="50" w:line="265"/>
+            </w:pPr>
+            <w:r>
+              <w:rPr>
+                <w:rFonts w:ascii="Calibri" w:cs="Calibri" w:eastAsia="SimSun" w:hAnsi="Calibri"/>
                 <w:sz w:val="22"/>
                 <w:szCs w:val="22"/>
               </w:rPr>
@@ -1889,7 +2479,7 @@
           </w:tcPr>
           <w:p>
             <w:pPr>
-              <w:spacing w:after="60" w:line="270"/>
+              <w:spacing w:after="50" w:line="265"/>
             </w:pPr>
             <w:r>
               <w:rPr>
@@ -1913,7 +2503,7 @@
           </w:tcPr>
           <w:p>
             <w:pPr>
-              <w:spacing w:after="60" w:line="270"/>
+              <w:spacing w:after="50" w:line="265"/>
             </w:pPr>
             <w:r>
               <w:rPr>
@@ -1925,7 +2515,7 @@
             </w:r>
             <w:r>
               <w:rPr>
-                <w:rFonts w:ascii="Times New Roman" w:cs="Times New Roman" w:eastAsia="SimSun" w:hAnsi="Times New Roman"/>
+                <w:rFonts w:ascii="Calibri" w:cs="Calibri" w:eastAsia="SimSun" w:hAnsi="Calibri"/>
                 <w:sz w:val="22"/>
                 <w:szCs w:val="22"/>
               </w:rPr>
@@ -1945,11 +2535,11 @@
           </w:tcPr>
           <w:p>
             <w:pPr>
-              <w:spacing w:after="60" w:line="270"/>
-            </w:pPr>
-            <w:r>
-              <w:rPr>
-                <w:rFonts w:ascii="Times New Roman" w:cs="Times New Roman" w:eastAsia="SimSun" w:hAnsi="Times New Roman"/>
+              <w:spacing w:after="50" w:line="265"/>
+            </w:pPr>
+            <w:r>
+              <w:rPr>
+                <w:rFonts w:ascii="Calibri" w:cs="Calibri" w:eastAsia="SimSun" w:hAnsi="Calibri"/>
                 <w:sz w:val="22"/>
                 <w:szCs w:val="22"/>
               </w:rPr>
@@ -1974,7 +2564,7 @@
           </w:tcPr>
           <w:p>
             <w:pPr>
-              <w:spacing w:after="60" w:line="270"/>
+              <w:spacing w:after="50" w:line="265"/>
             </w:pPr>
             <w:r>
               <w:rPr>
@@ -1986,7 +2576,7 @@
             </w:r>
             <w:r>
               <w:rPr>
-                <w:rFonts w:ascii="Times New Roman" w:cs="Times New Roman" w:eastAsia="SimSun" w:hAnsi="Times New Roman"/>
+                <w:rFonts w:ascii="Calibri" w:cs="Calibri" w:eastAsia="SimSun" w:hAnsi="Calibri"/>
                 <w:sz w:val="22"/>
                 <w:szCs w:val="22"/>
               </w:rPr>
@@ -2006,11 +2596,11 @@
           </w:tcPr>
           <w:p>
             <w:pPr>
-              <w:spacing w:after="60" w:line="270"/>
-            </w:pPr>
-            <w:r>
-              <w:rPr>
-                <w:rFonts w:ascii="Times New Roman" w:cs="Times New Roman" w:eastAsia="SimSun" w:hAnsi="Times New Roman"/>
+              <w:spacing w:after="50" w:line="265"/>
+            </w:pPr>
+            <w:r>
+              <w:rPr>
+                <w:rFonts w:ascii="Calibri" w:cs="Calibri" w:eastAsia="SimSun" w:hAnsi="Calibri"/>
                 <w:sz w:val="22"/>
                 <w:szCs w:val="22"/>
               </w:rPr>
@@ -2030,11 +2620,11 @@
           </w:tcPr>
           <w:p>
             <w:pPr>
-              <w:spacing w:after="60" w:line="270"/>
-            </w:pPr>
-            <w:r>
-              <w:rPr>
-                <w:rFonts w:ascii="Times New Roman" w:cs="Times New Roman" w:eastAsia="SimSun" w:hAnsi="Times New Roman"/>
+              <w:spacing w:after="50" w:line="265"/>
+            </w:pPr>
+            <w:r>
+              <w:rPr>
+                <w:rFonts w:ascii="Calibri" w:cs="Calibri" w:eastAsia="SimSun" w:hAnsi="Calibri"/>
                 <w:sz w:val="22"/>
                 <w:szCs w:val="22"/>
               </w:rPr>
@@ -2050,7 +2640,7 @@
             </w:r>
             <w:r>
               <w:rPr>
-                <w:rFonts w:ascii="Times New Roman" w:cs="Times New Roman" w:eastAsia="SimSun" w:hAnsi="Times New Roman"/>
+                <w:rFonts w:ascii="Calibri" w:cs="Calibri" w:eastAsia="SimSun" w:hAnsi="Calibri"/>
                 <w:sz w:val="22"/>
                 <w:szCs w:val="22"/>
               </w:rPr>
@@ -2075,7 +2665,7 @@
           </w:tcPr>
           <w:p>
             <w:pPr>
-              <w:spacing w:after="60" w:line="270"/>
+              <w:spacing w:after="50" w:line="265"/>
             </w:pPr>
             <w:r>
               <w:rPr>
@@ -2087,7 +2677,7 @@
             </w:r>
             <w:r>
               <w:rPr>
-                <w:rFonts w:ascii="Times New Roman" w:cs="Times New Roman" w:eastAsia="SimSun" w:hAnsi="Times New Roman"/>
+                <w:rFonts w:ascii="Calibri" w:cs="Calibri" w:eastAsia="SimSun" w:hAnsi="Calibri"/>
                 <w:sz w:val="22"/>
                 <w:szCs w:val="22"/>
               </w:rPr>
@@ -2115,11 +2705,11 @@
           </w:tcPr>
           <w:p>
             <w:pPr>
-              <w:spacing w:after="60" w:line="270"/>
-            </w:pPr>
-            <w:r>
-              <w:rPr>
-                <w:rFonts w:ascii="Times New Roman" w:cs="Times New Roman" w:eastAsia="SimSun" w:hAnsi="Times New Roman"/>
+              <w:spacing w:after="50" w:line="265"/>
+            </w:pPr>
+            <w:r>
+              <w:rPr>
+                <w:rFonts w:ascii="Calibri" w:cs="Calibri" w:eastAsia="SimSun" w:hAnsi="Calibri"/>
                 <w:sz w:val="22"/>
                 <w:szCs w:val="22"/>
               </w:rPr>
@@ -2147,11 +2737,11 @@
           </w:tcPr>
           <w:p>
             <w:pPr>
-              <w:spacing w:after="60" w:line="270"/>
-            </w:pPr>
-            <w:r>
-              <w:rPr>
-                <w:rFonts w:ascii="Times New Roman" w:cs="Times New Roman" w:eastAsia="SimSun" w:hAnsi="Times New Roman"/>
+              <w:spacing w:after="50" w:line="265"/>
+            </w:pPr>
+            <w:r>
+              <w:rPr>
+                <w:rFonts w:ascii="Calibri" w:cs="Calibri" w:eastAsia="SimSun" w:hAnsi="Calibri"/>
                 <w:sz w:val="22"/>
                 <w:szCs w:val="22"/>
               </w:rPr>
@@ -2176,7 +2766,7 @@
           </w:tcPr>
           <w:p>
             <w:pPr>
-              <w:spacing w:after="60" w:line="270"/>
+              <w:spacing w:after="50" w:line="265"/>
             </w:pPr>
             <w:r>
               <w:rPr>
@@ -2200,11 +2790,11 @@
           </w:tcPr>
           <w:p>
             <w:pPr>
-              <w:spacing w:after="60" w:line="270"/>
-            </w:pPr>
-            <w:r>
-              <w:rPr>
-                <w:rFonts w:ascii="Times New Roman" w:cs="Times New Roman" w:eastAsia="SimSun" w:hAnsi="Times New Roman"/>
+              <w:spacing w:after="50" w:line="265"/>
+            </w:pPr>
+            <w:r>
+              <w:rPr>
+                <w:rFonts w:ascii="Calibri" w:cs="Calibri" w:eastAsia="SimSun" w:hAnsi="Calibri"/>
                 <w:sz w:val="22"/>
                 <w:szCs w:val="22"/>
               </w:rPr>
@@ -2224,11 +2814,11 @@
           </w:tcPr>
           <w:p>
             <w:pPr>
-              <w:spacing w:after="60" w:line="270"/>
-            </w:pPr>
-            <w:r>
-              <w:rPr>
-                <w:rFonts w:ascii="Times New Roman" w:cs="Times New Roman" w:eastAsia="SimSun" w:hAnsi="Times New Roman"/>
+              <w:spacing w:after="50" w:line="265"/>
+            </w:pPr>
+            <w:r>
+              <w:rPr>
+                <w:rFonts w:ascii="Calibri" w:cs="Calibri" w:eastAsia="SimSun" w:hAnsi="Calibri"/>
                 <w:sz w:val="22"/>
                 <w:szCs w:val="22"/>
               </w:rPr>
@@ -2248,11 +2838,11 @@
     </w:tbl>
     <w:p>
       <w:pPr>
-        <w:spacing w:after="120"/>
-      </w:pPr>
-      <w:r>
-        <w:rPr>
-          <w:rFonts w:ascii="Times New Roman" w:cs="Times New Roman" w:eastAsia="SimSun" w:hAnsi="Times New Roman"/>
+        <w:spacing w:after="140"/>
+      </w:pPr>
+      <w:r>
+        <w:rPr>
+          <w:rFonts w:ascii="Calibri" w:cs="Calibri" w:eastAsia="SimSun" w:hAnsi="Calibri"/>
           <w:sz w:val="22"/>
           <w:szCs w:val="22"/>
         </w:rPr>
@@ -2265,7 +2855,7 @@
       </w:pPr>
       <w:r>
         <w:rPr>
-          <w:rFonts w:ascii="Times New Roman" w:cs="Times New Roman" w:eastAsia="SimSun" w:hAnsi="Times New Roman"/>
+          <w:rFonts w:ascii="Calibri" w:cs="Calibri" w:eastAsia="SimSun" w:hAnsi="Calibri"/>
           <w:sz w:val="22"/>
           <w:szCs w:val="22"/>
         </w:rPr>
@@ -2278,7 +2868,7 @@
       </w:pPr>
       <w:r>
         <w:rPr>
-          <w:rFonts w:ascii="Times New Roman" w:cs="Times New Roman" w:eastAsia="SimSun" w:hAnsi="Times New Roman"/>
+          <w:rFonts w:ascii="Calibri" w:cs="Calibri" w:eastAsia="SimSun" w:hAnsi="Calibri"/>
           <w:b/>
           <w:bCs/>
           <w:sz w:val="22"/>
@@ -2288,7 +2878,7 @@
       </w:r>
       <w:r>
         <w:rPr>
-          <w:rFonts w:ascii="Times New Roman" w:cs="Times New Roman" w:eastAsia="SimSun" w:hAnsi="Times New Roman"/>
+          <w:rFonts w:ascii="Calibri" w:cs="Calibri" w:eastAsia="SimSun" w:hAnsi="Calibri"/>
           <w:sz w:val="22"/>
           <w:szCs w:val="22"/>
         </w:rPr>
@@ -2304,7 +2894,7 @@
       </w:r>
       <w:r>
         <w:rPr>
-          <w:rFonts w:ascii="Times New Roman" w:cs="Times New Roman" w:eastAsia="SimSun" w:hAnsi="Times New Roman"/>
+          <w:rFonts w:ascii="Calibri" w:cs="Calibri" w:eastAsia="SimSun" w:hAnsi="Calibri"/>
           <w:sz w:val="22"/>
           <w:szCs w:val="22"/>
         </w:rPr>
@@ -2320,7 +2910,7 @@
       </w:r>
       <w:r>
         <w:rPr>
-          <w:rFonts w:ascii="Times New Roman" w:cs="Times New Roman" w:eastAsia="SimSun" w:hAnsi="Times New Roman"/>
+          <w:rFonts w:ascii="Calibri" w:cs="Calibri" w:eastAsia="SimSun" w:hAnsi="Calibri"/>
           <w:sz w:val="22"/>
           <w:szCs w:val="22"/>
         </w:rPr>
@@ -2336,7 +2926,7 @@
       </w:r>
       <w:r>
         <w:rPr>
-          <w:rFonts w:ascii="Times New Roman" w:cs="Times New Roman" w:eastAsia="SimSun" w:hAnsi="Times New Roman"/>
+          <w:rFonts w:ascii="Calibri" w:cs="Calibri" w:eastAsia="SimSun" w:hAnsi="Calibri"/>
           <w:sz w:val="22"/>
           <w:szCs w:val="22"/>
         </w:rPr>
@@ -2344,7 +2934,7 @@
       </w:r>
       <w:r>
         <w:rPr>
-          <w:rFonts w:ascii="Times New Roman" w:cs="Times New Roman" w:eastAsia="SimSun" w:hAnsi="Times New Roman"/>
+          <w:rFonts w:ascii="Calibri" w:cs="Calibri" w:eastAsia="SimSun" w:hAnsi="Calibri"/>
           <w:i/>
           <w:iCs/>
           <w:sz w:val="22"/>
@@ -2354,7 +2944,7 @@
       </w:r>
       <w:r>
         <w:rPr>
-          <w:rFonts w:ascii="Times New Roman" w:cs="Times New Roman" w:eastAsia="SimSun" w:hAnsi="Times New Roman"/>
+          <w:rFonts w:ascii="Calibri" w:cs="Calibri" w:eastAsia="SimSun" w:hAnsi="Calibri"/>
           <w:sz w:val="22"/>
           <w:szCs w:val="22"/>
         </w:rPr>
@@ -2370,7 +2960,7 @@
       </w:r>
       <w:r>
         <w:rPr>
-          <w:rFonts w:ascii="Times New Roman" w:cs="Times New Roman" w:eastAsia="SimSun" w:hAnsi="Times New Roman"/>
+          <w:rFonts w:ascii="Calibri" w:cs="Calibri" w:eastAsia="SimSun" w:hAnsi="Calibri"/>
           <w:sz w:val="22"/>
           <w:szCs w:val="22"/>
         </w:rPr>
@@ -2386,11 +2976,11 @@
       </w:r>
       <w:r>
         <w:rPr>
-          <w:rFonts w:ascii="Times New Roman" w:cs="Times New Roman" w:eastAsia="SimSun" w:hAnsi="Times New Roman"/>
-          <w:sz w:val="22"/>
-          <w:szCs w:val="22"/>
-        </w:rPr>
-        <w:t xml:space="preserve"> loads its fixtures as siblings. Moving either silently breaks prompt loading — the failure mode is an empty system prompt at a plausible-looking version number, which is worse than a crash. This constraint is now documented in the README so nobody "tidies" it later.</w:t>
+          <w:rFonts w:ascii="Calibri" w:cs="Calibri" w:eastAsia="SimSun" w:hAnsi="Calibri"/>
+          <w:sz w:val="22"/>
+          <w:szCs w:val="22"/>
+        </w:rPr>
+        <w:t xml:space="preserve"> loads its fixtures as siblings. Moving either silently breaks prompt loading, the failure mode is an empty system prompt at a plausible-looking version number, which is worse than a crash. This constraint is now documented in the README so nobody "tidies" it later.</w:t>
       </w:r>
     </w:p>
     <w:p>
@@ -2407,7 +2997,7 @@
       </w:r>
       <w:r>
         <w:rPr>
-          <w:rFonts w:ascii="Times New Roman" w:cs="Times New Roman" w:eastAsia="SimSun" w:hAnsi="Times New Roman"/>
+          <w:rFonts w:ascii="Calibri" w:cs="Calibri" w:eastAsia="SimSun" w:hAnsi="Calibri"/>
           <w:sz w:val="22"/>
           <w:szCs w:val="22"/>
         </w:rPr>
@@ -2417,18 +3007,18 @@
     <w:p>
       <w:pPr>
         <w:pStyle w:val="Heading3"/>
-        <w:spacing w:after="120" w:before="220"/>
-      </w:pPr>
-      <w:r>
-        <w:rPr>
-          <w:rFonts w:ascii="Times New Roman" w:cs="Times New Roman" w:eastAsia="SimSun" w:hAnsi="Times New Roman"/>
-          <w:b/>
-          <w:bCs/>
-          <w:color w:val="263238"/>
+        <w:spacing w:after="130" w:before="240"/>
+      </w:pPr>
+      <w:r>
+        <w:rPr>
+          <w:rFonts w:ascii="Calibri" w:cs="Calibri" w:eastAsia="SimSun" w:hAnsi="Calibri"/>
+          <w:b/>
+          <w:bCs/>
+          <w:color w:val="0B1F2A"/>
           <w:sz w:val="23"/>
           <w:szCs w:val="23"/>
         </w:rPr>
-        <w:t xml:space="preserve">Outstanding structural item — the media directory</w:t>
+        <w:t xml:space="preserve">Outstanding structural item: the media directory</w:t>
       </w:r>
     </w:p>
     <w:p>
@@ -2445,7 +3035,7 @@
       </w:r>
       <w:r>
         <w:rPr>
-          <w:rFonts w:ascii="Times New Roman" w:cs="Times New Roman" w:eastAsia="SimSun" w:hAnsi="Times New Roman"/>
+          <w:rFonts w:ascii="Calibri" w:cs="Calibri" w:eastAsia="SimSun" w:hAnsi="Calibri"/>
           <w:sz w:val="22"/>
           <w:szCs w:val="22"/>
         </w:rPr>
@@ -2453,7 +3043,7 @@
       </w:r>
       <w:r>
         <w:rPr>
-          <w:rFonts w:ascii="Times New Roman" w:cs="Times New Roman" w:eastAsia="SimSun" w:hAnsi="Times New Roman"/>
+          <w:rFonts w:ascii="Calibri" w:cs="Calibri" w:eastAsia="SimSun" w:hAnsi="Calibri"/>
           <w:b/>
           <w:bCs/>
           <w:sz w:val="22"/>
@@ -2463,7 +3053,7 @@
       </w:r>
       <w:r>
         <w:rPr>
-          <w:rFonts w:ascii="Times New Roman" w:cs="Times New Roman" w:eastAsia="SimSun" w:hAnsi="Times New Roman"/>
+          <w:rFonts w:ascii="Calibri" w:cs="Calibri" w:eastAsia="SimSun" w:hAnsi="Calibri"/>
           <w:sz w:val="22"/>
           <w:szCs w:val="22"/>
         </w:rPr>
@@ -2476,7 +3066,7 @@
       </w:pPr>
       <w:r>
         <w:rPr>
-          <w:rFonts w:ascii="Times New Roman" w:cs="Times New Roman" w:eastAsia="SimSun" w:hAnsi="Times New Roman"/>
+          <w:rFonts w:ascii="Calibri" w:cs="Calibri" w:eastAsia="SimSun" w:hAnsi="Calibri"/>
           <w:sz w:val="22"/>
           <w:szCs w:val="22"/>
         </w:rPr>
@@ -2484,7 +3074,7 @@
       </w:r>
       <w:r>
         <w:rPr>
-          <w:rFonts w:ascii="Times New Roman" w:cs="Times New Roman" w:eastAsia="SimSun" w:hAnsi="Times New Roman"/>
+          <w:rFonts w:ascii="Calibri" w:cs="Calibri" w:eastAsia="SimSun" w:hAnsi="Calibri"/>
           <w:b/>
           <w:bCs/>
           <w:sz w:val="22"/>
@@ -2494,11 +3084,11 @@
       </w:r>
       <w:r>
         <w:rPr>
-          <w:rFonts w:ascii="Times New Roman" w:cs="Times New Roman" w:eastAsia="SimSun" w:hAnsi="Times New Roman"/>
-          <w:sz w:val="22"/>
-          <w:szCs w:val="22"/>
-        </w:rPr>
-        <w:t xml:space="preserve"> On this kind of demonstration imagery that typically yields 209 MB → 15–25 MB. Do it before committing — afterwards the large blobs are in history permanently and require </w:t>
+          <w:rFonts w:ascii="Calibri" w:cs="Calibri" w:eastAsia="SimSun" w:hAnsi="Calibri"/>
+          <w:sz w:val="22"/>
+          <w:szCs w:val="22"/>
+        </w:rPr>
+        <w:t xml:space="preserve"> On this kind of demonstration imagery that typically yields 209 MB → 15 to 25 MB. Do it before committing, afterwards the large blobs are in history permanently and require </w:t>
       </w:r>
       <w:r>
         <w:rPr>
@@ -2510,7 +3100,7 @@
       </w:r>
       <w:r>
         <w:rPr>
-          <w:rFonts w:ascii="Times New Roman" w:cs="Times New Roman" w:eastAsia="SimSun" w:hAnsi="Times New Roman"/>
+          <w:rFonts w:ascii="Calibri" w:cs="Calibri" w:eastAsia="SimSun" w:hAnsi="Calibri"/>
           <w:sz w:val="22"/>
           <w:szCs w:val="22"/>
         </w:rPr>
@@ -2520,14 +3110,14 @@
     <w:p>
       <w:pPr>
         <w:pStyle w:val="Heading2"/>
-        <w:spacing w:after="120" w:before="220"/>
-      </w:pPr>
-      <w:r>
-        <w:rPr>
-          <w:rFonts w:ascii="Times New Roman" w:cs="Times New Roman" w:eastAsia="SimSun" w:hAnsi="Times New Roman"/>
-          <w:b/>
-          <w:bCs/>
-          <w:color w:val="263238"/>
+        <w:spacing w:after="130" w:before="240"/>
+      </w:pPr>
+      <w:r>
+        <w:rPr>
+          <w:rFonts w:ascii="Calibri" w:cs="Calibri" w:eastAsia="SimSun" w:hAnsi="Calibri"/>
+          <w:b/>
+          <w:bCs/>
+          <w:color w:val="0B1F2A"/>
           <w:sz w:val="25"/>
           <w:szCs w:val="25"/>
         </w:rPr>
@@ -2537,18 +3127,18 @@
     <w:p>
       <w:pPr>
         <w:pStyle w:val="Heading3"/>
-        <w:spacing w:after="120" w:before="220"/>
-      </w:pPr>
-      <w:r>
-        <w:rPr>
-          <w:rFonts w:ascii="Times New Roman" w:cs="Times New Roman" w:eastAsia="SimSun" w:hAnsi="Times New Roman"/>
-          <w:b/>
-          <w:bCs/>
-          <w:color w:val="263238"/>
+        <w:spacing w:after="130" w:before="240"/>
+      </w:pPr>
+      <w:r>
+        <w:rPr>
+          <w:rFonts w:ascii="Calibri" w:cs="Calibri" w:eastAsia="SimSun" w:hAnsi="Calibri"/>
+          <w:b/>
+          <w:bCs/>
+          <w:color w:val="0B1F2A"/>
           <w:sz w:val="23"/>
           <w:szCs w:val="23"/>
         </w:rPr>
-        <w:t xml:space="preserve">Step 0 — Commit the repository</w:t>
+        <w:t xml:space="preserve">Step 0: Commit the repository</w:t>
       </w:r>
     </w:p>
     <w:p>
@@ -2557,7 +3147,7 @@
       </w:pPr>
       <w:r>
         <w:rPr>
-          <w:rFonts w:ascii="Times New Roman" w:cs="Times New Roman" w:eastAsia="SimSun" w:hAnsi="Times New Roman"/>
+          <w:rFonts w:ascii="Calibri" w:cs="Calibri" w:eastAsia="SimSun" w:hAnsi="Calibri"/>
           <w:b/>
           <w:bCs/>
           <w:sz w:val="22"/>
@@ -2567,7 +3157,7 @@
       </w:r>
       <w:r>
         <w:rPr>
-          <w:rFonts w:ascii="Times New Roman" w:cs="Times New Roman" w:eastAsia="SimSun" w:hAnsi="Times New Roman"/>
+          <w:rFonts w:ascii="Calibri" w:cs="Calibri" w:eastAsia="SimSun" w:hAnsi="Calibri"/>
           <w:sz w:val="22"/>
           <w:szCs w:val="22"/>
         </w:rPr>
@@ -2583,7 +3173,7 @@
       </w:r>
       <w:r>
         <w:rPr>
-          <w:rFonts w:ascii="Times New Roman" w:cs="Times New Roman" w:eastAsia="SimSun" w:hAnsi="Times New Roman"/>
+          <w:rFonts w:ascii="Calibri" w:cs="Calibri" w:eastAsia="SimSun" w:hAnsi="Calibri"/>
           <w:sz w:val="22"/>
           <w:szCs w:val="22"/>
         </w:rPr>
@@ -2599,11 +3189,11 @@
       </w:r>
       <w:r>
         <w:rPr>
-          <w:rFonts w:ascii="Times New Roman" w:cs="Times New Roman" w:eastAsia="SimSun" w:hAnsi="Times New Roman"/>
-          <w:sz w:val="22"/>
-          <w:szCs w:val="22"/>
-        </w:rPr>
-        <w:t xml:space="preserve">, and there is no remote. Replit imports from GitHub, so there is presently nothing to import — and more urgently, the working tree is the only copy of the entire project.</w:t>
+          <w:rFonts w:ascii="Calibri" w:cs="Calibri" w:eastAsia="SimSun" w:hAnsi="Calibri"/>
+          <w:sz w:val="22"/>
+          <w:szCs w:val="22"/>
+        </w:rPr>
+        <w:t xml:space="preserve">, and there is no remote. Replit imports from GitHub, so there is presently nothing to import, and more urgently, the working tree is the only copy of the entire project.</w:t>
       </w:r>
     </w:p>
     <w:p>
@@ -2612,7 +3202,7 @@
       </w:pPr>
       <w:r>
         <w:rPr>
-          <w:rFonts w:ascii="Times New Roman" w:cs="Times New Roman" w:eastAsia="SimSun" w:hAnsi="Times New Roman"/>
+          <w:rFonts w:ascii="Calibri" w:cs="Calibri" w:eastAsia="SimSun" w:hAnsi="Calibri"/>
           <w:sz w:val="22"/>
           <w:szCs w:val="22"/>
         </w:rPr>
@@ -2620,7 +3210,7 @@
       </w:r>
       <w:r>
         <w:rPr>
-          <w:rFonts w:ascii="Times New Roman" w:cs="Times New Roman" w:eastAsia="SimSun" w:hAnsi="Times New Roman"/>
+          <w:rFonts w:ascii="Calibri" w:cs="Calibri" w:eastAsia="SimSun" w:hAnsi="Calibri"/>
           <w:i/>
           <w:iCs/>
           <w:sz w:val="22"/>
@@ -2630,7 +3220,7 @@
       </w:r>
       <w:r>
         <w:rPr>
-          <w:rFonts w:ascii="Times New Roman" w:cs="Times New Roman" w:eastAsia="SimSun" w:hAnsi="Times New Roman"/>
+          <w:rFonts w:ascii="Calibri" w:cs="Calibri" w:eastAsia="SimSun" w:hAnsi="Calibri"/>
           <w:sz w:val="22"/>
           <w:szCs w:val="22"/>
         </w:rPr>
@@ -2639,7 +3229,8 @@
     </w:p>
     <w:p>
       <w:pPr>
-        <w:spacing w:after="0" w:line="230"/>
+        <w:shd w:fill="F6F8FA" w:color="auto" w:val="clear"/>
+        <w:spacing w:after="0" w:line="225"/>
       </w:pPr>
       <w:r>
         <w:rPr>
@@ -2652,7 +3243,8 @@
     </w:p>
     <w:p>
       <w:pPr>
-        <w:spacing w:after="0" w:line="230"/>
+        <w:shd w:fill="F6F8FA" w:color="auto" w:val="clear"/>
+        <w:spacing w:after="0" w:line="225"/>
       </w:pPr>
       <w:r>
         <w:rPr>
@@ -2669,7 +3261,7 @@
       </w:pPr>
       <w:r>
         <w:rPr>
-          <w:rFonts w:ascii="Times New Roman" w:cs="Times New Roman" w:eastAsia="SimSun" w:hAnsi="Times New Roman"/>
+          <w:rFonts w:ascii="Calibri" w:cs="Calibri" w:eastAsia="SimSun" w:hAnsi="Calibri"/>
           <w:sz w:val="22"/>
           <w:szCs w:val="22"/>
         </w:rPr>
@@ -2682,7 +3274,7 @@
       </w:pPr>
       <w:r>
         <w:rPr>
-          <w:rFonts w:ascii="Times New Roman" w:cs="Times New Roman" w:eastAsia="SimSun" w:hAnsi="Times New Roman"/>
+          <w:rFonts w:ascii="Calibri" w:cs="Calibri" w:eastAsia="SimSun" w:hAnsi="Calibri"/>
           <w:sz w:val="22"/>
           <w:szCs w:val="22"/>
         </w:rPr>
@@ -2690,7 +3282,7 @@
       </w:r>
       <w:r>
         <w:rPr>
-          <w:rFonts w:ascii="Times New Roman" w:cs="Times New Roman" w:eastAsia="SimSun" w:hAnsi="Times New Roman"/>
+          <w:rFonts w:ascii="Calibri" w:cs="Calibri" w:eastAsia="SimSun" w:hAnsi="Calibri"/>
           <w:b/>
           <w:bCs/>
           <w:sz w:val="22"/>
@@ -2700,11 +3292,11 @@
       </w:r>
       <w:r>
         <w:rPr>
-          <w:rFonts w:ascii="Times New Roman" w:cs="Times New Roman" w:eastAsia="SimSun" w:hAnsi="Times New Roman"/>
-          <w:sz w:val="22"/>
-          <w:szCs w:val="22"/>
-        </w:rPr>
-        <w:t xml:space="preserve"> — the repo contains no secrets (</w:t>
+          <w:rFonts w:ascii="Calibri" w:cs="Calibri" w:eastAsia="SimSun" w:hAnsi="Calibri"/>
+          <w:sz w:val="22"/>
+          <w:szCs w:val="22"/>
+        </w:rPr>
+        <w:t xml:space="preserve">, the repo contains no secrets (</w:t>
       </w:r>
       <w:r>
         <w:rPr>
@@ -2716,7 +3308,7 @@
       </w:r>
       <w:r>
         <w:rPr>
-          <w:rFonts w:ascii="Times New Roman" w:cs="Times New Roman" w:eastAsia="SimSun" w:hAnsi="Times New Roman"/>
+          <w:rFonts w:ascii="Calibri" w:cs="Calibri" w:eastAsia="SimSun" w:hAnsi="Calibri"/>
           <w:sz w:val="22"/>
           <w:szCs w:val="22"/>
         </w:rPr>
@@ -2726,18 +3318,18 @@
     <w:p>
       <w:pPr>
         <w:pStyle w:val="Heading3"/>
-        <w:spacing w:after="120" w:before="220"/>
-      </w:pPr>
-      <w:r>
-        <w:rPr>
-          <w:rFonts w:ascii="Times New Roman" w:cs="Times New Roman" w:eastAsia="SimSun" w:hAnsi="Times New Roman"/>
-          <w:b/>
-          <w:bCs/>
-          <w:color w:val="263238"/>
+        <w:spacing w:after="130" w:before="240"/>
+      </w:pPr>
+      <w:r>
+        <w:rPr>
+          <w:rFonts w:ascii="Calibri" w:cs="Calibri" w:eastAsia="SimSun" w:hAnsi="Calibri"/>
+          <w:b/>
+          <w:bCs/>
+          <w:color w:val="0B1F2A"/>
           <w:sz w:val="23"/>
           <w:szCs w:val="23"/>
         </w:rPr>
-        <w:t xml:space="preserve">Step 1 — Import into Replit</w:t>
+        <w:t xml:space="preserve">Step 1: Import into Replit</w:t>
       </w:r>
     </w:p>
     <w:p>
@@ -2746,7 +3338,7 @@
       </w:pPr>
       <w:r>
         <w:rPr>
-          <w:rFonts w:ascii="Times New Roman" w:cs="Times New Roman" w:eastAsia="SimSun" w:hAnsi="Times New Roman"/>
+          <w:rFonts w:ascii="Calibri" w:cs="Calibri" w:eastAsia="SimSun" w:hAnsi="Calibri"/>
           <w:sz w:val="22"/>
           <w:szCs w:val="22"/>
         </w:rPr>
@@ -2762,7 +3354,7 @@
       </w:r>
       <w:r>
         <w:rPr>
-          <w:rFonts w:ascii="Times New Roman" w:cs="Times New Roman" w:eastAsia="SimSun" w:hAnsi="Times New Roman"/>
+          <w:rFonts w:ascii="Calibri" w:cs="Calibri" w:eastAsia="SimSun" w:hAnsi="Calibri"/>
           <w:sz w:val="22"/>
           <w:szCs w:val="22"/>
         </w:rPr>
@@ -2775,7 +3367,7 @@
       </w:pPr>
       <w:r>
         <w:rPr>
-          <w:rFonts w:ascii="Times New Roman" w:cs="Times New Roman" w:eastAsia="SimSun" w:hAnsi="Times New Roman"/>
+          <w:rFonts w:ascii="Calibri" w:cs="Calibri" w:eastAsia="SimSun" w:hAnsi="Calibri"/>
           <w:sz w:val="22"/>
           <w:szCs w:val="22"/>
         </w:rPr>
@@ -2791,7 +3383,7 @@
       </w:r>
       <w:r>
         <w:rPr>
-          <w:rFonts w:ascii="Times New Roman" w:cs="Times New Roman" w:eastAsia="SimSun" w:hAnsi="Times New Roman"/>
+          <w:rFonts w:ascii="Calibri" w:cs="Calibri" w:eastAsia="SimSun" w:hAnsi="Calibri"/>
           <w:sz w:val="22"/>
           <w:szCs w:val="22"/>
         </w:rPr>
@@ -2801,18 +3393,18 @@
     <w:p>
       <w:pPr>
         <w:pStyle w:val="Heading3"/>
-        <w:spacing w:after="120" w:before="220"/>
-      </w:pPr>
-      <w:r>
-        <w:rPr>
-          <w:rFonts w:ascii="Times New Roman" w:cs="Times New Roman" w:eastAsia="SimSun" w:hAnsi="Times New Roman"/>
-          <w:b/>
-          <w:bCs/>
-          <w:color w:val="263238"/>
+        <w:spacing w:after="130" w:before="240"/>
+      </w:pPr>
+      <w:r>
+        <w:rPr>
+          <w:rFonts w:ascii="Calibri" w:cs="Calibri" w:eastAsia="SimSun" w:hAnsi="Calibri"/>
+          <w:b/>
+          <w:bCs/>
+          <w:color w:val="0B1F2A"/>
           <w:sz w:val="23"/>
           <w:szCs w:val="23"/>
         </w:rPr>
-        <w:t xml:space="preserve">Step 2 — Attach a Postgres database</w:t>
+        <w:t xml:space="preserve">Step 2: Attach a Postgres database</w:t>
       </w:r>
     </w:p>
     <w:p>
@@ -2821,7 +3413,7 @@
       </w:pPr>
       <w:r>
         <w:rPr>
-          <w:rFonts w:ascii="Times New Roman" w:cs="Times New Roman" w:eastAsia="SimSun" w:hAnsi="Times New Roman"/>
+          <w:rFonts w:ascii="Calibri" w:cs="Calibri" w:eastAsia="SimSun" w:hAnsi="Calibri"/>
           <w:sz w:val="22"/>
           <w:szCs w:val="22"/>
         </w:rPr>
@@ -2829,7 +3421,7 @@
       </w:r>
       <w:r>
         <w:rPr>
-          <w:rFonts w:ascii="Times New Roman" w:cs="Times New Roman" w:eastAsia="SimSun" w:hAnsi="Times New Roman"/>
+          <w:rFonts w:ascii="Calibri" w:cs="Calibri" w:eastAsia="SimSun" w:hAnsi="Calibri"/>
           <w:b/>
           <w:bCs/>
           <w:sz w:val="22"/>
@@ -2839,7 +3431,7 @@
       </w:r>
       <w:r>
         <w:rPr>
-          <w:rFonts w:ascii="Times New Roman" w:cs="Times New Roman" w:eastAsia="SimSun" w:hAnsi="Times New Roman"/>
+          <w:rFonts w:ascii="Calibri" w:cs="Calibri" w:eastAsia="SimSun" w:hAnsi="Calibri"/>
           <w:sz w:val="22"/>
           <w:szCs w:val="22"/>
         </w:rPr>
@@ -2852,7 +3444,7 @@
       </w:pPr>
       <w:r>
         <w:rPr>
-          <w:rFonts w:ascii="Times New Roman" w:cs="Times New Roman" w:eastAsia="SimSun" w:hAnsi="Times New Roman"/>
+          <w:rFonts w:ascii="Calibri" w:cs="Calibri" w:eastAsia="SimSun" w:hAnsi="Calibri"/>
           <w:sz w:val="22"/>
           <w:szCs w:val="22"/>
         </w:rPr>
@@ -2870,7 +3462,7 @@
       </w:pPr>
       <w:r>
         <w:rPr>
-          <w:rFonts w:ascii="Times New Roman" w:cs="Times New Roman" w:eastAsia="SimSun" w:hAnsi="Times New Roman"/>
+          <w:rFonts w:ascii="Calibri" w:cs="Calibri" w:eastAsia="SimSun" w:hAnsi="Calibri"/>
           <w:sz w:val="22"/>
           <w:szCs w:val="22"/>
         </w:rPr>
@@ -2878,7 +3470,7 @@
       </w:r>
       <w:r>
         <w:rPr>
-          <w:rFonts w:ascii="Times New Roman" w:cs="Times New Roman" w:eastAsia="SimSun" w:hAnsi="Times New Roman"/>
+          <w:rFonts w:ascii="Calibri" w:cs="Calibri" w:eastAsia="SimSun" w:hAnsi="Calibri"/>
           <w:b/>
           <w:bCs/>
           <w:sz w:val="22"/>
@@ -2888,11 +3480,11 @@
       </w:r>
       <w:r>
         <w:rPr>
-          <w:rFonts w:ascii="Times New Roman" w:cs="Times New Roman" w:eastAsia="SimSun" w:hAnsi="Times New Roman"/>
-          <w:sz w:val="22"/>
-          <w:szCs w:val="22"/>
-        </w:rPr>
-        <w:t xml:space="preserve"> into the environment automatically. That single variable is all the application needs — the store switches from JSON files to Postgres the moment it is present.</w:t>
+          <w:rFonts w:ascii="Calibri" w:cs="Calibri" w:eastAsia="SimSun" w:hAnsi="Calibri"/>
+          <w:sz w:val="22"/>
+          <w:szCs w:val="22"/>
+        </w:rPr>
+        <w:t xml:space="preserve"> into the environment automatically. That single variable is all the application needs, the store switches from JSON files to Postgres the moment it is present.</w:t>
       </w:r>
     </w:p>
     <w:p>
@@ -2906,7 +3498,7 @@
       </w:pPr>
       <w:r>
         <w:rPr>
-          <w:rFonts w:ascii="Times New Roman" w:cs="Times New Roman" w:eastAsia="SimSun" w:hAnsi="Times New Roman"/>
+          <w:rFonts w:ascii="Calibri" w:cs="Calibri" w:eastAsia="SimSun" w:hAnsi="Calibri"/>
           <w:b/>
           <w:bCs/>
           <w:sz w:val="22"/>
@@ -2916,7 +3508,7 @@
       </w:r>
       <w:r>
         <w:rPr>
-          <w:rFonts w:ascii="Times New Roman" w:cs="Times New Roman" w:eastAsia="SimSun" w:hAnsi="Times New Roman"/>
+          <w:rFonts w:ascii="Calibri" w:cs="Calibri" w:eastAsia="SimSun" w:hAnsi="Calibri"/>
           <w:sz w:val="22"/>
           <w:szCs w:val="22"/>
         </w:rPr>
@@ -2924,7 +3516,7 @@
       </w:r>
       <w:r>
         <w:rPr>
-          <w:rFonts w:ascii="Times New Roman" w:cs="Times New Roman" w:eastAsia="SimSun" w:hAnsi="Times New Roman"/>
+          <w:rFonts w:ascii="Calibri" w:cs="Calibri" w:eastAsia="SimSun" w:hAnsi="Calibri"/>
           <w:i/>
           <w:iCs/>
           <w:sz w:val="22"/>
@@ -2934,7 +3526,7 @@
       </w:r>
       <w:r>
         <w:rPr>
-          <w:rFonts w:ascii="Times New Roman" w:cs="Times New Roman" w:eastAsia="SimSun" w:hAnsi="Times New Roman"/>
+          <w:rFonts w:ascii="Calibri" w:cs="Calibri" w:eastAsia="SimSun" w:hAnsi="Calibri"/>
           <w:sz w:val="22"/>
           <w:szCs w:val="22"/>
         </w:rPr>
@@ -2947,7 +3539,7 @@
       </w:pPr>
       <w:r>
         <w:rPr>
-          <w:rFonts w:ascii="Times New Roman" w:cs="Times New Roman" w:eastAsia="SimSun" w:hAnsi="Times New Roman"/>
+          <w:rFonts w:ascii="Calibri" w:cs="Calibri" w:eastAsia="SimSun" w:hAnsi="Calibri"/>
           <w:sz w:val="22"/>
           <w:szCs w:val="22"/>
         </w:rPr>
@@ -2963,7 +3555,7 @@
       </w:r>
       <w:r>
         <w:rPr>
-          <w:rFonts w:ascii="Times New Roman" w:cs="Times New Roman" w:eastAsia="SimSun" w:hAnsi="Times New Roman"/>
+          <w:rFonts w:ascii="Calibri" w:cs="Calibri" w:eastAsia="SimSun" w:hAnsi="Calibri"/>
           <w:sz w:val="22"/>
           <w:szCs w:val="22"/>
         </w:rPr>
@@ -2979,7 +3571,7 @@
       </w:r>
       <w:r>
         <w:rPr>
-          <w:rFonts w:ascii="Times New Roman" w:cs="Times New Roman" w:eastAsia="SimSun" w:hAnsi="Times New Roman"/>
+          <w:rFonts w:ascii="Calibri" w:cs="Calibri" w:eastAsia="SimSun" w:hAnsi="Calibri"/>
           <w:sz w:val="22"/>
           <w:szCs w:val="22"/>
         </w:rPr>
@@ -2995,7 +3587,7 @@
       </w:r>
       <w:r>
         <w:rPr>
-          <w:rFonts w:ascii="Times New Roman" w:cs="Times New Roman" w:eastAsia="SimSun" w:hAnsi="Times New Roman"/>
+          <w:rFonts w:ascii="Calibri" w:cs="Calibri" w:eastAsia="SimSun" w:hAnsi="Calibri"/>
           <w:sz w:val="22"/>
           <w:szCs w:val="22"/>
         </w:rPr>
@@ -3005,18 +3597,18 @@
     <w:p>
       <w:pPr>
         <w:pStyle w:val="Heading3"/>
-        <w:spacing w:after="120" w:before="220"/>
-      </w:pPr>
-      <w:r>
-        <w:rPr>
-          <w:rFonts w:ascii="Times New Roman" w:cs="Times New Roman" w:eastAsia="SimSun" w:hAnsi="Times New Roman"/>
-          <w:b/>
-          <w:bCs/>
-          <w:color w:val="263238"/>
+        <w:spacing w:after="130" w:before="240"/>
+      </w:pPr>
+      <w:r>
+        <w:rPr>
+          <w:rFonts w:ascii="Calibri" w:cs="Calibri" w:eastAsia="SimSun" w:hAnsi="Calibri"/>
+          <w:b/>
+          <w:bCs/>
+          <w:color w:val="0B1F2A"/>
           <w:sz w:val="23"/>
           <w:szCs w:val="23"/>
         </w:rPr>
-        <w:t xml:space="preserve">Step 3 — Set the secrets</w:t>
+        <w:t xml:space="preserve">Step 3: Set the secrets</w:t>
       </w:r>
     </w:p>
     <w:p>
@@ -3025,7 +3617,7 @@
       </w:pPr>
       <w:r>
         <w:rPr>
-          <w:rFonts w:ascii="Times New Roman" w:cs="Times New Roman" w:eastAsia="SimSun" w:hAnsi="Times New Roman"/>
+          <w:rFonts w:ascii="Calibri" w:cs="Calibri" w:eastAsia="SimSun" w:hAnsi="Calibri"/>
           <w:sz w:val="22"/>
           <w:szCs w:val="22"/>
         </w:rPr>
@@ -3033,7 +3625,7 @@
       </w:r>
       <w:r>
         <w:rPr>
-          <w:rFonts w:ascii="Times New Roman" w:cs="Times New Roman" w:eastAsia="SimSun" w:hAnsi="Times New Roman"/>
+          <w:rFonts w:ascii="Calibri" w:cs="Calibri" w:eastAsia="SimSun" w:hAnsi="Calibri"/>
           <w:b/>
           <w:bCs/>
           <w:sz w:val="22"/>
@@ -3043,7 +3635,7 @@
       </w:r>
       <w:r>
         <w:rPr>
-          <w:rFonts w:ascii="Times New Roman" w:cs="Times New Roman" w:eastAsia="SimSun" w:hAnsi="Times New Roman"/>
+          <w:rFonts w:ascii="Calibri" w:cs="Calibri" w:eastAsia="SimSun" w:hAnsi="Calibri"/>
           <w:sz w:val="22"/>
           <w:szCs w:val="22"/>
         </w:rPr>
@@ -3052,7 +3644,7 @@
     </w:p>
     <w:tbl>
       <w:tblPr>
-        <w:tblW w:type="pct" w:w="100%"/>
+        <w:tblW w:type="dxa" w:w="9360"/>
         <w:tblBorders>
           <w:top w:val="single" w:color="auto" w:sz="4"/>
           <w:left w:val="single" w:color="auto" w:sz="4"/>
@@ -3073,21 +3665,24 @@
         <w:tc>
           <w:tcPr>
             <w:tcW w:type="dxa" w:w="4680"/>
-            <w:shd w:fill="EEF3F6" w:val="clear"/>
-            <w:tcMar>
-              <w:top w:type="dxa" w:w="90"/>
-              <w:left w:type="dxa" w:w="110"/>
-              <w:bottom w:type="dxa" w:w="90"/>
-              <w:right w:type="dxa" w:w="110"/>
-            </w:tcMar>
-          </w:tcPr>
-          <w:p>
-            <w:pPr>
-              <w:spacing w:after="60" w:line="270"/>
-            </w:pPr>
-            <w:r>
-              <w:rPr>
-                <w:rFonts w:ascii="Times New Roman" w:cs="Times New Roman" w:eastAsia="SimSun" w:hAnsi="Times New Roman"/>
+            <w:shd w:fill="EEF4F7" w:color="auto" w:val="clear"/>
+            <w:tcMar>
+              <w:top w:type="dxa" w:w="90"/>
+              <w:left w:type="dxa" w:w="110"/>
+              <w:bottom w:type="dxa" w:w="90"/>
+              <w:right w:type="dxa" w:w="110"/>
+            </w:tcMar>
+          </w:tcPr>
+          <w:p>
+            <w:pPr>
+              <w:spacing w:after="50" w:line="265"/>
+            </w:pPr>
+            <w:r>
+              <w:rPr>
+                <w:rFonts w:ascii="Calibri" w:cs="Calibri" w:eastAsia="SimSun" w:hAnsi="Calibri"/>
+                <w:b/>
+                <w:bCs/>
+                <w:color w:val="10344A"/>
                 <w:sz w:val="22"/>
                 <w:szCs w:val="22"/>
               </w:rPr>
@@ -3098,21 +3693,24 @@
         <w:tc>
           <w:tcPr>
             <w:tcW w:type="dxa" w:w="4680"/>
-            <w:shd w:fill="EEF3F6" w:val="clear"/>
-            <w:tcMar>
-              <w:top w:type="dxa" w:w="90"/>
-              <w:left w:type="dxa" w:w="110"/>
-              <w:bottom w:type="dxa" w:w="90"/>
-              <w:right w:type="dxa" w:w="110"/>
-            </w:tcMar>
-          </w:tcPr>
-          <w:p>
-            <w:pPr>
-              <w:spacing w:after="60" w:line="270"/>
-            </w:pPr>
-            <w:r>
-              <w:rPr>
-                <w:rFonts w:ascii="Times New Roman" w:cs="Times New Roman" w:eastAsia="SimSun" w:hAnsi="Times New Roman"/>
+            <w:shd w:fill="EEF4F7" w:color="auto" w:val="clear"/>
+            <w:tcMar>
+              <w:top w:type="dxa" w:w="90"/>
+              <w:left w:type="dxa" w:w="110"/>
+              <w:bottom w:type="dxa" w:w="90"/>
+              <w:right w:type="dxa" w:w="110"/>
+            </w:tcMar>
+          </w:tcPr>
+          <w:p>
+            <w:pPr>
+              <w:spacing w:after="50" w:line="265"/>
+            </w:pPr>
+            <w:r>
+              <w:rPr>
+                <w:rFonts w:ascii="Calibri" w:cs="Calibri" w:eastAsia="SimSun" w:hAnsi="Calibri"/>
+                <w:b/>
+                <w:bCs/>
+                <w:color w:val="10344A"/>
                 <w:sz w:val="22"/>
                 <w:szCs w:val="22"/>
               </w:rPr>
@@ -3137,7 +3735,7 @@
           </w:tcPr>
           <w:p>
             <w:pPr>
-              <w:spacing w:after="60" w:line="270"/>
+              <w:spacing w:after="50" w:line="265"/>
             </w:pPr>
             <w:r>
               <w:rPr>
@@ -3161,7 +3759,7 @@
           </w:tcPr>
           <w:p>
             <w:pPr>
-              <w:spacing w:after="60" w:line="270"/>
+              <w:spacing w:after="50" w:line="265"/>
             </w:pPr>
             <w:r>
               <w:rPr>
@@ -3190,7 +3788,7 @@
           </w:tcPr>
           <w:p>
             <w:pPr>
-              <w:spacing w:after="60" w:line="270"/>
+              <w:spacing w:after="50" w:line="265"/>
             </w:pPr>
             <w:r>
               <w:rPr>
@@ -3214,15 +3812,15 @@
           </w:tcPr>
           <w:p>
             <w:pPr>
-              <w:spacing w:after="60" w:line="270"/>
-            </w:pPr>
-            <w:r>
-              <w:rPr>
-                <w:rFonts w:ascii="Times New Roman" w:cs="Times New Roman" w:eastAsia="SimSun" w:hAnsi="Times New Roman"/>
-                <w:sz w:val="22"/>
-                <w:szCs w:val="22"/>
-              </w:rPr>
-              <w:t xml:space="preserve">A 64-character random hex string — generate it, do not invent one</w:t>
+              <w:spacing w:after="50" w:line="265"/>
+            </w:pPr>
+            <w:r>
+              <w:rPr>
+                <w:rFonts w:ascii="Calibri" w:cs="Calibri" w:eastAsia="SimSun" w:hAnsi="Calibri"/>
+                <w:sz w:val="22"/>
+                <w:szCs w:val="22"/>
+              </w:rPr>
+              <w:t xml:space="preserve">A 64-character random hex string, generate it, do not invent one</w:t>
             </w:r>
           </w:p>
         </w:tc>
@@ -3243,7 +3841,7 @@
           </w:tcPr>
           <w:p>
             <w:pPr>
-              <w:spacing w:after="60" w:line="270"/>
+              <w:spacing w:after="50" w:line="265"/>
             </w:pPr>
             <w:r>
               <w:rPr>
@@ -3267,11 +3865,11 @@
           </w:tcPr>
           <w:p>
             <w:pPr>
-              <w:spacing w:after="60" w:line="270"/>
-            </w:pPr>
-            <w:r>
-              <w:rPr>
-                <w:rFonts w:ascii="Times New Roman" w:cs="Times New Roman" w:eastAsia="SimSun" w:hAnsi="Times New Roman"/>
+              <w:spacing w:after="50" w:line="265"/>
+            </w:pPr>
+            <w:r>
+              <w:rPr>
+                <w:rFonts w:ascii="Calibri" w:cs="Calibri" w:eastAsia="SimSun" w:hAnsi="Calibri"/>
                 <w:sz w:val="22"/>
                 <w:szCs w:val="22"/>
               </w:rPr>
@@ -3296,7 +3894,7 @@
           </w:tcPr>
           <w:p>
             <w:pPr>
-              <w:spacing w:after="60" w:line="270"/>
+              <w:spacing w:after="50" w:line="265"/>
             </w:pPr>
             <w:r>
               <w:rPr>
@@ -3320,7 +3918,7 @@
           </w:tcPr>
           <w:p>
             <w:pPr>
-              <w:spacing w:after="60" w:line="270"/>
+              <w:spacing w:after="50" w:line="265"/>
             </w:pPr>
             <w:r>
               <w:rPr>
@@ -3332,11 +3930,11 @@
             </w:r>
             <w:r>
               <w:rPr>
-                <w:rFonts w:ascii="Times New Roman" w:cs="Times New Roman" w:eastAsia="SimSun" w:hAnsi="Times New Roman"/>
-                <w:sz w:val="22"/>
-                <w:szCs w:val="22"/>
-              </w:rPr>
-              <w:t xml:space="preserve"> — https only, no wildcard</w:t>
+                <w:rFonts w:ascii="Calibri" w:cs="Calibri" w:eastAsia="SimSun" w:hAnsi="Calibri"/>
+                <w:sz w:val="22"/>
+                <w:szCs w:val="22"/>
+              </w:rPr>
+              <w:t xml:space="preserve">, https only, no wildcard</w:t>
             </w:r>
           </w:p>
         </w:tc>
@@ -3357,7 +3955,7 @@
           </w:tcPr>
           <w:p>
             <w:pPr>
-              <w:spacing w:after="60" w:line="270"/>
+              <w:spacing w:after="50" w:line="265"/>
             </w:pPr>
             <w:r>
               <w:rPr>
@@ -3381,7 +3979,7 @@
           </w:tcPr>
           <w:p>
             <w:pPr>
-              <w:spacing w:after="60" w:line="270"/>
+              <w:spacing w:after="50" w:line="265"/>
             </w:pPr>
             <w:r>
               <w:rPr>
@@ -3410,7 +4008,7 @@
           </w:tcPr>
           <w:p>
             <w:pPr>
-              <w:spacing w:after="60" w:line="270"/>
+              <w:spacing w:after="50" w:line="265"/>
             </w:pPr>
             <w:r>
               <w:rPr>
@@ -3422,7 +4020,7 @@
             </w:r>
             <w:r>
               <w:rPr>
-                <w:rFonts w:ascii="Times New Roman" w:cs="Times New Roman" w:eastAsia="SimSun" w:hAnsi="Times New Roman"/>
+                <w:rFonts w:ascii="Calibri" w:cs="Calibri" w:eastAsia="SimSun" w:hAnsi="Calibri"/>
                 <w:sz w:val="22"/>
                 <w:szCs w:val="22"/>
               </w:rPr>
@@ -3442,11 +4040,11 @@
           </w:tcPr>
           <w:p>
             <w:pPr>
-              <w:spacing w:after="60" w:line="270"/>
-            </w:pPr>
-            <w:r>
-              <w:rPr>
-                <w:rFonts w:ascii="Times New Roman" w:cs="Times New Roman" w:eastAsia="SimSun" w:hAnsi="Times New Roman"/>
+              <w:spacing w:after="50" w:line="265"/>
+            </w:pPr>
+            <w:r>
+              <w:rPr>
+                <w:rFonts w:ascii="Calibri" w:cs="Calibri" w:eastAsia="SimSun" w:hAnsi="Calibri"/>
                 <w:sz w:val="22"/>
                 <w:szCs w:val="22"/>
               </w:rPr>
@@ -3458,11 +4056,11 @@
     </w:tbl>
     <w:p>
       <w:pPr>
-        <w:spacing w:after="120"/>
-      </w:pPr>
-      <w:r>
-        <w:rPr>
-          <w:rFonts w:ascii="Times New Roman" w:cs="Times New Roman" w:eastAsia="SimSun" w:hAnsi="Times New Roman"/>
+        <w:spacing w:after="140"/>
+      </w:pPr>
+      <w:r>
+        <w:rPr>
+          <w:rFonts w:ascii="Calibri" w:cs="Calibri" w:eastAsia="SimSun" w:hAnsi="Calibri"/>
           <w:sz w:val="22"/>
           <w:szCs w:val="22"/>
         </w:rPr>
@@ -3475,7 +4073,7 @@
       </w:pPr>
       <w:r>
         <w:rPr>
-          <w:rFonts w:ascii="Times New Roman" w:cs="Times New Roman" w:eastAsia="SimSun" w:hAnsi="Times New Roman"/>
+          <w:rFonts w:ascii="Calibri" w:cs="Calibri" w:eastAsia="SimSun" w:hAnsi="Calibri"/>
           <w:sz w:val="22"/>
           <w:szCs w:val="22"/>
         </w:rPr>
@@ -3484,7 +4082,8 @@
     </w:p>
     <w:p>
       <w:pPr>
-        <w:spacing w:after="0" w:line="230"/>
+        <w:shd w:fill="F6F8FA" w:color="auto" w:val="clear"/>
+        <w:spacing w:after="0" w:line="225"/>
       </w:pPr>
       <w:r>
         <w:rPr>
@@ -3501,7 +4100,7 @@
       </w:pPr>
       <w:r>
         <w:rPr>
-          <w:rFonts w:ascii="Times New Roman" w:cs="Times New Roman" w:eastAsia="SimSun" w:hAnsi="Times New Roman"/>
+          <w:rFonts w:ascii="Calibri" w:cs="Calibri" w:eastAsia="SimSun" w:hAnsi="Calibri"/>
           <w:sz w:val="22"/>
           <w:szCs w:val="22"/>
         </w:rPr>
@@ -3514,7 +4113,7 @@
       </w:pPr>
       <w:r>
         <w:rPr>
-          <w:rFonts w:ascii="Times New Roman" w:cs="Times New Roman" w:eastAsia="SimSun" w:hAnsi="Times New Roman"/>
+          <w:rFonts w:ascii="Calibri" w:cs="Calibri" w:eastAsia="SimSun" w:hAnsi="Calibri"/>
           <w:sz w:val="22"/>
           <w:szCs w:val="22"/>
         </w:rPr>
@@ -3530,7 +4129,7 @@
       </w:r>
       <w:r>
         <w:rPr>
-          <w:rFonts w:ascii="Times New Roman" w:cs="Times New Roman" w:eastAsia="SimSun" w:hAnsi="Times New Roman"/>
+          <w:rFonts w:ascii="Calibri" w:cs="Calibri" w:eastAsia="SimSun" w:hAnsi="Calibri"/>
           <w:sz w:val="22"/>
           <w:szCs w:val="22"/>
         </w:rPr>
@@ -3538,7 +4137,7 @@
       </w:r>
       <w:r>
         <w:rPr>
-          <w:rFonts w:ascii="Times New Roman" w:cs="Times New Roman" w:eastAsia="SimSun" w:hAnsi="Times New Roman"/>
+          <w:rFonts w:ascii="Calibri" w:cs="Calibri" w:eastAsia="SimSun" w:hAnsi="Calibri"/>
           <w:b/>
           <w:bCs/>
           <w:sz w:val="22"/>
@@ -3548,7 +4147,7 @@
       </w:r>
       <w:r>
         <w:rPr>
-          <w:rFonts w:ascii="Times New Roman" w:cs="Times New Roman" w:eastAsia="SimSun" w:hAnsi="Times New Roman"/>
+          <w:rFonts w:ascii="Calibri" w:cs="Calibri" w:eastAsia="SimSun" w:hAnsi="Calibri"/>
           <w:sz w:val="22"/>
           <w:szCs w:val="22"/>
         </w:rPr>
@@ -3564,7 +4163,7 @@
       </w:r>
       <w:r>
         <w:rPr>
-          <w:rFonts w:ascii="Times New Roman" w:cs="Times New Roman" w:eastAsia="SimSun" w:hAnsi="Times New Roman"/>
+          <w:rFonts w:ascii="Calibri" w:cs="Calibri" w:eastAsia="SimSun" w:hAnsi="Calibri"/>
           <w:sz w:val="22"/>
           <w:szCs w:val="22"/>
         </w:rPr>
@@ -3580,7 +4179,7 @@
       </w:r>
       <w:r>
         <w:rPr>
-          <w:rFonts w:ascii="Times New Roman" w:cs="Times New Roman" w:eastAsia="SimSun" w:hAnsi="Times New Roman"/>
+          <w:rFonts w:ascii="Calibri" w:cs="Calibri" w:eastAsia="SimSun" w:hAnsi="Calibri"/>
           <w:sz w:val="22"/>
           <w:szCs w:val="22"/>
         </w:rPr>
@@ -3596,7 +4195,7 @@
       </w:r>
       <w:r>
         <w:rPr>
-          <w:rFonts w:ascii="Times New Roman" w:cs="Times New Roman" w:eastAsia="SimSun" w:hAnsi="Times New Roman"/>
+          <w:rFonts w:ascii="Calibri" w:cs="Calibri" w:eastAsia="SimSun" w:hAnsi="Calibri"/>
           <w:sz w:val="22"/>
           <w:szCs w:val="22"/>
         </w:rPr>
@@ -3612,7 +4211,7 @@
       </w:r>
       <w:r>
         <w:rPr>
-          <w:rFonts w:ascii="Times New Roman" w:cs="Times New Roman" w:eastAsia="SimSun" w:hAnsi="Times New Roman"/>
+          <w:rFonts w:ascii="Calibri" w:cs="Calibri" w:eastAsia="SimSun" w:hAnsi="Calibri"/>
           <w:sz w:val="22"/>
           <w:szCs w:val="22"/>
         </w:rPr>
@@ -3628,7 +4227,7 @@
       </w:r>
       <w:r>
         <w:rPr>
-          <w:rFonts w:ascii="Times New Roman" w:cs="Times New Roman" w:eastAsia="SimSun" w:hAnsi="Times New Roman"/>
+          <w:rFonts w:ascii="Calibri" w:cs="Calibri" w:eastAsia="SimSun" w:hAnsi="Calibri"/>
           <w:sz w:val="22"/>
           <w:szCs w:val="22"/>
         </w:rPr>
@@ -3644,11 +4243,11 @@
       </w:r>
       <w:r>
         <w:rPr>
-          <w:rFonts w:ascii="Times New Roman" w:cs="Times New Roman" w:eastAsia="SimSun" w:hAnsi="Times New Roman"/>
-          <w:sz w:val="22"/>
-          <w:szCs w:val="22"/>
-        </w:rPr>
-        <w:t xml:space="preserve"> origin. A misconfigured deployment fails loudly rather than serving with development secrets — which is the behaviour you want, but it does mean a missing secret looks like a crash. Check the deployment logs.</w:t>
+          <w:rFonts w:ascii="Calibri" w:cs="Calibri" w:eastAsia="SimSun" w:hAnsi="Calibri"/>
+          <w:sz w:val="22"/>
+          <w:szCs w:val="22"/>
+        </w:rPr>
+        <w:t xml:space="preserve"> origin. A misconfigured deployment fails loudly rather than serving with development secrets, which is the behaviour you want, but it does mean a missing secret looks like a crash. Check the deployment logs.</w:t>
       </w:r>
     </w:p>
     <w:p>
@@ -3657,7 +4256,7 @@
       </w:pPr>
       <w:r>
         <w:rPr>
-          <w:rFonts w:ascii="Times New Roman" w:cs="Times New Roman" w:eastAsia="SimSun" w:hAnsi="Times New Roman"/>
+          <w:rFonts w:ascii="Calibri" w:cs="Calibri" w:eastAsia="SimSun" w:hAnsi="Calibri"/>
           <w:sz w:val="22"/>
           <w:szCs w:val="22"/>
         </w:rPr>
@@ -3673,7 +4272,7 @@
       </w:r>
       <w:r>
         <w:rPr>
-          <w:rFonts w:ascii="Times New Roman" w:cs="Times New Roman" w:eastAsia="SimSun" w:hAnsi="Times New Roman"/>
+          <w:rFonts w:ascii="Calibri" w:cs="Calibri" w:eastAsia="SimSun" w:hAnsi="Calibri"/>
           <w:sz w:val="22"/>
           <w:szCs w:val="22"/>
         </w:rPr>
@@ -3689,7 +4288,7 @@
       </w:r>
       <w:r>
         <w:rPr>
-          <w:rFonts w:ascii="Times New Roman" w:cs="Times New Roman" w:eastAsia="SimSun" w:hAnsi="Times New Roman"/>
+          <w:rFonts w:ascii="Calibri" w:cs="Calibri" w:eastAsia="SimSun" w:hAnsi="Calibri"/>
           <w:sz w:val="22"/>
           <w:szCs w:val="22"/>
         </w:rPr>
@@ -3702,7 +4301,7 @@
       </w:pPr>
       <w:r>
         <w:rPr>
-          <w:rFonts w:ascii="Times New Roman" w:cs="Times New Roman" w:eastAsia="SimSun" w:hAnsi="Times New Roman"/>
+          <w:rFonts w:ascii="Calibri" w:cs="Calibri" w:eastAsia="SimSun" w:hAnsi="Calibri"/>
           <w:b/>
           <w:bCs/>
           <w:sz w:val="22"/>
@@ -3712,7 +4311,7 @@
       </w:r>
       <w:r>
         <w:rPr>
-          <w:rFonts w:ascii="Times New Roman" w:cs="Times New Roman" w:eastAsia="SimSun" w:hAnsi="Times New Roman"/>
+          <w:rFonts w:ascii="Calibri" w:cs="Calibri" w:eastAsia="SimSun" w:hAnsi="Calibri"/>
           <w:sz w:val="22"/>
           <w:szCs w:val="22"/>
         </w:rPr>
@@ -3722,18 +4321,18 @@
     <w:p>
       <w:pPr>
         <w:pStyle w:val="Heading3"/>
-        <w:spacing w:after="120" w:before="220"/>
-      </w:pPr>
-      <w:r>
-        <w:rPr>
-          <w:rFonts w:ascii="Times New Roman" w:cs="Times New Roman" w:eastAsia="SimSun" w:hAnsi="Times New Roman"/>
-          <w:b/>
-          <w:bCs/>
-          <w:color w:val="263238"/>
+        <w:spacing w:after="130" w:before="240"/>
+      </w:pPr>
+      <w:r>
+        <w:rPr>
+          <w:rFonts w:ascii="Calibri" w:cs="Calibri" w:eastAsia="SimSun" w:hAnsi="Calibri"/>
+          <w:b/>
+          <w:bCs/>
+          <w:color w:val="0B1F2A"/>
           <w:sz w:val="23"/>
           <w:szCs w:val="23"/>
         </w:rPr>
-        <w:t xml:space="preserve">Step 4 — Publish</w:t>
+        <w:t xml:space="preserve">Step 4: Publish</w:t>
       </w:r>
     </w:p>
     <w:p>
@@ -3742,7 +4341,7 @@
       </w:pPr>
       <w:r>
         <w:rPr>
-          <w:rFonts w:ascii="Times New Roman" w:cs="Times New Roman" w:eastAsia="SimSun" w:hAnsi="Times New Roman"/>
+          <w:rFonts w:ascii="Calibri" w:cs="Calibri" w:eastAsia="SimSun" w:hAnsi="Calibri"/>
           <w:sz w:val="22"/>
           <w:szCs w:val="22"/>
         </w:rPr>
@@ -3750,7 +4349,7 @@
       </w:r>
       <w:r>
         <w:rPr>
-          <w:rFonts w:ascii="Times New Roman" w:cs="Times New Roman" w:eastAsia="SimSun" w:hAnsi="Times New Roman"/>
+          <w:rFonts w:ascii="Calibri" w:cs="Calibri" w:eastAsia="SimSun" w:hAnsi="Calibri"/>
           <w:b/>
           <w:bCs/>
           <w:sz w:val="22"/>
@@ -3760,7 +4359,7 @@
       </w:r>
       <w:r>
         <w:rPr>
-          <w:rFonts w:ascii="Times New Roman" w:cs="Times New Roman" w:eastAsia="SimSun" w:hAnsi="Times New Roman"/>
+          <w:rFonts w:ascii="Calibri" w:cs="Calibri" w:eastAsia="SimSun" w:hAnsi="Calibri"/>
           <w:sz w:val="22"/>
           <w:szCs w:val="22"/>
         </w:rPr>
@@ -3768,7 +4367,7 @@
       </w:r>
       <w:r>
         <w:rPr>
-          <w:rFonts w:ascii="Times New Roman" w:cs="Times New Roman" w:eastAsia="SimSun" w:hAnsi="Times New Roman"/>
+          <w:rFonts w:ascii="Calibri" w:cs="Calibri" w:eastAsia="SimSun" w:hAnsi="Calibri"/>
           <w:b/>
           <w:bCs/>
           <w:sz w:val="22"/>
@@ -3778,7 +4377,7 @@
       </w:r>
       <w:r>
         <w:rPr>
-          <w:rFonts w:ascii="Times New Roman" w:cs="Times New Roman" w:eastAsia="SimSun" w:hAnsi="Times New Roman"/>
+          <w:rFonts w:ascii="Calibri" w:cs="Calibri" w:eastAsia="SimSun" w:hAnsi="Calibri"/>
           <w:sz w:val="22"/>
           <w:szCs w:val="22"/>
         </w:rPr>
@@ -3791,15 +4390,15 @@
       </w:pPr>
       <w:r>
         <w:rPr>
-          <w:rFonts w:ascii="Times New Roman" w:cs="Times New Roman" w:eastAsia="SimSun" w:hAnsi="Times New Roman"/>
-          <w:sz w:val="22"/>
-          <w:szCs w:val="22"/>
-        </w:rPr>
-        <w:t xml:space="preserve">This is deliberate, not a cost preference. The data store keeps an in-memory working set backed by Postgres — durable, but safe only on a single instance, because a second instance would hold its own copy and serve stale reads. Reserved VM is one machine. </w:t>
-      </w:r>
-      <w:r>
-        <w:rPr>
-          <w:rFonts w:ascii="Times New Roman" w:cs="Times New Roman" w:eastAsia="SimSun" w:hAnsi="Times New Roman"/>
+          <w:rFonts w:ascii="Calibri" w:cs="Calibri" w:eastAsia="SimSun" w:hAnsi="Calibri"/>
+          <w:sz w:val="22"/>
+          <w:szCs w:val="22"/>
+        </w:rPr>
+        <w:t xml:space="preserve">This is deliberate, not a cost preference. The data store keeps an in-memory working set backed by Postgres, durable, but safe only on a single instance, because a second instance would hold its own copy and serve stale reads. Reserved VM is one machine. </w:t>
+      </w:r>
+      <w:r>
+        <w:rPr>
+          <w:rFonts w:ascii="Calibri" w:cs="Calibri" w:eastAsia="SimSun" w:hAnsi="Calibri"/>
           <w:b/>
           <w:bCs/>
           <w:sz w:val="22"/>
@@ -3809,7 +4408,7 @@
       </w:r>
       <w:r>
         <w:rPr>
-          <w:rFonts w:ascii="Times New Roman" w:cs="Times New Roman" w:eastAsia="SimSun" w:hAnsi="Times New Roman"/>
+          <w:rFonts w:ascii="Calibri" w:cs="Calibri" w:eastAsia="SimSun" w:hAnsi="Calibri"/>
           <w:sz w:val="22"/>
           <w:szCs w:val="22"/>
         </w:rPr>
@@ -3822,7 +4421,7 @@
       </w:pPr>
       <w:r>
         <w:rPr>
-          <w:rFonts w:ascii="Times New Roman" w:cs="Times New Roman" w:eastAsia="SimSun" w:hAnsi="Times New Roman"/>
+          <w:rFonts w:ascii="Calibri" w:cs="Calibri" w:eastAsia="SimSun" w:hAnsi="Calibri"/>
           <w:sz w:val="22"/>
           <w:szCs w:val="22"/>
         </w:rPr>
@@ -3838,7 +4437,7 @@
       </w:r>
       <w:r>
         <w:rPr>
-          <w:rFonts w:ascii="Times New Roman" w:cs="Times New Roman" w:eastAsia="SimSun" w:hAnsi="Times New Roman"/>
+          <w:rFonts w:ascii="Calibri" w:cs="Calibri" w:eastAsia="SimSun" w:hAnsi="Calibri"/>
           <w:sz w:val="22"/>
           <w:szCs w:val="22"/>
         </w:rPr>
@@ -3854,7 +4453,7 @@
       </w:r>
       <w:r>
         <w:rPr>
-          <w:rFonts w:ascii="Times New Roman" w:cs="Times New Roman" w:eastAsia="SimSun" w:hAnsi="Times New Roman"/>
+          <w:rFonts w:ascii="Calibri" w:cs="Calibri" w:eastAsia="SimSun" w:hAnsi="Calibri"/>
           <w:sz w:val="22"/>
           <w:szCs w:val="22"/>
         </w:rPr>
@@ -3864,18 +4463,18 @@
     <w:p>
       <w:pPr>
         <w:pStyle w:val="Heading3"/>
-        <w:spacing w:after="120" w:before="220"/>
-      </w:pPr>
-      <w:r>
-        <w:rPr>
-          <w:rFonts w:ascii="Times New Roman" w:cs="Times New Roman" w:eastAsia="SimSun" w:hAnsi="Times New Roman"/>
-          <w:b/>
-          <w:bCs/>
-          <w:color w:val="263238"/>
+        <w:spacing w:after="130" w:before="240"/>
+      </w:pPr>
+      <w:r>
+        <w:rPr>
+          <w:rFonts w:ascii="Calibri" w:cs="Calibri" w:eastAsia="SimSun" w:hAnsi="Calibri"/>
+          <w:b/>
+          <w:bCs/>
+          <w:color w:val="0B1F2A"/>
           <w:sz w:val="23"/>
           <w:szCs w:val="23"/>
         </w:rPr>
-        <w:t xml:space="preserve">Step 5 — Verify</w:t>
+        <w:t xml:space="preserve">Step 5: Verify</w:t>
       </w:r>
     </w:p>
     <w:p>
@@ -3884,7 +4483,7 @@
       </w:pPr>
       <w:r>
         <w:rPr>
-          <w:rFonts w:ascii="Times New Roman" w:cs="Times New Roman" w:eastAsia="SimSun" w:hAnsi="Times New Roman"/>
+          <w:rFonts w:ascii="Calibri" w:cs="Calibri" w:eastAsia="SimSun" w:hAnsi="Calibri"/>
           <w:sz w:val="22"/>
           <w:szCs w:val="22"/>
         </w:rPr>
@@ -3893,7 +4492,8 @@
     </w:p>
     <w:p>
       <w:pPr>
-        <w:spacing w:after="0" w:line="230"/>
+        <w:shd w:fill="F6F8FA" w:color="auto" w:val="clear"/>
+        <w:spacing w:after="0" w:line="225"/>
       </w:pPr>
       <w:r>
         <w:rPr>
@@ -3906,7 +4506,8 @@
     </w:p>
     <w:p>
       <w:pPr>
-        <w:spacing w:after="0" w:line="230"/>
+        <w:shd w:fill="F6F8FA" w:color="auto" w:val="clear"/>
+        <w:spacing w:after="0" w:line="225"/>
       </w:pPr>
       <w:r>
         <w:rPr>
@@ -3919,7 +4520,8 @@
     </w:p>
     <w:p>
       <w:pPr>
-        <w:spacing w:after="0" w:line="230"/>
+        <w:shd w:fill="F6F8FA" w:color="auto" w:val="clear"/>
+        <w:spacing w:after="0" w:line="225"/>
       </w:pPr>
       <w:r>
         <w:rPr>
@@ -3936,7 +4538,7 @@
       </w:pPr>
       <w:r>
         <w:rPr>
-          <w:rFonts w:ascii="Times New Roman" w:cs="Times New Roman" w:eastAsia="SimSun" w:hAnsi="Times New Roman"/>
+          <w:rFonts w:ascii="Calibri" w:cs="Calibri" w:eastAsia="SimSun" w:hAnsi="Calibri"/>
           <w:sz w:val="22"/>
           <w:szCs w:val="22"/>
         </w:rPr>
@@ -3957,11 +4559,11 @@
       </w:r>
       <w:r>
         <w:rPr>
-          <w:rFonts w:ascii="Times New Roman" w:cs="Times New Roman" w:eastAsia="SimSun" w:hAnsi="Times New Roman"/>
-          <w:sz w:val="22"/>
-          <w:szCs w:val="22"/>
-        </w:rPr>
-        <w:t xml:space="preserve"> returning 503 means the store did not initialise — check </w:t>
+          <w:rFonts w:ascii="Calibri" w:cs="Calibri" w:eastAsia="SimSun" w:hAnsi="Calibri"/>
+          <w:sz w:val="22"/>
+          <w:szCs w:val="22"/>
+        </w:rPr>
+        <w:t xml:space="preserve"> returning 503 means the store did not initialise, check </w:t>
       </w:r>
       <w:r>
         <w:rPr>
@@ -3973,7 +4575,7 @@
       </w:r>
       <w:r>
         <w:rPr>
-          <w:rFonts w:ascii="Times New Roman" w:cs="Times New Roman" w:eastAsia="SimSun" w:hAnsi="Times New Roman"/>
+          <w:rFonts w:ascii="Calibri" w:cs="Calibri" w:eastAsia="SimSun" w:hAnsi="Calibri"/>
           <w:sz w:val="22"/>
           <w:szCs w:val="22"/>
         </w:rPr>
@@ -3989,7 +4591,7 @@
       </w:r>
       <w:r>
         <w:rPr>
-          <w:rFonts w:ascii="Times New Roman" w:cs="Times New Roman" w:eastAsia="SimSun" w:hAnsi="Times New Roman"/>
+          <w:rFonts w:ascii="Calibri" w:cs="Calibri" w:eastAsia="SimSun" w:hAnsi="Calibri"/>
           <w:sz w:val="22"/>
           <w:szCs w:val="22"/>
         </w:rPr>
@@ -4005,7 +4607,7 @@
       </w:r>
       <w:r>
         <w:rPr>
-          <w:rFonts w:ascii="Times New Roman" w:cs="Times New Roman" w:eastAsia="SimSun" w:hAnsi="Times New Roman"/>
+          <w:rFonts w:ascii="Calibri" w:cs="Calibri" w:eastAsia="SimSun" w:hAnsi="Calibri"/>
           <w:sz w:val="22"/>
           <w:szCs w:val="22"/>
         </w:rPr>
@@ -4018,7 +4620,7 @@
       </w:pPr>
       <w:r>
         <w:rPr>
-          <w:rFonts w:ascii="Times New Roman" w:cs="Times New Roman" w:eastAsia="SimSun" w:hAnsi="Times New Roman"/>
+          <w:rFonts w:ascii="Calibri" w:cs="Calibri" w:eastAsia="SimSun" w:hAnsi="Calibri"/>
           <w:sz w:val="22"/>
           <w:szCs w:val="22"/>
         </w:rPr>
@@ -4026,7 +4628,7 @@
       </w:r>
       <w:r>
         <w:rPr>
-          <w:rFonts w:ascii="Times New Roman" w:cs="Times New Roman" w:eastAsia="SimSun" w:hAnsi="Times New Roman"/>
+          <w:rFonts w:ascii="Calibri" w:cs="Calibri" w:eastAsia="SimSun" w:hAnsi="Calibri"/>
           <w:b/>
           <w:bCs/>
           <w:sz w:val="22"/>
@@ -4036,24 +4638,24 @@
       </w:r>
       <w:r>
         <w:rPr>
-          <w:rFonts w:ascii="Times New Roman" w:cs="Times New Roman" w:eastAsia="SimSun" w:hAnsi="Times New Roman"/>
-          <w:sz w:val="22"/>
-          <w:szCs w:val="22"/>
-        </w:rPr>
-        <w:t xml:space="preserve"> — it is the difference between a working deployment and one that quietly destroys user data.</w:t>
+          <w:rFonts w:ascii="Calibri" w:cs="Calibri" w:eastAsia="SimSun" w:hAnsi="Calibri"/>
+          <w:sz w:val="22"/>
+          <w:szCs w:val="22"/>
+        </w:rPr>
+        <w:t xml:space="preserve">, it is the difference between a working deployment and one that quietly destroys user data.</w:t>
       </w:r>
     </w:p>
     <w:p>
       <w:pPr>
         <w:pStyle w:val="Heading2"/>
-        <w:spacing w:after="120" w:before="220"/>
-      </w:pPr>
-      <w:r>
-        <w:rPr>
-          <w:rFonts w:ascii="Times New Roman" w:cs="Times New Roman" w:eastAsia="SimSun" w:hAnsi="Times New Roman"/>
-          <w:b/>
-          <w:bCs/>
-          <w:color w:val="263238"/>
+        <w:spacing w:after="130" w:before="240"/>
+      </w:pPr>
+      <w:r>
+        <w:rPr>
+          <w:rFonts w:ascii="Calibri" w:cs="Calibri" w:eastAsia="SimSun" w:hAnsi="Calibri"/>
+          <w:b/>
+          <w:bCs/>
+          <w:color w:val="0B1F2A"/>
           <w:sz w:val="25"/>
           <w:szCs w:val="25"/>
         </w:rPr>
@@ -4066,11 +4668,11 @@
       </w:pPr>
       <w:r>
         <w:rPr>
-          <w:rFonts w:ascii="Times New Roman" w:cs="Times New Roman" w:eastAsia="SimSun" w:hAnsi="Times New Roman"/>
-          <w:sz w:val="22"/>
-          <w:szCs w:val="22"/>
-        </w:rPr>
-        <w:t xml:space="preserve">Replit is not a registrar, so buying at Hostinger and pointing it at Replit is the normal arrangement — you are not "transferring" the domain, you are pointing its DNS records.</w:t>
+          <w:rFonts w:ascii="Calibri" w:cs="Calibri" w:eastAsia="SimSun" w:hAnsi="Calibri"/>
+          <w:sz w:val="22"/>
+          <w:szCs w:val="22"/>
+        </w:rPr>
+        <w:t xml:space="preserve">Replit is not a registrar, so buying at Hostinger and pointing it at Replit is the normal arrangement, you are not "transferring" the domain, you are pointing its DNS records.</w:t>
       </w:r>
     </w:p>
     <w:p>
@@ -4080,18 +4682,18 @@
       </w:pPr>
       <w:r>
         <w:rPr>
-          <w:rFonts w:ascii="Times New Roman" w:cs="Times New Roman" w:eastAsia="SimSun" w:hAnsi="Times New Roman"/>
-          <w:b/>
-          <w:bCs/>
-          <w:color w:val="37474F"/>
-          <w:sz w:val="22"/>
-          <w:szCs w:val="22"/>
-        </w:rPr>
-        <w:t xml:space="preserve">1. </w:t>
-      </w:r>
-      <w:r>
-        <w:rPr>
-          <w:rFonts w:ascii="Times New Roman" w:cs="Times New Roman" w:eastAsia="SimSun" w:hAnsi="Times New Roman"/>
+          <w:rFonts w:ascii="Calibri" w:cs="Calibri" w:eastAsia="SimSun" w:hAnsi="Calibri"/>
+          <w:b/>
+          <w:bCs/>
+          <w:color w:val="0E7C97"/>
+          <w:sz w:val="22"/>
+          <w:szCs w:val="22"/>
+        </w:rPr>
+        <w:t xml:space="preserve">1.  </w:t>
+      </w:r>
+      <w:r>
+        <w:rPr>
+          <w:rFonts w:ascii="Calibri" w:cs="Calibri" w:eastAsia="SimSun" w:hAnsi="Calibri"/>
           <w:sz w:val="22"/>
           <w:szCs w:val="22"/>
         </w:rPr>
@@ -4099,7 +4701,7 @@
       </w:r>
       <w:r>
         <w:rPr>
-          <w:rFonts w:ascii="Times New Roman" w:cs="Times New Roman" w:eastAsia="SimSun" w:hAnsi="Times New Roman"/>
+          <w:rFonts w:ascii="Calibri" w:cs="Calibri" w:eastAsia="SimSun" w:hAnsi="Calibri"/>
           <w:b/>
           <w:bCs/>
           <w:sz w:val="22"/>
@@ -4109,7 +4711,7 @@
       </w:r>
       <w:r>
         <w:rPr>
-          <w:rFonts w:ascii="Times New Roman" w:cs="Times New Roman" w:eastAsia="SimSun" w:hAnsi="Times New Roman"/>
+          <w:rFonts w:ascii="Calibri" w:cs="Calibri" w:eastAsia="SimSun" w:hAnsi="Calibri"/>
           <w:sz w:val="22"/>
           <w:szCs w:val="22"/>
         </w:rPr>
@@ -4123,18 +4725,18 @@
       </w:pPr>
       <w:r>
         <w:rPr>
-          <w:rFonts w:ascii="Times New Roman" w:cs="Times New Roman" w:eastAsia="SimSun" w:hAnsi="Times New Roman"/>
-          <w:b/>
-          <w:bCs/>
-          <w:color w:val="37474F"/>
-          <w:sz w:val="22"/>
-          <w:szCs w:val="22"/>
-        </w:rPr>
-        <w:t xml:space="preserve">2. </w:t>
-      </w:r>
-      <w:r>
-        <w:rPr>
-          <w:rFonts w:ascii="Times New Roman" w:cs="Times New Roman" w:eastAsia="SimSun" w:hAnsi="Times New Roman"/>
+          <w:rFonts w:ascii="Calibri" w:cs="Calibri" w:eastAsia="SimSun" w:hAnsi="Calibri"/>
+          <w:b/>
+          <w:bCs/>
+          <w:color w:val="0E7C97"/>
+          <w:sz w:val="22"/>
+          <w:szCs w:val="22"/>
+        </w:rPr>
+        <w:t xml:space="preserve">2.  </w:t>
+      </w:r>
+      <w:r>
+        <w:rPr>
+          <w:rFonts w:ascii="Calibri" w:cs="Calibri" w:eastAsia="SimSun" w:hAnsi="Calibri"/>
           <w:sz w:val="22"/>
           <w:szCs w:val="22"/>
         </w:rPr>
@@ -4142,7 +4744,7 @@
       </w:r>
       <w:r>
         <w:rPr>
-          <w:rFonts w:ascii="Times New Roman" w:cs="Times New Roman" w:eastAsia="SimSun" w:hAnsi="Times New Roman"/>
+          <w:rFonts w:ascii="Calibri" w:cs="Calibri" w:eastAsia="SimSun" w:hAnsi="Calibri"/>
           <w:b/>
           <w:bCs/>
           <w:sz w:val="22"/>
@@ -4152,7 +4754,7 @@
       </w:r>
       <w:r>
         <w:rPr>
-          <w:rFonts w:ascii="Times New Roman" w:cs="Times New Roman" w:eastAsia="SimSun" w:hAnsi="Times New Roman"/>
+          <w:rFonts w:ascii="Calibri" w:cs="Calibri" w:eastAsia="SimSun" w:hAnsi="Calibri"/>
           <w:sz w:val="22"/>
           <w:szCs w:val="22"/>
         </w:rPr>
@@ -4160,7 +4762,7 @@
       </w:r>
       <w:r>
         <w:rPr>
-          <w:rFonts w:ascii="Times New Roman" w:cs="Times New Roman" w:eastAsia="SimSun" w:hAnsi="Times New Roman"/>
+          <w:rFonts w:ascii="Calibri" w:cs="Calibri" w:eastAsia="SimSun" w:hAnsi="Calibri"/>
           <w:b/>
           <w:bCs/>
           <w:sz w:val="22"/>
@@ -4170,7 +4772,7 @@
       </w:r>
       <w:r>
         <w:rPr>
-          <w:rFonts w:ascii="Times New Roman" w:cs="Times New Roman" w:eastAsia="SimSun" w:hAnsi="Times New Roman"/>
+          <w:rFonts w:ascii="Calibri" w:cs="Calibri" w:eastAsia="SimSun" w:hAnsi="Calibri"/>
           <w:sz w:val="22"/>
           <w:szCs w:val="22"/>
         </w:rPr>
@@ -4186,7 +4788,7 @@
       </w:r>
       <w:r>
         <w:rPr>
-          <w:rFonts w:ascii="Times New Roman" w:cs="Times New Roman" w:eastAsia="SimSun" w:hAnsi="Times New Roman"/>
+          <w:rFonts w:ascii="Calibri" w:cs="Calibri" w:eastAsia="SimSun" w:hAnsi="Calibri"/>
           <w:sz w:val="22"/>
           <w:szCs w:val="22"/>
         </w:rPr>
@@ -4200,18 +4802,18 @@
       </w:pPr>
       <w:r>
         <w:rPr>
-          <w:rFonts w:ascii="Times New Roman" w:cs="Times New Roman" w:eastAsia="SimSun" w:hAnsi="Times New Roman"/>
-          <w:b/>
-          <w:bCs/>
-          <w:color w:val="37474F"/>
-          <w:sz w:val="22"/>
-          <w:szCs w:val="22"/>
-        </w:rPr>
-        <w:t xml:space="preserve">3. </w:t>
-      </w:r>
-      <w:r>
-        <w:rPr>
-          <w:rFonts w:ascii="Times New Roman" w:cs="Times New Roman" w:eastAsia="SimSun" w:hAnsi="Times New Roman"/>
+          <w:rFonts w:ascii="Calibri" w:cs="Calibri" w:eastAsia="SimSun" w:hAnsi="Calibri"/>
+          <w:b/>
+          <w:bCs/>
+          <w:color w:val="0E7C97"/>
+          <w:sz w:val="22"/>
+          <w:szCs w:val="22"/>
+        </w:rPr>
+        <w:t xml:space="preserve">3.  </w:t>
+      </w:r>
+      <w:r>
+        <w:rPr>
+          <w:rFonts w:ascii="Calibri" w:cs="Calibri" w:eastAsia="SimSun" w:hAnsi="Calibri"/>
           <w:sz w:val="22"/>
           <w:szCs w:val="22"/>
         </w:rPr>
@@ -4219,7 +4821,7 @@
       </w:r>
       <w:r>
         <w:rPr>
-          <w:rFonts w:ascii="Times New Roman" w:cs="Times New Roman" w:eastAsia="SimSun" w:hAnsi="Times New Roman"/>
+          <w:rFonts w:ascii="Calibri" w:cs="Calibri" w:eastAsia="SimSun" w:hAnsi="Calibri"/>
           <w:b/>
           <w:bCs/>
           <w:sz w:val="22"/>
@@ -4229,7 +4831,7 @@
       </w:r>
       <w:r>
         <w:rPr>
-          <w:rFonts w:ascii="Times New Roman" w:cs="Times New Roman" w:eastAsia="SimSun" w:hAnsi="Times New Roman"/>
+          <w:rFonts w:ascii="Calibri" w:cs="Calibri" w:eastAsia="SimSun" w:hAnsi="Calibri"/>
           <w:sz w:val="22"/>
           <w:szCs w:val="22"/>
         </w:rPr>
@@ -4243,18 +4845,18 @@
       </w:pPr>
       <w:r>
         <w:rPr>
-          <w:rFonts w:ascii="Times New Roman" w:cs="Times New Roman" w:eastAsia="SimSun" w:hAnsi="Times New Roman"/>
-          <w:b/>
-          <w:bCs/>
-          <w:color w:val="37474F"/>
-          <w:sz w:val="22"/>
-          <w:szCs w:val="22"/>
-        </w:rPr>
-        <w:t xml:space="preserve">4. </w:t>
-      </w:r>
-      <w:r>
-        <w:rPr>
-          <w:rFonts w:ascii="Times New Roman" w:cs="Times New Roman" w:eastAsia="SimSun" w:hAnsi="Times New Roman"/>
+          <w:rFonts w:ascii="Calibri" w:cs="Calibri" w:eastAsia="SimSun" w:hAnsi="Calibri"/>
+          <w:b/>
+          <w:bCs/>
+          <w:color w:val="0E7C97"/>
+          <w:sz w:val="22"/>
+          <w:szCs w:val="22"/>
+        </w:rPr>
+        <w:t xml:space="preserve">4.  </w:t>
+      </w:r>
+      <w:r>
+        <w:rPr>
+          <w:rFonts w:ascii="Calibri" w:cs="Calibri" w:eastAsia="SimSun" w:hAnsi="Calibri"/>
           <w:sz w:val="22"/>
           <w:szCs w:val="22"/>
         </w:rPr>
@@ -4268,18 +4870,18 @@
       </w:pPr>
       <w:r>
         <w:rPr>
-          <w:rFonts w:ascii="Times New Roman" w:cs="Times New Roman" w:eastAsia="SimSun" w:hAnsi="Times New Roman"/>
-          <w:b/>
-          <w:bCs/>
-          <w:color w:val="37474F"/>
-          <w:sz w:val="22"/>
-          <w:szCs w:val="22"/>
-        </w:rPr>
-        <w:t xml:space="preserve">5. </w:t>
-      </w:r>
-      <w:r>
-        <w:rPr>
-          <w:rFonts w:ascii="Times New Roman" w:cs="Times New Roman" w:eastAsia="SimSun" w:hAnsi="Times New Roman"/>
+          <w:rFonts w:ascii="Calibri" w:cs="Calibri" w:eastAsia="SimSun" w:hAnsi="Calibri"/>
+          <w:b/>
+          <w:bCs/>
+          <w:color w:val="0E7C97"/>
+          <w:sz w:val="22"/>
+          <w:szCs w:val="22"/>
+        </w:rPr>
+        <w:t xml:space="preserve">5.  </w:t>
+      </w:r>
+      <w:r>
+        <w:rPr>
+          <w:rFonts w:ascii="Calibri" w:cs="Calibri" w:eastAsia="SimSun" w:hAnsi="Calibri"/>
           <w:sz w:val="22"/>
           <w:szCs w:val="22"/>
         </w:rPr>
@@ -4292,7 +4894,7 @@
       </w:pPr>
       <w:r>
         <w:rPr>
-          <w:rFonts w:ascii="Times New Roman" w:cs="Times New Roman" w:eastAsia="SimSun" w:hAnsi="Times New Roman"/>
+          <w:rFonts w:ascii="Calibri" w:cs="Calibri" w:eastAsia="SimSun" w:hAnsi="Calibri"/>
           <w:sz w:val="22"/>
           <w:szCs w:val="22"/>
         </w:rPr>
@@ -4310,7 +4912,7 @@
       </w:pPr>
       <w:r>
         <w:rPr>
-          <w:rFonts w:ascii="Times New Roman" w:cs="Times New Roman" w:eastAsia="SimSun" w:hAnsi="Times New Roman"/>
+          <w:rFonts w:ascii="Calibri" w:cs="Calibri" w:eastAsia="SimSun" w:hAnsi="Calibri"/>
           <w:b/>
           <w:bCs/>
           <w:sz w:val="22"/>
@@ -4320,15 +4922,15 @@
       </w:r>
       <w:r>
         <w:rPr>
-          <w:rFonts w:ascii="Times New Roman" w:cs="Times New Roman" w:eastAsia="SimSun" w:hAnsi="Times New Roman"/>
-          <w:sz w:val="22"/>
-          <w:szCs w:val="22"/>
-        </w:rPr>
-        <w:t xml:space="preserve"> It is not just for initial setup — certificate </w:t>
-      </w:r>
-      <w:r>
-        <w:rPr>
-          <w:rFonts w:ascii="Times New Roman" w:cs="Times New Roman" w:eastAsia="SimSun" w:hAnsi="Times New Roman"/>
+          <w:rFonts w:ascii="Calibri" w:cs="Calibri" w:eastAsia="SimSun" w:hAnsi="Calibri"/>
+          <w:sz w:val="22"/>
+          <w:szCs w:val="22"/>
+        </w:rPr>
+        <w:t xml:space="preserve"> It is not just for initial setup, certificate </w:t>
+      </w:r>
+      <w:r>
+        <w:rPr>
+          <w:rFonts w:ascii="Calibri" w:cs="Calibri" w:eastAsia="SimSun" w:hAnsi="Calibri"/>
           <w:i/>
           <w:iCs/>
           <w:sz w:val="22"/>
@@ -4338,7 +4940,7 @@
       </w:r>
       <w:r>
         <w:rPr>
-          <w:rFonts w:ascii="Times New Roman" w:cs="Times New Roman" w:eastAsia="SimSun" w:hAnsi="Times New Roman"/>
+          <w:rFonts w:ascii="Calibri" w:cs="Calibri" w:eastAsia="SimSun" w:hAnsi="Calibri"/>
           <w:sz w:val="22"/>
           <w:szCs w:val="22"/>
         </w:rPr>
@@ -4356,7 +4958,7 @@
       </w:pPr>
       <w:r>
         <w:rPr>
-          <w:rFonts w:ascii="Times New Roman" w:cs="Times New Roman" w:eastAsia="SimSun" w:hAnsi="Times New Roman"/>
+          <w:rFonts w:ascii="Calibri" w:cs="Calibri" w:eastAsia="SimSun" w:hAnsi="Calibri"/>
           <w:b/>
           <w:bCs/>
           <w:sz w:val="22"/>
@@ -4366,7 +4968,7 @@
       </w:r>
       <w:r>
         <w:rPr>
-          <w:rFonts w:ascii="Times New Roman" w:cs="Times New Roman" w:eastAsia="SimSun" w:hAnsi="Times New Roman"/>
+          <w:rFonts w:ascii="Calibri" w:cs="Calibri" w:eastAsia="SimSun" w:hAnsi="Calibri"/>
           <w:sz w:val="22"/>
           <w:szCs w:val="22"/>
         </w:rPr>
@@ -4384,7 +4986,7 @@
       </w:pPr>
       <w:r>
         <w:rPr>
-          <w:rFonts w:ascii="Times New Roman" w:cs="Times New Roman" w:eastAsia="SimSun" w:hAnsi="Times New Roman"/>
+          <w:rFonts w:ascii="Calibri" w:cs="Calibri" w:eastAsia="SimSun" w:hAnsi="Calibri"/>
           <w:b/>
           <w:bCs/>
           <w:sz w:val="22"/>
@@ -4394,7 +4996,7 @@
       </w:r>
       <w:r>
         <w:rPr>
-          <w:rFonts w:ascii="Times New Roman" w:cs="Times New Roman" w:eastAsia="SimSun" w:hAnsi="Times New Roman"/>
+          <w:rFonts w:ascii="Calibri" w:cs="Calibri" w:eastAsia="SimSun" w:hAnsi="Calibri"/>
           <w:sz w:val="22"/>
           <w:szCs w:val="22"/>
         </w:rPr>
@@ -4412,11 +5014,11 @@
       </w:pPr>
       <w:r>
         <w:rPr>
-          <w:rFonts w:ascii="Times New Roman" w:cs="Times New Roman" w:eastAsia="SimSun" w:hAnsi="Times New Roman"/>
-          <w:sz w:val="22"/>
-          <w:szCs w:val="22"/>
-        </w:rPr>
-        <w:t xml:space="preserve">Copy records exactly — trailing dots and an accidental extra subdomain are the usual culprits.</w:t>
+          <w:rFonts w:ascii="Calibri" w:cs="Calibri" w:eastAsia="SimSun" w:hAnsi="Calibri"/>
+          <w:sz w:val="22"/>
+          <w:szCs w:val="22"/>
+        </w:rPr>
+        <w:t xml:space="preserve">Copy records exactly, trailing dots and an accidental extra subdomain are the usual culprits.</w:t>
       </w:r>
     </w:p>
     <w:p>
@@ -4430,7 +5032,7 @@
       </w:pPr>
       <w:r>
         <w:rPr>
-          <w:rFonts w:ascii="Times New Roman" w:cs="Times New Roman" w:eastAsia="SimSun" w:hAnsi="Times New Roman"/>
+          <w:rFonts w:ascii="Calibri" w:cs="Calibri" w:eastAsia="SimSun" w:hAnsi="Calibri"/>
           <w:sz w:val="22"/>
           <w:szCs w:val="22"/>
         </w:rPr>
@@ -4446,7 +5048,7 @@
       </w:r>
       <w:r>
         <w:rPr>
-          <w:rFonts w:ascii="Times New Roman" w:cs="Times New Roman" w:eastAsia="SimSun" w:hAnsi="Times New Roman"/>
+          <w:rFonts w:ascii="Calibri" w:cs="Calibri" w:eastAsia="SimSun" w:hAnsi="Calibri"/>
           <w:sz w:val="22"/>
           <w:szCs w:val="22"/>
         </w:rPr>
@@ -4459,7 +5061,7 @@
       </w:pPr>
       <w:r>
         <w:rPr>
-          <w:rFonts w:ascii="Times New Roman" w:cs="Times New Roman" w:eastAsia="SimSun" w:hAnsi="Times New Roman"/>
+          <w:rFonts w:ascii="Calibri" w:cs="Calibri" w:eastAsia="SimSun" w:hAnsi="Calibri"/>
           <w:i/>
           <w:iCs/>
           <w:sz w:val="22"/>
@@ -4471,14 +5073,14 @@
     <w:p>
       <w:pPr>
         <w:pStyle w:val="Heading2"/>
-        <w:spacing w:after="120" w:before="220"/>
-      </w:pPr>
-      <w:r>
-        <w:rPr>
-          <w:rFonts w:ascii="Times New Roman" w:cs="Times New Roman" w:eastAsia="SimSun" w:hAnsi="Times New Roman"/>
-          <w:b/>
-          <w:bCs/>
-          <w:color w:val="263238"/>
+        <w:spacing w:after="130" w:before="240"/>
+      </w:pPr>
+      <w:r>
+        <w:rPr>
+          <w:rFonts w:ascii="Calibri" w:cs="Calibri" w:eastAsia="SimSun" w:hAnsi="Calibri"/>
+          <w:b/>
+          <w:bCs/>
+          <w:color w:val="0B1F2A"/>
           <w:sz w:val="25"/>
           <w:szCs w:val="25"/>
         </w:rPr>
@@ -4487,7 +5089,7 @@
     </w:p>
     <w:tbl>
       <w:tblPr>
-        <w:tblW w:type="pct" w:w="100%"/>
+        <w:tblW w:type="dxa" w:w="9360"/>
         <w:tblBorders>
           <w:top w:val="single" w:color="auto" w:sz="4"/>
           <w:left w:val="single" w:color="auto" w:sz="4"/>
@@ -4508,21 +5110,24 @@
         <w:tc>
           <w:tcPr>
             <w:tcW w:type="dxa" w:w="4680"/>
-            <w:shd w:fill="EEF3F6" w:val="clear"/>
-            <w:tcMar>
-              <w:top w:type="dxa" w:w="90"/>
-              <w:left w:type="dxa" w:w="110"/>
-              <w:bottom w:type="dxa" w:w="90"/>
-              <w:right w:type="dxa" w:w="110"/>
-            </w:tcMar>
-          </w:tcPr>
-          <w:p>
-            <w:pPr>
-              <w:spacing w:after="60" w:line="270"/>
-            </w:pPr>
-            <w:r>
-              <w:rPr>
-                <w:rFonts w:ascii="Times New Roman" w:cs="Times New Roman" w:eastAsia="SimSun" w:hAnsi="Times New Roman"/>
+            <w:shd w:fill="EEF4F7" w:color="auto" w:val="clear"/>
+            <w:tcMar>
+              <w:top w:type="dxa" w:w="90"/>
+              <w:left w:type="dxa" w:w="110"/>
+              <w:bottom w:type="dxa" w:w="90"/>
+              <w:right w:type="dxa" w:w="110"/>
+            </w:tcMar>
+          </w:tcPr>
+          <w:p>
+            <w:pPr>
+              <w:spacing w:after="50" w:line="265"/>
+            </w:pPr>
+            <w:r>
+              <w:rPr>
+                <w:rFonts w:ascii="Calibri" w:cs="Calibri" w:eastAsia="SimSun" w:hAnsi="Calibri"/>
+                <w:b/>
+                <w:bCs/>
+                <w:color w:val="10344A"/>
                 <w:sz w:val="22"/>
                 <w:szCs w:val="22"/>
               </w:rPr>
@@ -4533,21 +5138,24 @@
         <w:tc>
           <w:tcPr>
             <w:tcW w:type="dxa" w:w="4680"/>
-            <w:shd w:fill="EEF3F6" w:val="clear"/>
-            <w:tcMar>
-              <w:top w:type="dxa" w:w="90"/>
-              <w:left w:type="dxa" w:w="110"/>
-              <w:bottom w:type="dxa" w:w="90"/>
-              <w:right w:type="dxa" w:w="110"/>
-            </w:tcMar>
-          </w:tcPr>
-          <w:p>
-            <w:pPr>
-              <w:spacing w:after="60" w:line="270"/>
-            </w:pPr>
-            <w:r>
-              <w:rPr>
-                <w:rFonts w:ascii="Times New Roman" w:cs="Times New Roman" w:eastAsia="SimSun" w:hAnsi="Times New Roman"/>
+            <w:shd w:fill="EEF4F7" w:color="auto" w:val="clear"/>
+            <w:tcMar>
+              <w:top w:type="dxa" w:w="90"/>
+              <w:left w:type="dxa" w:w="110"/>
+              <w:bottom w:type="dxa" w:w="90"/>
+              <w:right w:type="dxa" w:w="110"/>
+            </w:tcMar>
+          </w:tcPr>
+          <w:p>
+            <w:pPr>
+              <w:spacing w:after="50" w:line="265"/>
+            </w:pPr>
+            <w:r>
+              <w:rPr>
+                <w:rFonts w:ascii="Calibri" w:cs="Calibri" w:eastAsia="SimSun" w:hAnsi="Calibri"/>
+                <w:b/>
+                <w:bCs/>
+                <w:color w:val="10344A"/>
                 <w:sz w:val="22"/>
                 <w:szCs w:val="22"/>
               </w:rPr>
@@ -4572,11 +5180,11 @@
           </w:tcPr>
           <w:p>
             <w:pPr>
-              <w:spacing w:after="60" w:line="270"/>
-            </w:pPr>
-            <w:r>
-              <w:rPr>
-                <w:rFonts w:ascii="Times New Roman" w:cs="Times New Roman" w:eastAsia="SimSun" w:hAnsi="Times New Roman"/>
+              <w:spacing w:after="50" w:line="265"/>
+            </w:pPr>
+            <w:r>
+              <w:rPr>
+                <w:rFonts w:ascii="Calibri" w:cs="Calibri" w:eastAsia="SimSun" w:hAnsi="Calibri"/>
                 <w:sz w:val="22"/>
                 <w:szCs w:val="22"/>
               </w:rPr>
@@ -4596,11 +5204,11 @@
           </w:tcPr>
           <w:p>
             <w:pPr>
-              <w:spacing w:after="60" w:line="270"/>
-            </w:pPr>
-            <w:r>
-              <w:rPr>
-                <w:rFonts w:ascii="Times New Roman" w:cs="Times New Roman" w:eastAsia="SimSun" w:hAnsi="Times New Roman"/>
+              <w:spacing w:after="50" w:line="265"/>
+            </w:pPr>
+            <w:r>
+              <w:rPr>
+                <w:rFonts w:ascii="Calibri" w:cs="Calibri" w:eastAsia="SimSun" w:hAnsi="Calibri"/>
                 <w:sz w:val="22"/>
                 <w:szCs w:val="22"/>
               </w:rPr>
@@ -4625,11 +5233,11 @@
           </w:tcPr>
           <w:p>
             <w:pPr>
-              <w:spacing w:after="60" w:line="270"/>
-            </w:pPr>
-            <w:r>
-              <w:rPr>
-                <w:rFonts w:ascii="Times New Roman" w:cs="Times New Roman" w:eastAsia="SimSun" w:hAnsi="Times New Roman"/>
+              <w:spacing w:after="50" w:line="265"/>
+            </w:pPr>
+            <w:r>
+              <w:rPr>
+                <w:rFonts w:ascii="Calibri" w:cs="Calibri" w:eastAsia="SimSun" w:hAnsi="Calibri"/>
                 <w:sz w:val="22"/>
                 <w:szCs w:val="22"/>
               </w:rPr>
@@ -4649,15 +5257,15 @@
           </w:tcPr>
           <w:p>
             <w:pPr>
-              <w:spacing w:after="60" w:line="270"/>
-            </w:pPr>
-            <w:r>
-              <w:rPr>
-                <w:rFonts w:ascii="Times New Roman" w:cs="Times New Roman" w:eastAsia="SimSun" w:hAnsi="Times New Roman"/>
-                <w:sz w:val="22"/>
-                <w:szCs w:val="22"/>
-              </w:rPr>
-              <w:t xml:space="preserve">~$6–50/month depending on tier; the smallest tier suits this app initially</w:t>
+              <w:spacing w:after="50" w:line="265"/>
+            </w:pPr>
+            <w:r>
+              <w:rPr>
+                <w:rFonts w:ascii="Calibri" w:cs="Calibri" w:eastAsia="SimSun" w:hAnsi="Calibri"/>
+                <w:sz w:val="22"/>
+                <w:szCs w:val="22"/>
+              </w:rPr>
+              <w:t xml:space="preserve">~$6 to 50/month depending on tier; the smallest tier suits this app initially</w:t>
             </w:r>
           </w:p>
         </w:tc>
@@ -4678,11 +5286,11 @@
           </w:tcPr>
           <w:p>
             <w:pPr>
-              <w:spacing w:after="60" w:line="270"/>
-            </w:pPr>
-            <w:r>
-              <w:rPr>
-                <w:rFonts w:ascii="Times New Roman" w:cs="Times New Roman" w:eastAsia="SimSun" w:hAnsi="Times New Roman"/>
+              <w:spacing w:after="50" w:line="265"/>
+            </w:pPr>
+            <w:r>
+              <w:rPr>
+                <w:rFonts w:ascii="Calibri" w:cs="Calibri" w:eastAsia="SimSun" w:hAnsi="Calibri"/>
                 <w:sz w:val="22"/>
                 <w:szCs w:val="22"/>
               </w:rPr>
@@ -4702,11 +5310,11 @@
           </w:tcPr>
           <w:p>
             <w:pPr>
-              <w:spacing w:after="60" w:line="270"/>
-            </w:pPr>
-            <w:r>
-              <w:rPr>
-                <w:rFonts w:ascii="Times New Roman" w:cs="Times New Roman" w:eastAsia="SimSun" w:hAnsi="Times New Roman"/>
+              <w:spacing w:after="50" w:line="265"/>
+            </w:pPr>
+            <w:r>
+              <w:rPr>
+                <w:rFonts w:ascii="Calibri" w:cs="Calibri" w:eastAsia="SimSun" w:hAnsi="Calibri"/>
                 <w:sz w:val="22"/>
                 <w:szCs w:val="22"/>
               </w:rPr>
@@ -4731,11 +5339,11 @@
           </w:tcPr>
           <w:p>
             <w:pPr>
-              <w:spacing w:after="60" w:line="270"/>
-            </w:pPr>
-            <w:r>
-              <w:rPr>
-                <w:rFonts w:ascii="Times New Roman" w:cs="Times New Roman" w:eastAsia="SimSun" w:hAnsi="Times New Roman"/>
+              <w:spacing w:after="50" w:line="265"/>
+            </w:pPr>
+            <w:r>
+              <w:rPr>
+                <w:rFonts w:ascii="Calibri" w:cs="Calibri" w:eastAsia="SimSun" w:hAnsi="Calibri"/>
                 <w:sz w:val="22"/>
                 <w:szCs w:val="22"/>
               </w:rPr>
@@ -4755,11 +5363,11 @@
           </w:tcPr>
           <w:p>
             <w:pPr>
-              <w:spacing w:after="60" w:line="270"/>
-            </w:pPr>
-            <w:r>
-              <w:rPr>
-                <w:rFonts w:ascii="Times New Roman" w:cs="Times New Roman" w:eastAsia="SimSun" w:hAnsi="Times New Roman"/>
+              <w:spacing w:after="50" w:line="265"/>
+            </w:pPr>
+            <w:r>
+              <w:rPr>
+                <w:rFonts w:ascii="Calibri" w:cs="Calibri" w:eastAsia="SimSun" w:hAnsi="Calibri"/>
                 <w:sz w:val="22"/>
                 <w:szCs w:val="22"/>
               </w:rPr>
@@ -4784,11 +5392,11 @@
           </w:tcPr>
           <w:p>
             <w:pPr>
-              <w:spacing w:after="60" w:line="270"/>
-            </w:pPr>
-            <w:r>
-              <w:rPr>
-                <w:rFonts w:ascii="Times New Roman" w:cs="Times New Roman" w:eastAsia="SimSun" w:hAnsi="Times New Roman"/>
+              <w:spacing w:after="50" w:line="265"/>
+            </w:pPr>
+            <w:r>
+              <w:rPr>
+                <w:rFonts w:ascii="Calibri" w:cs="Calibri" w:eastAsia="SimSun" w:hAnsi="Calibri"/>
                 <w:sz w:val="22"/>
                 <w:szCs w:val="22"/>
               </w:rPr>
@@ -4808,11 +5416,11 @@
           </w:tcPr>
           <w:p>
             <w:pPr>
-              <w:spacing w:after="60" w:line="270"/>
-            </w:pPr>
-            <w:r>
-              <w:rPr>
-                <w:rFonts w:ascii="Times New Roman" w:cs="Times New Roman" w:eastAsia="SimSun" w:hAnsi="Times New Roman"/>
+              <w:spacing w:after="50" w:line="265"/>
+            </w:pPr>
+            <w:r>
+              <w:rPr>
+                <w:rFonts w:ascii="Calibri" w:cs="Calibri" w:eastAsia="SimSun" w:hAnsi="Calibri"/>
                 <w:sz w:val="22"/>
                 <w:szCs w:val="22"/>
               </w:rPr>
@@ -4837,11 +5445,11 @@
           </w:tcPr>
           <w:p>
             <w:pPr>
-              <w:spacing w:after="60" w:line="270"/>
-            </w:pPr>
-            <w:r>
-              <w:rPr>
-                <w:rFonts w:ascii="Times New Roman" w:cs="Times New Roman" w:eastAsia="SimSun" w:hAnsi="Times New Roman"/>
+              <w:spacing w:after="50" w:line="265"/>
+            </w:pPr>
+            <w:r>
+              <w:rPr>
+                <w:rFonts w:ascii="Calibri" w:cs="Calibri" w:eastAsia="SimSun" w:hAnsi="Calibri"/>
                 <w:sz w:val="22"/>
                 <w:szCs w:val="22"/>
               </w:rPr>
@@ -4861,11 +5469,11 @@
           </w:tcPr>
           <w:p>
             <w:pPr>
-              <w:spacing w:after="60" w:line="270"/>
-            </w:pPr>
-            <w:r>
-              <w:rPr>
-                <w:rFonts w:ascii="Times New Roman" w:cs="Times New Roman" w:eastAsia="SimSun" w:hAnsi="Times New Roman"/>
+              <w:spacing w:after="50" w:line="265"/>
+            </w:pPr>
+            <w:r>
+              <w:rPr>
+                <w:rFonts w:ascii="Calibri" w:cs="Calibri" w:eastAsia="SimSun" w:hAnsi="Calibri"/>
                 <w:sz w:val="22"/>
                 <w:szCs w:val="22"/>
               </w:rPr>
@@ -4890,11 +5498,11 @@
           </w:tcPr>
           <w:p>
             <w:pPr>
-              <w:spacing w:after="60" w:line="270"/>
-            </w:pPr>
-            <w:r>
-              <w:rPr>
-                <w:rFonts w:ascii="Times New Roman" w:cs="Times New Roman" w:eastAsia="SimSun" w:hAnsi="Times New Roman"/>
+              <w:spacing w:after="50" w:line="265"/>
+            </w:pPr>
+            <w:r>
+              <w:rPr>
+                <w:rFonts w:ascii="Calibri" w:cs="Calibri" w:eastAsia="SimSun" w:hAnsi="Calibri"/>
                 <w:sz w:val="22"/>
                 <w:szCs w:val="22"/>
               </w:rPr>
@@ -4914,15 +5522,15 @@
           </w:tcPr>
           <w:p>
             <w:pPr>
-              <w:spacing w:after="60" w:line="270"/>
-            </w:pPr>
-            <w:r>
-              <w:rPr>
-                <w:rFonts w:ascii="Times New Roman" w:cs="Times New Roman" w:eastAsia="SimSun" w:hAnsi="Times New Roman"/>
-                <w:sz w:val="22"/>
-                <w:szCs w:val="22"/>
-              </w:rPr>
-              <w:t xml:space="preserve">Variable — see the warning below</w:t>
+              <w:spacing w:after="50" w:line="265"/>
+            </w:pPr>
+            <w:r>
+              <w:rPr>
+                <w:rFonts w:ascii="Calibri" w:cs="Calibri" w:eastAsia="SimSun" w:hAnsi="Calibri"/>
+                <w:sz w:val="22"/>
+                <w:szCs w:val="22"/>
+              </w:rPr>
+              <w:t xml:space="preserve">Variable, see the warning below</w:t>
             </w:r>
           </w:p>
         </w:tc>
@@ -4930,11 +5538,11 @@
     </w:tbl>
     <w:p>
       <w:pPr>
-        <w:spacing w:after="120"/>
-      </w:pPr>
-      <w:r>
-        <w:rPr>
-          <w:rFonts w:ascii="Times New Roman" w:cs="Times New Roman" w:eastAsia="SimSun" w:hAnsi="Times New Roman"/>
+        <w:spacing w:after="140"/>
+      </w:pPr>
+      <w:r>
+        <w:rPr>
+          <w:rFonts w:ascii="Calibri" w:cs="Calibri" w:eastAsia="SimSun" w:hAnsi="Calibri"/>
           <w:sz w:val="22"/>
           <w:szCs w:val="22"/>
         </w:rPr>
@@ -4947,11 +5555,11 @@
       </w:pPr>
       <w:r>
         <w:rPr>
-          <w:rFonts w:ascii="Times New Roman" w:cs="Times New Roman" w:eastAsia="SimSun" w:hAnsi="Times New Roman"/>
-          <w:sz w:val="22"/>
-          <w:szCs w:val="22"/>
-        </w:rPr>
-        <w:t xml:space="preserve">Autoscale bills per request and scales to zero, which is cheaper at low traffic — but is unsafe for this application until §6 is done.</w:t>
+          <w:rFonts w:ascii="Calibri" w:cs="Calibri" w:eastAsia="SimSun" w:hAnsi="Calibri"/>
+          <w:sz w:val="22"/>
+          <w:szCs w:val="22"/>
+        </w:rPr>
+        <w:t xml:space="preserve">Autoscale bills per request and scales to zero, which is cheaper at low traffic, but is unsafe for this application until §6 is done.</w:t>
       </w:r>
     </w:p>
     <w:p>
@@ -4960,7 +5568,7 @@
       </w:pPr>
       <w:r>
         <w:rPr>
-          <w:rFonts w:ascii="Times New Roman" w:cs="Times New Roman" w:eastAsia="SimSun" w:hAnsi="Times New Roman"/>
+          <w:rFonts w:ascii="Calibri" w:cs="Calibri" w:eastAsia="SimSun" w:hAnsi="Calibri"/>
           <w:b/>
           <w:bCs/>
           <w:sz w:val="22"/>
@@ -4970,24 +5578,24 @@
       </w:r>
       <w:r>
         <w:rPr>
-          <w:rFonts w:ascii="Times New Roman" w:cs="Times New Roman" w:eastAsia="SimSun" w:hAnsi="Times New Roman"/>
-          <w:sz w:val="22"/>
-          <w:szCs w:val="22"/>
-        </w:rPr>
-        <w:t xml:space="preserve"> the credit ledger has a time-of-check/time-of-use race where concurrent turns can reserve against the same balance, and memory extraction calls the model with no credit reservation at all — one chat turn can trigger up to three provider calls. Set a spend cap with your AI provider before enabling real keys.</w:t>
+          <w:rFonts w:ascii="Calibri" w:cs="Calibri" w:eastAsia="SimSun" w:hAnsi="Calibri"/>
+          <w:sz w:val="22"/>
+          <w:szCs w:val="22"/>
+        </w:rPr>
+        <w:t xml:space="preserve"> the credit ledger has a time-of-check/time-of-use race where concurrent turns can reserve against the same balance, and memory extraction calls the model with no credit reservation at all, one chat turn can trigger up to three provider calls. Set a spend cap with your AI provider before enabling real keys.</w:t>
       </w:r>
     </w:p>
     <w:p>
       <w:pPr>
         <w:pStyle w:val="Heading2"/>
-        <w:spacing w:after="120" w:before="220"/>
-      </w:pPr>
-      <w:r>
-        <w:rPr>
-          <w:rFonts w:ascii="Times New Roman" w:cs="Times New Roman" w:eastAsia="SimSun" w:hAnsi="Times New Roman"/>
-          <w:b/>
-          <w:bCs/>
-          <w:color w:val="263238"/>
+        <w:spacing w:after="130" w:before="240"/>
+      </w:pPr>
+      <w:r>
+        <w:rPr>
+          <w:rFonts w:ascii="Calibri" w:cs="Calibri" w:eastAsia="SimSun" w:hAnsi="Calibri"/>
+          <w:b/>
+          <w:bCs/>
+          <w:color w:val="0B1F2A"/>
           <w:sz w:val="25"/>
           <w:szCs w:val="25"/>
         </w:rPr>
@@ -4997,14 +5605,14 @@
     <w:p>
       <w:pPr>
         <w:pStyle w:val="Heading3"/>
-        <w:spacing w:after="120" w:before="220"/>
-      </w:pPr>
-      <w:r>
-        <w:rPr>
-          <w:rFonts w:ascii="Times New Roman" w:cs="Times New Roman" w:eastAsia="SimSun" w:hAnsi="Times New Roman"/>
-          <w:b/>
-          <w:bCs/>
-          <w:color w:val="263238"/>
+        <w:spacing w:after="130" w:before="240"/>
+      </w:pPr>
+      <w:r>
+        <w:rPr>
+          <w:rFonts w:ascii="Calibri" w:cs="Calibri" w:eastAsia="SimSun" w:hAnsi="Calibri"/>
+          <w:b/>
+          <w:bCs/>
+          <w:color w:val="0B1F2A"/>
           <w:sz w:val="23"/>
           <w:szCs w:val="23"/>
         </w:rPr>
@@ -5022,7 +5630,7 @@
       </w:pPr>
       <w:r>
         <w:rPr>
-          <w:rFonts w:ascii="Times New Roman" w:cs="Times New Roman" w:eastAsia="SimSun" w:hAnsi="Times New Roman"/>
+          <w:rFonts w:ascii="Calibri" w:cs="Calibri" w:eastAsia="SimSun" w:hAnsi="Calibri"/>
           <w:b/>
           <w:bCs/>
           <w:sz w:val="22"/>
@@ -5032,7 +5640,7 @@
       </w:r>
       <w:r>
         <w:rPr>
-          <w:rFonts w:ascii="Times New Roman" w:cs="Times New Roman" w:eastAsia="SimSun" w:hAnsi="Times New Roman"/>
+          <w:rFonts w:ascii="Calibri" w:cs="Calibri" w:eastAsia="SimSun" w:hAnsi="Calibri"/>
           <w:sz w:val="22"/>
           <w:szCs w:val="22"/>
         </w:rPr>
@@ -5048,11 +5656,11 @@
       </w:r>
       <w:r>
         <w:rPr>
-          <w:rFonts w:ascii="Times New Roman" w:cs="Times New Roman" w:eastAsia="SimSun" w:hAnsi="Times New Roman"/>
-          <w:sz w:val="22"/>
-          <w:szCs w:val="22"/>
-        </w:rPr>
-        <w:t xml:space="preserve"> is present, keeping the synchronous read API unchanged. This avoided converting 77 call sites across 24 files to async — a multi-day refactor — while still removing the data-loss defect.</w:t>
+          <w:rFonts w:ascii="Calibri" w:cs="Calibri" w:eastAsia="SimSun" w:hAnsi="Calibri"/>
+          <w:sz w:val="22"/>
+          <w:szCs w:val="22"/>
+        </w:rPr>
+        <w:t xml:space="preserve"> is present, keeping the synchronous read API unchanged. This avoided converting 77 call sites across 24 files to async, a multi-day refactor, while still removing the data-loss defect.</w:t>
       </w:r>
     </w:p>
     <w:p>
@@ -5066,7 +5674,7 @@
       </w:pPr>
       <w:r>
         <w:rPr>
-          <w:rFonts w:ascii="Times New Roman" w:cs="Times New Roman" w:eastAsia="SimSun" w:hAnsi="Times New Roman"/>
+          <w:rFonts w:ascii="Calibri" w:cs="Calibri" w:eastAsia="SimSun" w:hAnsi="Calibri"/>
           <w:b/>
           <w:bCs/>
           <w:sz w:val="22"/>
@@ -5076,7 +5684,7 @@
       </w:r>
       <w:r>
         <w:rPr>
-          <w:rFonts w:ascii="Times New Roman" w:cs="Times New Roman" w:eastAsia="SimSun" w:hAnsi="Times New Roman"/>
+          <w:rFonts w:ascii="Calibri" w:cs="Calibri" w:eastAsia="SimSun" w:hAnsi="Calibri"/>
           <w:sz w:val="22"/>
           <w:szCs w:val="22"/>
         </w:rPr>
@@ -5092,7 +5700,7 @@
       </w:r>
       <w:r>
         <w:rPr>
-          <w:rFonts w:ascii="Times New Roman" w:cs="Times New Roman" w:eastAsia="SimSun" w:hAnsi="Times New Roman"/>
+          <w:rFonts w:ascii="Calibri" w:cs="Calibri" w:eastAsia="SimSun" w:hAnsi="Calibri"/>
           <w:sz w:val="22"/>
           <w:szCs w:val="22"/>
         </w:rPr>
@@ -5108,7 +5716,7 @@
       </w:r>
       <w:r>
         <w:rPr>
-          <w:rFonts w:ascii="Times New Roman" w:cs="Times New Roman" w:eastAsia="SimSun" w:hAnsi="Times New Roman"/>
+          <w:rFonts w:ascii="Calibri" w:cs="Calibri" w:eastAsia="SimSun" w:hAnsi="Calibri"/>
           <w:sz w:val="22"/>
           <w:szCs w:val="22"/>
         </w:rPr>
@@ -5126,7 +5734,7 @@
       </w:pPr>
       <w:r>
         <w:rPr>
-          <w:rFonts w:ascii="Times New Roman" w:cs="Times New Roman" w:eastAsia="SimSun" w:hAnsi="Times New Roman"/>
+          <w:rFonts w:ascii="Calibri" w:cs="Calibri" w:eastAsia="SimSun" w:hAnsi="Calibri"/>
           <w:b/>
           <w:bCs/>
           <w:sz w:val="22"/>
@@ -5136,7 +5744,7 @@
       </w:r>
       <w:r>
         <w:rPr>
-          <w:rFonts w:ascii="Times New Roman" w:cs="Times New Roman" w:eastAsia="SimSun" w:hAnsi="Times New Roman"/>
+          <w:rFonts w:ascii="Calibri" w:cs="Calibri" w:eastAsia="SimSun" w:hAnsi="Calibri"/>
           <w:sz w:val="22"/>
           <w:szCs w:val="22"/>
         </w:rPr>
@@ -5152,7 +5760,7 @@
       </w:r>
       <w:r>
         <w:rPr>
-          <w:rFonts w:ascii="Times New Roman" w:cs="Times New Roman" w:eastAsia="SimSun" w:hAnsi="Times New Roman"/>
+          <w:rFonts w:ascii="Calibri" w:cs="Calibri" w:eastAsia="SimSun" w:hAnsi="Calibri"/>
           <w:sz w:val="22"/>
           <w:szCs w:val="22"/>
         </w:rPr>
@@ -5168,7 +5776,7 @@
       </w:r>
       <w:r>
         <w:rPr>
-          <w:rFonts w:ascii="Times New Roman" w:cs="Times New Roman" w:eastAsia="SimSun" w:hAnsi="Times New Roman"/>
+          <w:rFonts w:ascii="Calibri" w:cs="Calibri" w:eastAsia="SimSun" w:hAnsi="Calibri"/>
           <w:sz w:val="22"/>
           <w:szCs w:val="22"/>
         </w:rPr>
@@ -5184,11 +5792,11 @@
       </w:r>
       <w:r>
         <w:rPr>
-          <w:rFonts w:ascii="Times New Roman" w:cs="Times New Roman" w:eastAsia="SimSun" w:hAnsi="Times New Roman"/>
-          <w:sz w:val="22"/>
-          <w:szCs w:val="22"/>
-        </w:rPr>
-        <w:t xml:space="preserve"> — Telegram renders Mini Apps in an iframe, and the obvious </w:t>
+          <w:rFonts w:ascii="Calibri" w:cs="Calibri" w:eastAsia="SimSun" w:hAnsi="Calibri"/>
+          <w:sz w:val="22"/>
+          <w:szCs w:val="22"/>
+        </w:rPr>
+        <w:t xml:space="preserve">, Telegram renders Mini Apps in an iframe, and the obvious </w:t>
       </w:r>
       <w:r>
         <w:rPr>
@@ -5200,7 +5808,7 @@
       </w:r>
       <w:r>
         <w:rPr>
-          <w:rFonts w:ascii="Times New Roman" w:cs="Times New Roman" w:eastAsia="SimSun" w:hAnsi="Times New Roman"/>
+          <w:rFonts w:ascii="Calibri" w:cs="Calibri" w:eastAsia="SimSun" w:hAnsi="Calibri"/>
           <w:sz w:val="22"/>
           <w:szCs w:val="22"/>
         </w:rPr>
@@ -5216,7 +5824,7 @@
       </w:r>
       <w:r>
         <w:rPr>
-          <w:rFonts w:ascii="Times New Roman" w:cs="Times New Roman" w:eastAsia="SimSun" w:hAnsi="Times New Roman"/>
+          <w:rFonts w:ascii="Calibri" w:cs="Calibri" w:eastAsia="SimSun" w:hAnsi="Calibri"/>
           <w:sz w:val="22"/>
           <w:szCs w:val="22"/>
         </w:rPr>
@@ -5234,7 +5842,7 @@
       </w:pPr>
       <w:r>
         <w:rPr>
-          <w:rFonts w:ascii="Times New Roman" w:cs="Times New Roman" w:eastAsia="SimSun" w:hAnsi="Times New Roman"/>
+          <w:rFonts w:ascii="Calibri" w:cs="Calibri" w:eastAsia="SimSun" w:hAnsi="Calibri"/>
           <w:b/>
           <w:bCs/>
           <w:sz w:val="22"/>
@@ -5244,7 +5852,7 @@
       </w:r>
       <w:r>
         <w:rPr>
-          <w:rFonts w:ascii="Times New Roman" w:cs="Times New Roman" w:eastAsia="SimSun" w:hAnsi="Times New Roman"/>
+          <w:rFonts w:ascii="Calibri" w:cs="Calibri" w:eastAsia="SimSun" w:hAnsi="Calibri"/>
           <w:sz w:val="22"/>
           <w:szCs w:val="22"/>
         </w:rPr>
@@ -5260,11 +5868,11 @@
       </w:r>
       <w:r>
         <w:rPr>
-          <w:rFonts w:ascii="Times New Roman" w:cs="Times New Roman" w:eastAsia="SimSun" w:hAnsi="Times New Roman"/>
-          <w:sz w:val="22"/>
-          <w:szCs w:val="22"/>
-        </w:rPr>
-        <w:t xml:space="preserve"> before storage, which strips EXIF/GPS — a phone photo otherwise attaches home-address-precision location data to a health record. </w:t>
+          <w:rFonts w:ascii="Calibri" w:cs="Calibri" w:eastAsia="SimSun" w:hAnsi="Calibri"/>
+          <w:sz w:val="22"/>
+          <w:szCs w:val="22"/>
+        </w:rPr>
+        <w:t xml:space="preserve"> before storage, which strips EXIF/GPS, a phone photo otherwise attaches home-address-precision location data to a health record. </w:t>
       </w:r>
       <w:r>
         <w:rPr>
@@ -5276,7 +5884,7 @@
       </w:r>
       <w:r>
         <w:rPr>
-          <w:rFonts w:ascii="Times New Roman" w:cs="Times New Roman" w:eastAsia="SimSun" w:hAnsi="Times New Roman"/>
+          <w:rFonts w:ascii="Calibri" w:cs="Calibri" w:eastAsia="SimSun" w:hAnsi="Calibri"/>
           <w:sz w:val="22"/>
           <w:szCs w:val="22"/>
         </w:rPr>
@@ -5294,7 +5902,7 @@
       </w:pPr>
       <w:r>
         <w:rPr>
-          <w:rFonts w:ascii="Times New Roman" w:cs="Times New Roman" w:eastAsia="SimSun" w:hAnsi="Times New Roman"/>
+          <w:rFonts w:ascii="Calibri" w:cs="Calibri" w:eastAsia="SimSun" w:hAnsi="Calibri"/>
           <w:b/>
           <w:bCs/>
           <w:sz w:val="22"/>
@@ -5304,7 +5912,7 @@
       </w:r>
       <w:r>
         <w:rPr>
-          <w:rFonts w:ascii="Times New Roman" w:cs="Times New Roman" w:eastAsia="SimSun" w:hAnsi="Times New Roman"/>
+          <w:rFonts w:ascii="Calibri" w:cs="Calibri" w:eastAsia="SimSun" w:hAnsi="Calibri"/>
           <w:sz w:val="22"/>
           <w:szCs w:val="22"/>
         </w:rPr>
@@ -5320,7 +5928,7 @@
       </w:r>
       <w:r>
         <w:rPr>
-          <w:rFonts w:ascii="Times New Roman" w:cs="Times New Roman" w:eastAsia="SimSun" w:hAnsi="Times New Roman"/>
+          <w:rFonts w:ascii="Calibri" w:cs="Calibri" w:eastAsia="SimSun" w:hAnsi="Calibri"/>
           <w:sz w:val="22"/>
           <w:szCs w:val="22"/>
         </w:rPr>
@@ -5336,7 +5944,7 @@
       </w:r>
       <w:r>
         <w:rPr>
-          <w:rFonts w:ascii="Times New Roman" w:cs="Times New Roman" w:eastAsia="SimSun" w:hAnsi="Times New Roman"/>
+          <w:rFonts w:ascii="Calibri" w:cs="Calibri" w:eastAsia="SimSun" w:hAnsi="Calibri"/>
           <w:sz w:val="22"/>
           <w:szCs w:val="22"/>
         </w:rPr>
@@ -5346,14 +5954,14 @@
     <w:p>
       <w:pPr>
         <w:pStyle w:val="Heading3"/>
-        <w:spacing w:after="120" w:before="220"/>
-      </w:pPr>
-      <w:r>
-        <w:rPr>
-          <w:rFonts w:ascii="Times New Roman" w:cs="Times New Roman" w:eastAsia="SimSun" w:hAnsi="Times New Roman"/>
-          <w:b/>
-          <w:bCs/>
-          <w:color w:val="263238"/>
+        <w:spacing w:after="130" w:before="240"/>
+      </w:pPr>
+      <w:r>
+        <w:rPr>
+          <w:rFonts w:ascii="Calibri" w:cs="Calibri" w:eastAsia="SimSun" w:hAnsi="Calibri"/>
+          <w:b/>
+          <w:bCs/>
+          <w:color w:val="0B1F2A"/>
           <w:sz w:val="23"/>
           <w:szCs w:val="23"/>
         </w:rPr>
@@ -5367,18 +5975,18 @@
       </w:pPr>
       <w:r>
         <w:rPr>
-          <w:rFonts w:ascii="Times New Roman" w:cs="Times New Roman" w:eastAsia="SimSun" w:hAnsi="Times New Roman"/>
-          <w:b/>
-          <w:bCs/>
-          <w:color w:val="37474F"/>
-          <w:sz w:val="22"/>
-          <w:szCs w:val="22"/>
-        </w:rPr>
-        <w:t xml:space="preserve">1. </w:t>
-      </w:r>
-      <w:r>
-        <w:rPr>
-          <w:rFonts w:ascii="Times New Roman" w:cs="Times New Roman" w:eastAsia="SimSun" w:hAnsi="Times New Roman"/>
+          <w:rFonts w:ascii="Calibri" w:cs="Calibri" w:eastAsia="SimSun" w:hAnsi="Calibri"/>
+          <w:b/>
+          <w:bCs/>
+          <w:color w:val="0E7C97"/>
+          <w:sz w:val="22"/>
+          <w:szCs w:val="22"/>
+        </w:rPr>
+        <w:t xml:space="preserve">1.  </w:t>
+      </w:r>
+      <w:r>
+        <w:rPr>
+          <w:rFonts w:ascii="Calibri" w:cs="Calibri" w:eastAsia="SimSun" w:hAnsi="Calibri"/>
           <w:b/>
           <w:bCs/>
           <w:sz w:val="22"/>
@@ -5388,7 +5996,7 @@
       </w:r>
       <w:r>
         <w:rPr>
-          <w:rFonts w:ascii="Times New Roman" w:cs="Times New Roman" w:eastAsia="SimSun" w:hAnsi="Times New Roman"/>
+          <w:rFonts w:ascii="Calibri" w:cs="Calibri" w:eastAsia="SimSun" w:hAnsi="Calibri"/>
           <w:sz w:val="22"/>
           <w:szCs w:val="22"/>
         </w:rPr>
@@ -5404,15 +6012,15 @@
       </w:r>
       <w:r>
         <w:rPr>
-          <w:rFonts w:ascii="Times New Roman" w:cs="Times New Roman" w:eastAsia="SimSun" w:hAnsi="Times New Roman"/>
-          <w:sz w:val="22"/>
-          <w:szCs w:val="22"/>
-        </w:rPr>
-        <w:t xml:space="preserve">). Note that signed URLs are not documented — keep authorisation in the Express layer and stream bytes through the API rather than relying on bucket ACLs. </w:t>
-      </w:r>
-      <w:r>
-        <w:rPr>
-          <w:rFonts w:ascii="Times New Roman" w:cs="Times New Roman" w:eastAsia="SimSun" w:hAnsi="Times New Roman"/>
+          <w:rFonts w:ascii="Calibri" w:cs="Calibri" w:eastAsia="SimSun" w:hAnsi="Calibri"/>
+          <w:sz w:val="22"/>
+          <w:szCs w:val="22"/>
+        </w:rPr>
+        <w:t xml:space="preserve">). Note that signed URLs are not documented, keep authorisation in the Express layer and stream bytes through the API rather than relying on bucket ACLs. </w:t>
+      </w:r>
+      <w:r>
+        <w:rPr>
+          <w:rFonts w:ascii="Calibri" w:cs="Calibri" w:eastAsia="SimSun" w:hAnsi="Calibri"/>
           <w:b/>
           <w:bCs/>
           <w:sz w:val="22"/>
@@ -5428,18 +6036,18 @@
       </w:pPr>
       <w:r>
         <w:rPr>
-          <w:rFonts w:ascii="Times New Roman" w:cs="Times New Roman" w:eastAsia="SimSun" w:hAnsi="Times New Roman"/>
-          <w:b/>
-          <w:bCs/>
-          <w:color w:val="37474F"/>
-          <w:sz w:val="22"/>
-          <w:szCs w:val="22"/>
-        </w:rPr>
-        <w:t xml:space="preserve">2. </w:t>
-      </w:r>
-      <w:r>
-        <w:rPr>
-          <w:rFonts w:ascii="Times New Roman" w:cs="Times New Roman" w:eastAsia="SimSun" w:hAnsi="Times New Roman"/>
+          <w:rFonts w:ascii="Calibri" w:cs="Calibri" w:eastAsia="SimSun" w:hAnsi="Calibri"/>
+          <w:b/>
+          <w:bCs/>
+          <w:color w:val="0E7C97"/>
+          <w:sz w:val="22"/>
+          <w:szCs w:val="22"/>
+        </w:rPr>
+        <w:t xml:space="preserve">2.  </w:t>
+      </w:r>
+      <w:r>
+        <w:rPr>
+          <w:rFonts w:ascii="Calibri" w:cs="Calibri" w:eastAsia="SimSun" w:hAnsi="Calibri"/>
           <w:b/>
           <w:bCs/>
           <w:sz w:val="22"/>
@@ -5449,11 +6057,11 @@
       </w:r>
       <w:r>
         <w:rPr>
-          <w:rFonts w:ascii="Times New Roman" w:cs="Times New Roman" w:eastAsia="SimSun" w:hAnsi="Times New Roman"/>
-          <w:sz w:val="22"/>
-          <w:szCs w:val="22"/>
-        </w:rPr>
-        <w:t xml:space="preserve"> HEIC is advertised as an accepted type in three places — the shared </w:t>
+          <w:rFonts w:ascii="Calibri" w:cs="Calibri" w:eastAsia="SimSun" w:hAnsi="Calibri"/>
+          <w:sz w:val="22"/>
+          <w:szCs w:val="22"/>
+        </w:rPr>
+        <w:t xml:space="preserve"> HEIC is advertised as an accepted type in three places, the shared </w:t>
       </w:r>
       <w:r>
         <w:rPr>
@@ -5465,11 +6073,11 @@
       </w:r>
       <w:r>
         <w:rPr>
-          <w:rFonts w:ascii="Times New Roman" w:cs="Times New Roman" w:eastAsia="SimSun" w:hAnsi="Times New Roman"/>
-          <w:sz w:val="22"/>
-          <w:szCs w:val="22"/>
-        </w:rPr>
-        <w:t xml:space="preserve"> constant, the web file picker, and the API validator — and it is the iPhone camera default. Because uploads are now re-encoded through sharp, HEIC support depends on the codecs compiled into the deployed libvips rather than on the file being valid.</w:t>
+          <w:rFonts w:ascii="Calibri" w:cs="Calibri" w:eastAsia="SimSun" w:hAnsi="Calibri"/>
+          <w:sz w:val="22"/>
+          <w:szCs w:val="22"/>
+        </w:rPr>
+        <w:t xml:space="preserve"> constant, the web file picker, and the API validator, and it is the iPhone camera default. Because uploads are now re-encoded through sharp, HEIC support depends on the codecs compiled into the deployed libvips rather than on the file being valid.</w:t>
       </w:r>
     </w:p>
     <w:p>
@@ -5478,7 +6086,7 @@
       </w:pPr>
       <w:r>
         <w:rPr>
-          <w:rFonts w:ascii="Times New Roman" w:cs="Times New Roman" w:eastAsia="SimSun" w:hAnsi="Times New Roman"/>
+          <w:rFonts w:ascii="Calibri" w:cs="Calibri" w:eastAsia="SimSun" w:hAnsi="Calibri"/>
           <w:sz w:val="22"/>
           <w:szCs w:val="22"/>
         </w:rPr>
@@ -5486,7 +6094,7 @@
       </w:r>
       <w:r>
         <w:rPr>
-          <w:rFonts w:ascii="Times New Roman" w:cs="Times New Roman" w:eastAsia="SimSun" w:hAnsi="Times New Roman"/>
+          <w:rFonts w:ascii="Calibri" w:cs="Calibri" w:eastAsia="SimSun" w:hAnsi="Calibri"/>
           <w:b/>
           <w:bCs/>
           <w:sz w:val="22"/>
@@ -5496,7 +6104,7 @@
       </w:r>
       <w:r>
         <w:rPr>
-          <w:rFonts w:ascii="Times New Roman" w:cs="Times New Roman" w:eastAsia="SimSun" w:hAnsi="Times New Roman"/>
+          <w:rFonts w:ascii="Calibri" w:cs="Calibri" w:eastAsia="SimSun" w:hAnsi="Calibri"/>
           <w:sz w:val="22"/>
           <w:szCs w:val="22"/>
         </w:rPr>
@@ -5504,7 +6112,7 @@
       </w:r>
       <w:r>
         <w:rPr>
-          <w:rFonts w:ascii="Times New Roman" w:cs="Times New Roman" w:eastAsia="SimSun" w:hAnsi="Times New Roman"/>
+          <w:rFonts w:ascii="Calibri" w:cs="Calibri" w:eastAsia="SimSun" w:hAnsi="Calibri"/>
           <w:i/>
           <w:iCs/>
           <w:sz w:val="22"/>
@@ -5514,7 +6122,7 @@
       </w:r>
       <w:r>
         <w:rPr>
-          <w:rFonts w:ascii="Times New Roman" w:cs="Times New Roman" w:eastAsia="SimSun" w:hAnsi="Times New Roman"/>
+          <w:rFonts w:ascii="Calibri" w:cs="Calibri" w:eastAsia="SimSun" w:hAnsi="Calibri"/>
           <w:sz w:val="22"/>
           <w:szCs w:val="22"/>
         </w:rPr>
@@ -5522,7 +6130,7 @@
       </w:r>
       <w:r>
         <w:rPr>
-          <w:rFonts w:ascii="Times New Roman" w:cs="Times New Roman" w:eastAsia="SimSun" w:hAnsi="Times New Roman"/>
+          <w:rFonts w:ascii="Calibri" w:cs="Calibri" w:eastAsia="SimSun" w:hAnsi="Calibri"/>
           <w:i/>
           <w:iCs/>
           <w:sz w:val="22"/>
@@ -5532,11 +6140,11 @@
       </w:r>
       <w:r>
         <w:rPr>
-          <w:rFonts w:ascii="Times New Roman" w:cs="Times New Roman" w:eastAsia="SimSun" w:hAnsi="Times New Roman"/>
-          <w:sz w:val="22"/>
-          <w:szCs w:val="22"/>
-        </w:rPr>
-        <w:t xml:space="preserve"> fails with "unsupported compression". Those are separate codecs in libheif — encoding needs x265, which is usually omitted for licensing reasons, while decoding needs libde265 — so an encoder failure does not imply the decoder is missing. Without a real HEIC sample this could not be settled either way.</w:t>
+          <w:rFonts w:ascii="Calibri" w:cs="Calibri" w:eastAsia="SimSun" w:hAnsi="Calibri"/>
+          <w:sz w:val="22"/>
+          <w:szCs w:val="22"/>
+        </w:rPr>
+        <w:t xml:space="preserve"> fails with "unsupported compression". Those are separate codecs in libheif, encoding needs x265, which is usually omitted for licensing reasons, while decoding needs libde265, so an encoder failure does not imply the decoder is missing. Without a real HEIC sample this could not be settled either way.</w:t>
       </w:r>
     </w:p>
     <w:p>
@@ -5545,7 +6153,7 @@
       </w:pPr>
       <w:r>
         <w:rPr>
-          <w:rFonts w:ascii="Times New Roman" w:cs="Times New Roman" w:eastAsia="SimSun" w:hAnsi="Times New Roman"/>
+          <w:rFonts w:ascii="Calibri" w:cs="Calibri" w:eastAsia="SimSun" w:hAnsi="Calibri"/>
           <w:sz w:val="22"/>
           <w:szCs w:val="22"/>
         </w:rPr>
@@ -5553,7 +6161,7 @@
       </w:r>
       <w:r>
         <w:rPr>
-          <w:rFonts w:ascii="Times New Roman" w:cs="Times New Roman" w:eastAsia="SimSun" w:hAnsi="Times New Roman"/>
+          <w:rFonts w:ascii="Calibri" w:cs="Calibri" w:eastAsia="SimSun" w:hAnsi="Calibri"/>
           <w:b/>
           <w:bCs/>
           <w:sz w:val="22"/>
@@ -5563,7 +6171,7 @@
       </w:r>
       <w:r>
         <w:rPr>
-          <w:rFonts w:ascii="Times New Roman" w:cs="Times New Roman" w:eastAsia="SimSun" w:hAnsi="Times New Roman"/>
+          <w:rFonts w:ascii="Calibri" w:cs="Calibri" w:eastAsia="SimSun" w:hAnsi="Calibri"/>
           <w:sz w:val="22"/>
           <w:szCs w:val="22"/>
         </w:rPr>
@@ -5577,18 +6185,18 @@
       </w:pPr>
       <w:r>
         <w:rPr>
-          <w:rFonts w:ascii="Times New Roman" w:cs="Times New Roman" w:eastAsia="SimSun" w:hAnsi="Times New Roman"/>
-          <w:b/>
-          <w:bCs/>
-          <w:color w:val="37474F"/>
-          <w:sz w:val="22"/>
-          <w:szCs w:val="22"/>
-        </w:rPr>
-        <w:t xml:space="preserve">3. </w:t>
-      </w:r>
-      <w:r>
-        <w:rPr>
-          <w:rFonts w:ascii="Times New Roman" w:cs="Times New Roman" w:eastAsia="SimSun" w:hAnsi="Times New Roman"/>
+          <w:rFonts w:ascii="Calibri" w:cs="Calibri" w:eastAsia="SimSun" w:hAnsi="Calibri"/>
+          <w:b/>
+          <w:bCs/>
+          <w:color w:val="0E7C97"/>
+          <w:sz w:val="22"/>
+          <w:szCs w:val="22"/>
+        </w:rPr>
+        <w:t xml:space="preserve">3.  </w:t>
+      </w:r>
+      <w:r>
+        <w:rPr>
+          <w:rFonts w:ascii="Calibri" w:cs="Calibri" w:eastAsia="SimSun" w:hAnsi="Calibri"/>
           <w:b/>
           <w:bCs/>
           <w:sz w:val="22"/>
@@ -5598,15 +6206,15 @@
       </w:r>
       <w:r>
         <w:rPr>
-          <w:rFonts w:ascii="Times New Roman" w:cs="Times New Roman" w:eastAsia="SimSun" w:hAnsi="Times New Roman"/>
-          <w:sz w:val="22"/>
-          <w:szCs w:val="22"/>
-        </w:rPr>
-        <w:t xml:space="preserve"> The gateway now correctly reports when a real answer could not be obtained and a template response was substituted, but the four call sites that consume it — chat, recommendations, vision, plan engine — still pass the metadata straight through, and credits are committed anyway. Until they are wired, users can still receive mock output believing it is genuine AI. </w:t>
-      </w:r>
-      <w:r>
-        <w:rPr>
-          <w:rFonts w:ascii="Times New Roman" w:cs="Times New Roman" w:eastAsia="SimSun" w:hAnsi="Times New Roman"/>
+          <w:rFonts w:ascii="Calibri" w:cs="Calibri" w:eastAsia="SimSun" w:hAnsi="Calibri"/>
+          <w:sz w:val="22"/>
+          <w:szCs w:val="22"/>
+        </w:rPr>
+        <w:t xml:space="preserve"> The gateway now correctly reports when a real answer could not be obtained and a template response was substituted, but the four call sites that consume it, chat, recommendations, vision, plan engine, still pass the metadata straight through, and credits are committed anyway. Until they are wired, users can still receive mock output believing it is genuine AI. </w:t>
+      </w:r>
+      <w:r>
+        <w:rPr>
+          <w:rFonts w:ascii="Calibri" w:cs="Calibri" w:eastAsia="SimSun" w:hAnsi="Calibri"/>
           <w:b/>
           <w:bCs/>
           <w:sz w:val="22"/>
@@ -5622,18 +6230,18 @@
       </w:pPr>
       <w:r>
         <w:rPr>
-          <w:rFonts w:ascii="Times New Roman" w:cs="Times New Roman" w:eastAsia="SimSun" w:hAnsi="Times New Roman"/>
-          <w:b/>
-          <w:bCs/>
-          <w:color w:val="37474F"/>
-          <w:sz w:val="22"/>
-          <w:szCs w:val="22"/>
-        </w:rPr>
-        <w:t xml:space="preserve">4. </w:t>
-      </w:r>
-      <w:r>
-        <w:rPr>
-          <w:rFonts w:ascii="Times New Roman" w:cs="Times New Roman" w:eastAsia="SimSun" w:hAnsi="Times New Roman"/>
+          <w:rFonts w:ascii="Calibri" w:cs="Calibri" w:eastAsia="SimSun" w:hAnsi="Calibri"/>
+          <w:b/>
+          <w:bCs/>
+          <w:color w:val="0E7C97"/>
+          <w:sz w:val="22"/>
+          <w:szCs w:val="22"/>
+        </w:rPr>
+        <w:t xml:space="preserve">4.  </w:t>
+      </w:r>
+      <w:r>
+        <w:rPr>
+          <w:rFonts w:ascii="Calibri" w:cs="Calibri" w:eastAsia="SimSun" w:hAnsi="Calibri"/>
           <w:b/>
           <w:bCs/>
           <w:sz w:val="22"/>
@@ -5643,7 +6251,7 @@
       </w:r>
       <w:r>
         <w:rPr>
-          <w:rFonts w:ascii="Times New Roman" w:cs="Times New Roman" w:eastAsia="SimSun" w:hAnsi="Times New Roman"/>
+          <w:rFonts w:ascii="Calibri" w:cs="Calibri" w:eastAsia="SimSun" w:hAnsi="Calibri"/>
           <w:sz w:val="22"/>
           <w:szCs w:val="22"/>
         </w:rPr>
@@ -5657,18 +6265,18 @@
       </w:pPr>
       <w:r>
         <w:rPr>
-          <w:rFonts w:ascii="Times New Roman" w:cs="Times New Roman" w:eastAsia="SimSun" w:hAnsi="Times New Roman"/>
-          <w:b/>
-          <w:bCs/>
-          <w:color w:val="37474F"/>
-          <w:sz w:val="22"/>
-          <w:szCs w:val="22"/>
-        </w:rPr>
-        <w:t xml:space="preserve">5. </w:t>
-      </w:r>
-      <w:r>
-        <w:rPr>
-          <w:rFonts w:ascii="Times New Roman" w:cs="Times New Roman" w:eastAsia="SimSun" w:hAnsi="Times New Roman"/>
+          <w:rFonts w:ascii="Calibri" w:cs="Calibri" w:eastAsia="SimSun" w:hAnsi="Calibri"/>
+          <w:b/>
+          <w:bCs/>
+          <w:color w:val="0E7C97"/>
+          <w:sz w:val="22"/>
+          <w:szCs w:val="22"/>
+        </w:rPr>
+        <w:t xml:space="preserve">5.  </w:t>
+      </w:r>
+      <w:r>
+        <w:rPr>
+          <w:rFonts w:ascii="Calibri" w:cs="Calibri" w:eastAsia="SimSun" w:hAnsi="Calibri"/>
           <w:b/>
           <w:bCs/>
           <w:sz w:val="22"/>
@@ -5678,7 +6286,7 @@
       </w:r>
       <w:r>
         <w:rPr>
-          <w:rFonts w:ascii="Times New Roman" w:cs="Times New Roman" w:eastAsia="SimSun" w:hAnsi="Times New Roman"/>
+          <w:rFonts w:ascii="Calibri" w:cs="Calibri" w:eastAsia="SimSun" w:hAnsi="Calibri"/>
           <w:sz w:val="22"/>
           <w:szCs w:val="22"/>
         </w:rPr>
@@ -5686,13 +6294,13 @@
       </w:r>
       <w:r>
         <w:rPr>
-          <w:rFonts w:ascii="Times New Roman" w:cs="Times New Roman" w:eastAsia="SimSun" w:hAnsi="Times New Roman"/>
-          <w:b/>
-          <w:bCs/>
-          <w:sz w:val="22"/>
-          <w:szCs w:val="22"/>
-        </w:rPr>
-        <w:t xml:space="preserve">~5–7 days.</w:t>
+          <w:rFonts w:ascii="Calibri" w:cs="Calibri" w:eastAsia="SimSun" w:hAnsi="Calibri"/>
+          <w:b/>
+          <w:bCs/>
+          <w:sz w:val="22"/>
+          <w:szCs w:val="22"/>
+        </w:rPr>
+        <w:t xml:space="preserve">~5 to 7 days.</w:t>
       </w:r>
     </w:p>
     <w:p>
@@ -5702,18 +6310,18 @@
       </w:pPr>
       <w:r>
         <w:rPr>
-          <w:rFonts w:ascii="Times New Roman" w:cs="Times New Roman" w:eastAsia="SimSun" w:hAnsi="Times New Roman"/>
-          <w:b/>
-          <w:bCs/>
-          <w:color w:val="37474F"/>
-          <w:sz w:val="22"/>
-          <w:szCs w:val="22"/>
-        </w:rPr>
-        <w:t xml:space="preserve">6. </w:t>
-      </w:r>
-      <w:r>
-        <w:rPr>
-          <w:rFonts w:ascii="Times New Roman" w:cs="Times New Roman" w:eastAsia="SimSun" w:hAnsi="Times New Roman"/>
+          <w:rFonts w:ascii="Calibri" w:cs="Calibri" w:eastAsia="SimSun" w:hAnsi="Calibri"/>
+          <w:b/>
+          <w:bCs/>
+          <w:color w:val="0E7C97"/>
+          <w:sz w:val="22"/>
+          <w:szCs w:val="22"/>
+        </w:rPr>
+        <w:t xml:space="preserve">6.  </w:t>
+      </w:r>
+      <w:r>
+        <w:rPr>
+          <w:rFonts w:ascii="Calibri" w:cs="Calibri" w:eastAsia="SimSun" w:hAnsi="Calibri"/>
           <w:b/>
           <w:bCs/>
           <w:sz w:val="22"/>
@@ -5723,7 +6331,7 @@
       </w:r>
       <w:r>
         <w:rPr>
-          <w:rFonts w:ascii="Times New Roman" w:cs="Times New Roman" w:eastAsia="SimSun" w:hAnsi="Times New Roman"/>
+          <w:rFonts w:ascii="Calibri" w:cs="Calibri" w:eastAsia="SimSun" w:hAnsi="Calibri"/>
           <w:sz w:val="22"/>
           <w:szCs w:val="22"/>
         </w:rPr>
@@ -5739,7 +6347,7 @@
       </w:r>
       <w:r>
         <w:rPr>
-          <w:rFonts w:ascii="Times New Roman" w:cs="Times New Roman" w:eastAsia="SimSun" w:hAnsi="Times New Roman"/>
+          <w:rFonts w:ascii="Calibri" w:cs="Calibri" w:eastAsia="SimSun" w:hAnsi="Calibri"/>
           <w:sz w:val="22"/>
           <w:szCs w:val="22"/>
         </w:rPr>
@@ -5755,24 +6363,24 @@
       </w:r>
       <w:r>
         <w:rPr>
-          <w:rFonts w:ascii="Times New Roman" w:cs="Times New Roman" w:eastAsia="SimSun" w:hAnsi="Times New Roman"/>
-          <w:sz w:val="22"/>
-          <w:szCs w:val="22"/>
-        </w:rPr>
-        <w:t xml:space="preserve">. Note that Replit does not support auto-deploy on push — redeploying is a manual click.</w:t>
+          <w:rFonts w:ascii="Calibri" w:cs="Calibri" w:eastAsia="SimSun" w:hAnsi="Calibri"/>
+          <w:sz w:val="22"/>
+          <w:szCs w:val="22"/>
+        </w:rPr>
+        <w:t xml:space="preserve">. Note that Replit does not support auto-deploy on push, redeploying is a manual click.</w:t>
       </w:r>
     </w:p>
     <w:p>
       <w:pPr>
         <w:pStyle w:val="Heading2"/>
-        <w:spacing w:after="120" w:before="220"/>
-      </w:pPr>
-      <w:r>
-        <w:rPr>
-          <w:rFonts w:ascii="Times New Roman" w:cs="Times New Roman" w:eastAsia="SimSun" w:hAnsi="Times New Roman"/>
-          <w:b/>
-          <w:bCs/>
-          <w:color w:val="263238"/>
+        <w:spacing w:after="130" w:before="240"/>
+      </w:pPr>
+      <w:r>
+        <w:rPr>
+          <w:rFonts w:ascii="Calibri" w:cs="Calibri" w:eastAsia="SimSun" w:hAnsi="Calibri"/>
+          <w:b/>
+          <w:bCs/>
+          <w:color w:val="0B1F2A"/>
           <w:sz w:val="25"/>
           <w:szCs w:val="25"/>
         </w:rPr>
@@ -5785,7 +6393,7 @@
       </w:pPr>
       <w:r>
         <w:rPr>
-          <w:rFonts w:ascii="Times New Roman" w:cs="Times New Roman" w:eastAsia="SimSun" w:hAnsi="Times New Roman"/>
+          <w:rFonts w:ascii="Calibri" w:cs="Calibri" w:eastAsia="SimSun" w:hAnsi="Calibri"/>
           <w:sz w:val="22"/>
           <w:szCs w:val="22"/>
         </w:rPr>
@@ -5803,7 +6411,7 @@
       </w:pPr>
       <w:r>
         <w:rPr>
-          <w:rFonts w:ascii="Times New Roman" w:cs="Times New Roman" w:eastAsia="SimSun" w:hAnsi="Times New Roman"/>
+          <w:rFonts w:ascii="Calibri" w:cs="Calibri" w:eastAsia="SimSun" w:hAnsi="Calibri"/>
           <w:b/>
           <w:bCs/>
           <w:sz w:val="22"/>
@@ -5813,7 +6421,7 @@
       </w:r>
       <w:r>
         <w:rPr>
-          <w:rFonts w:ascii="Times New Roman" w:cs="Times New Roman" w:eastAsia="SimSun" w:hAnsi="Times New Roman"/>
+          <w:rFonts w:ascii="Calibri" w:cs="Calibri" w:eastAsia="SimSun" w:hAnsi="Calibri"/>
           <w:sz w:val="22"/>
           <w:szCs w:val="22"/>
         </w:rPr>
@@ -5821,7 +6429,7 @@
       </w:r>
       <w:r>
         <w:rPr>
-          <w:rFonts w:ascii="Times New Roman" w:cs="Times New Roman" w:eastAsia="SimSun" w:hAnsi="Times New Roman"/>
+          <w:rFonts w:ascii="Calibri" w:cs="Calibri" w:eastAsia="SimSun" w:hAnsi="Calibri"/>
           <w:i/>
           <w:iCs/>
           <w:sz w:val="22"/>
@@ -5831,7 +6439,7 @@
       </w:r>
       <w:r>
         <w:rPr>
-          <w:rFonts w:ascii="Times New Roman" w:cs="Times New Roman" w:eastAsia="SimSun" w:hAnsi="Times New Roman"/>
+          <w:rFonts w:ascii="Calibri" w:cs="Calibri" w:eastAsia="SimSun" w:hAnsi="Calibri"/>
           <w:sz w:val="22"/>
           <w:szCs w:val="22"/>
         </w:rPr>
@@ -5849,7 +6457,7 @@
       </w:pPr>
       <w:r>
         <w:rPr>
-          <w:rFonts w:ascii="Times New Roman" w:cs="Times New Roman" w:eastAsia="SimSun" w:hAnsi="Times New Roman"/>
+          <w:rFonts w:ascii="Calibri" w:cs="Calibri" w:eastAsia="SimSun" w:hAnsi="Calibri"/>
           <w:b/>
           <w:bCs/>
           <w:sz w:val="22"/>
@@ -5859,7 +6467,7 @@
       </w:r>
       <w:r>
         <w:rPr>
-          <w:rFonts w:ascii="Times New Roman" w:cs="Times New Roman" w:eastAsia="SimSun" w:hAnsi="Times New Roman"/>
+          <w:rFonts w:ascii="Calibri" w:cs="Calibri" w:eastAsia="SimSun" w:hAnsi="Calibri"/>
           <w:sz w:val="22"/>
           <w:szCs w:val="22"/>
         </w:rPr>
@@ -5877,7 +6485,7 @@
       </w:pPr>
       <w:r>
         <w:rPr>
-          <w:rFonts w:ascii="Times New Roman" w:cs="Times New Roman" w:eastAsia="SimSun" w:hAnsi="Times New Roman"/>
+          <w:rFonts w:ascii="Calibri" w:cs="Calibri" w:eastAsia="SimSun" w:hAnsi="Calibri"/>
           <w:b/>
           <w:bCs/>
           <w:sz w:val="22"/>
@@ -5887,11 +6495,11 @@
       </w:r>
       <w:r>
         <w:rPr>
-          <w:rFonts w:ascii="Times New Roman" w:cs="Times New Roman" w:eastAsia="SimSun" w:hAnsi="Times New Roman"/>
-          <w:sz w:val="22"/>
-          <w:szCs w:val="22"/>
-        </w:rPr>
-        <w:t xml:space="preserve"> The onboarding screen that presents a personalised calorie and macro target — the most consequential screen in the product — does not render the wellness disclaimer, though the constant already exists in the shared package. The Settings copy of it renders at 10px and roughly 2:1 contrast, below accessibility minimums.</w:t>
+          <w:rFonts w:ascii="Calibri" w:cs="Calibri" w:eastAsia="SimSun" w:hAnsi="Calibri"/>
+          <w:sz w:val="22"/>
+          <w:szCs w:val="22"/>
+        </w:rPr>
+        <w:t xml:space="preserve"> The onboarding screen that presents a personalised calorie and macro target, the most consequential screen in the product, does not render the wellness disclaimer, though the constant already exists in the shared package. The Settings copy of it renders at 10px and roughly 2:1 contrast, below accessibility minimums.</w:t>
       </w:r>
     </w:p>
     <w:p>
@@ -5905,7 +6513,7 @@
       </w:pPr>
       <w:r>
         <w:rPr>
-          <w:rFonts w:ascii="Times New Roman" w:cs="Times New Roman" w:eastAsia="SimSun" w:hAnsi="Times New Roman"/>
+          <w:rFonts w:ascii="Calibri" w:cs="Calibri" w:eastAsia="SimSun" w:hAnsi="Calibri"/>
           <w:b/>
           <w:bCs/>
           <w:sz w:val="22"/>
@@ -5915,7 +6523,7 @@
       </w:r>
       <w:r>
         <w:rPr>
-          <w:rFonts w:ascii="Times New Roman" w:cs="Times New Roman" w:eastAsia="SimSun" w:hAnsi="Times New Roman"/>
+          <w:rFonts w:ascii="Calibri" w:cs="Calibri" w:eastAsia="SimSun" w:hAnsi="Calibri"/>
           <w:sz w:val="22"/>
           <w:szCs w:val="22"/>
         </w:rPr>
@@ -5931,7 +6539,7 @@
       </w:r>
       <w:r>
         <w:rPr>
-          <w:rFonts w:ascii="Times New Roman" w:cs="Times New Roman" w:eastAsia="SimSun" w:hAnsi="Times New Roman"/>
+          <w:rFonts w:ascii="Calibri" w:cs="Calibri" w:eastAsia="SimSun" w:hAnsi="Calibri"/>
           <w:sz w:val="22"/>
           <w:szCs w:val="22"/>
         </w:rPr>
@@ -5949,7 +6557,7 @@
       </w:pPr>
       <w:r>
         <w:rPr>
-          <w:rFonts w:ascii="Times New Roman" w:cs="Times New Roman" w:eastAsia="SimSun" w:hAnsi="Times New Roman"/>
+          <w:rFonts w:ascii="Calibri" w:cs="Calibri" w:eastAsia="SimSun" w:hAnsi="Calibri"/>
           <w:b/>
           <w:bCs/>
           <w:sz w:val="22"/>
@@ -5959,24 +6567,24 @@
       </w:r>
       <w:r>
         <w:rPr>
-          <w:rFonts w:ascii="Times New Roman" w:cs="Times New Roman" w:eastAsia="SimSun" w:hAnsi="Times New Roman"/>
-          <w:sz w:val="22"/>
-          <w:szCs w:val="22"/>
-        </w:rPr>
-        <w:t xml:space="preserve"> Per-record attribution renders correctly for wger and Open Food Facts, but the in-app attribution page specified in the project's own attribution document does not exist. For ODbL and CC-BY-SA content this is a licence-compliance gap — roughly two hours to close.</w:t>
+          <w:rFonts w:ascii="Calibri" w:cs="Calibri" w:eastAsia="SimSun" w:hAnsi="Calibri"/>
+          <w:sz w:val="22"/>
+          <w:szCs w:val="22"/>
+        </w:rPr>
+        <w:t xml:space="preserve"> Per-record attribution renders correctly for wger and Open Food Facts, but the in-app attribution page specified in the project's own attribution document does not exist. For ODbL and CC-BY-SA content this is a licence-compliance gap, roughly two hours to close.</w:t>
       </w:r>
     </w:p>
     <w:p>
       <w:pPr>
         <w:pStyle w:val="Heading2"/>
-        <w:spacing w:after="120" w:before="220"/>
-      </w:pPr>
-      <w:r>
-        <w:rPr>
-          <w:rFonts w:ascii="Times New Roman" w:cs="Times New Roman" w:eastAsia="SimSun" w:hAnsi="Times New Roman"/>
-          <w:b/>
-          <w:bCs/>
-          <w:color w:val="263238"/>
+        <w:spacing w:after="130" w:before="240"/>
+      </w:pPr>
+      <w:r>
+        <w:rPr>
+          <w:rFonts w:ascii="Calibri" w:cs="Calibri" w:eastAsia="SimSun" w:hAnsi="Calibri"/>
+          <w:b/>
+          <w:bCs/>
+          <w:color w:val="0B1F2A"/>
           <w:sz w:val="25"/>
           <w:szCs w:val="25"/>
         </w:rPr>
@@ -5989,7 +6597,7 @@
       </w:pPr>
       <w:r>
         <w:rPr>
-          <w:rFonts w:ascii="Times New Roman" w:cs="Times New Roman" w:eastAsia="SimSun" w:hAnsi="Times New Roman"/>
+          <w:rFonts w:ascii="Calibri" w:cs="Calibri" w:eastAsia="SimSun" w:hAnsi="Calibri"/>
           <w:sz w:val="22"/>
           <w:szCs w:val="22"/>
         </w:rPr>
@@ -6002,7 +6610,7 @@
       </w:pPr>
       <w:r>
         <w:rPr>
-          <w:rFonts w:ascii="Times New Roman" w:cs="Times New Roman" w:eastAsia="SimSun" w:hAnsi="Times New Roman"/>
+          <w:rFonts w:ascii="Calibri" w:cs="Calibri" w:eastAsia="SimSun" w:hAnsi="Calibri"/>
           <w:sz w:val="22"/>
           <w:szCs w:val="22"/>
         </w:rPr>
@@ -6010,7 +6618,7 @@
       </w:r>
       <w:r>
         <w:rPr>
-          <w:rFonts w:ascii="Times New Roman" w:cs="Times New Roman" w:eastAsia="SimSun" w:hAnsi="Times New Roman"/>
+          <w:rFonts w:ascii="Calibri" w:cs="Calibri" w:eastAsia="SimSun" w:hAnsi="Calibri"/>
           <w:b/>
           <w:bCs/>
           <w:sz w:val="22"/>
@@ -6020,7 +6628,7 @@
       </w:r>
       <w:r>
         <w:rPr>
-          <w:rFonts w:ascii="Times New Roman" w:cs="Times New Roman" w:eastAsia="SimSun" w:hAnsi="Times New Roman"/>
+          <w:rFonts w:ascii="Calibri" w:cs="Calibri" w:eastAsia="SimSun" w:hAnsi="Calibri"/>
           <w:sz w:val="22"/>
           <w:szCs w:val="22"/>
         </w:rPr>
@@ -6028,7 +6636,7 @@
       </w:r>
       <w:r>
         <w:rPr>
-          <w:rFonts w:ascii="Times New Roman" w:cs="Times New Roman" w:eastAsia="SimSun" w:hAnsi="Times New Roman"/>
+          <w:rFonts w:ascii="Calibri" w:cs="Calibri" w:eastAsia="SimSun" w:hAnsi="Calibri"/>
           <w:b/>
           <w:bCs/>
           <w:sz w:val="22"/>
@@ -6038,7 +6646,7 @@
       </w:r>
       <w:r>
         <w:rPr>
-          <w:rFonts w:ascii="Times New Roman" w:cs="Times New Roman" w:eastAsia="SimSun" w:hAnsi="Times New Roman"/>
+          <w:rFonts w:ascii="Calibri" w:cs="Calibri" w:eastAsia="SimSun" w:hAnsi="Calibri"/>
           <w:sz w:val="22"/>
           <w:szCs w:val="22"/>
         </w:rPr>
@@ -6051,33 +6659,33 @@
       </w:pPr>
       <w:r>
         <w:rPr>
-          <w:rFonts w:ascii="Times New Roman" w:cs="Times New Roman" w:eastAsia="SimSun" w:hAnsi="Times New Roman"/>
-          <w:sz w:val="22"/>
-          <w:szCs w:val="22"/>
-        </w:rPr>
-        <w:t xml:space="preserve">On the standard of "100% correct with no mistakes": software does not reach that state, and a report claiming otherwise would be less useful than this one. What is achievable — and what this pass delivers — is that every known defect is either fixed or written down with an owner and an estimate, and the test suite fails when someone reintroduces one.</w:t>
+          <w:rFonts w:ascii="Calibri" w:cs="Calibri" w:eastAsia="SimSun" w:hAnsi="Calibri"/>
+          <w:sz w:val="22"/>
+          <w:szCs w:val="22"/>
+        </w:rPr>
+        <w:t xml:space="preserve">On the standard of "100% correct with no mistakes": software does not reach that state, and a report claiming otherwise would be less useful than this one. What is achievable, and what this pass delivers, is that every known defect is either fixed or written down with an owner and an estimate, and the test suite fails when someone reintroduces one.</w:t>
       </w:r>
     </w:p>
     <w:p>
       <w:pPr>
         <w:pStyle w:val="Heading2"/>
-        <w:spacing w:after="120" w:before="220"/>
-      </w:pPr>
-      <w:r>
-        <w:rPr>
-          <w:rFonts w:ascii="Times New Roman" w:cs="Times New Roman" w:eastAsia="SimSun" w:hAnsi="Times New Roman"/>
-          <w:b/>
-          <w:bCs/>
-          <w:color w:val="263238"/>
+        <w:spacing w:after="130" w:before="240"/>
+      </w:pPr>
+      <w:r>
+        <w:rPr>
+          <w:rFonts w:ascii="Calibri" w:cs="Calibri" w:eastAsia="SimSun" w:hAnsi="Calibri"/>
+          <w:b/>
+          <w:bCs/>
+          <w:color w:val="0B1F2A"/>
           <w:sz w:val="25"/>
           <w:szCs w:val="25"/>
         </w:rPr>
-        <w:t xml:space="preserve">Appendix A — Environment variables</w:t>
+        <w:t xml:space="preserve">Appendix A: Environment variables</w:t>
       </w:r>
     </w:p>
     <w:tbl>
       <w:tblPr>
-        <w:tblW w:type="pct" w:w="100%"/>
+        <w:tblW w:type="dxa" w:w="9360"/>
         <w:tblBorders>
           <w:top w:val="single" w:color="auto" w:sz="4"/>
           <w:left w:val="single" w:color="auto" w:sz="4"/>
@@ -6099,21 +6707,24 @@
         <w:tc>
           <w:tcPr>
             <w:tcW w:type="dxa" w:w="3120"/>
-            <w:shd w:fill="EEF3F6" w:val="clear"/>
-            <w:tcMar>
-              <w:top w:type="dxa" w:w="90"/>
-              <w:left w:type="dxa" w:w="110"/>
-              <w:bottom w:type="dxa" w:w="90"/>
-              <w:right w:type="dxa" w:w="110"/>
-            </w:tcMar>
-          </w:tcPr>
-          <w:p>
-            <w:pPr>
-              <w:spacing w:after="60" w:line="270"/>
-            </w:pPr>
-            <w:r>
-              <w:rPr>
-                <w:rFonts w:ascii="Times New Roman" w:cs="Times New Roman" w:eastAsia="SimSun" w:hAnsi="Times New Roman"/>
+            <w:shd w:fill="EEF4F7" w:color="auto" w:val="clear"/>
+            <w:tcMar>
+              <w:top w:type="dxa" w:w="90"/>
+              <w:left w:type="dxa" w:w="110"/>
+              <w:bottom w:type="dxa" w:w="90"/>
+              <w:right w:type="dxa" w:w="110"/>
+            </w:tcMar>
+          </w:tcPr>
+          <w:p>
+            <w:pPr>
+              <w:spacing w:after="50" w:line="265"/>
+            </w:pPr>
+            <w:r>
+              <w:rPr>
+                <w:rFonts w:ascii="Calibri" w:cs="Calibri" w:eastAsia="SimSun" w:hAnsi="Calibri"/>
+                <w:b/>
+                <w:bCs/>
+                <w:color w:val="10344A"/>
                 <w:sz w:val="22"/>
                 <w:szCs w:val="22"/>
               </w:rPr>
@@ -6124,21 +6735,24 @@
         <w:tc>
           <w:tcPr>
             <w:tcW w:type="dxa" w:w="3120"/>
-            <w:shd w:fill="EEF3F6" w:val="clear"/>
-            <w:tcMar>
-              <w:top w:type="dxa" w:w="90"/>
-              <w:left w:type="dxa" w:w="110"/>
-              <w:bottom w:type="dxa" w:w="90"/>
-              <w:right w:type="dxa" w:w="110"/>
-            </w:tcMar>
-          </w:tcPr>
-          <w:p>
-            <w:pPr>
-              <w:spacing w:after="60" w:line="270"/>
-            </w:pPr>
-            <w:r>
-              <w:rPr>
-                <w:rFonts w:ascii="Times New Roman" w:cs="Times New Roman" w:eastAsia="SimSun" w:hAnsi="Times New Roman"/>
+            <w:shd w:fill="EEF4F7" w:color="auto" w:val="clear"/>
+            <w:tcMar>
+              <w:top w:type="dxa" w:w="90"/>
+              <w:left w:type="dxa" w:w="110"/>
+              <w:bottom w:type="dxa" w:w="90"/>
+              <w:right w:type="dxa" w:w="110"/>
+            </w:tcMar>
+          </w:tcPr>
+          <w:p>
+            <w:pPr>
+              <w:spacing w:after="50" w:line="265"/>
+            </w:pPr>
+            <w:r>
+              <w:rPr>
+                <w:rFonts w:ascii="Calibri" w:cs="Calibri" w:eastAsia="SimSun" w:hAnsi="Calibri"/>
+                <w:b/>
+                <w:bCs/>
+                <w:color w:val="10344A"/>
                 <w:sz w:val="22"/>
                 <w:szCs w:val="22"/>
               </w:rPr>
@@ -6149,21 +6763,24 @@
         <w:tc>
           <w:tcPr>
             <w:tcW w:type="dxa" w:w="3120"/>
-            <w:shd w:fill="EEF3F6" w:val="clear"/>
-            <w:tcMar>
-              <w:top w:type="dxa" w:w="90"/>
-              <w:left w:type="dxa" w:w="110"/>
-              <w:bottom w:type="dxa" w:w="90"/>
-              <w:right w:type="dxa" w:w="110"/>
-            </w:tcMar>
-          </w:tcPr>
-          <w:p>
-            <w:pPr>
-              <w:spacing w:after="60" w:line="270"/>
-            </w:pPr>
-            <w:r>
-              <w:rPr>
-                <w:rFonts w:ascii="Times New Roman" w:cs="Times New Roman" w:eastAsia="SimSun" w:hAnsi="Times New Roman"/>
+            <w:shd w:fill="EEF4F7" w:color="auto" w:val="clear"/>
+            <w:tcMar>
+              <w:top w:type="dxa" w:w="90"/>
+              <w:left w:type="dxa" w:w="110"/>
+              <w:bottom w:type="dxa" w:w="90"/>
+              <w:right w:type="dxa" w:w="110"/>
+            </w:tcMar>
+          </w:tcPr>
+          <w:p>
+            <w:pPr>
+              <w:spacing w:after="50" w:line="265"/>
+            </w:pPr>
+            <w:r>
+              <w:rPr>
+                <w:rFonts w:ascii="Calibri" w:cs="Calibri" w:eastAsia="SimSun" w:hAnsi="Calibri"/>
+                <w:b/>
+                <w:bCs/>
+                <w:color w:val="10344A"/>
                 <w:sz w:val="22"/>
                 <w:szCs w:val="22"/>
               </w:rPr>
@@ -6188,7 +6805,7 @@
           </w:tcPr>
           <w:p>
             <w:pPr>
-              <w:spacing w:after="60" w:line="270"/>
+              <w:spacing w:after="50" w:line="265"/>
             </w:pPr>
             <w:r>
               <w:rPr>
@@ -6212,11 +6829,11 @@
           </w:tcPr>
           <w:p>
             <w:pPr>
-              <w:spacing w:after="60" w:line="270"/>
-            </w:pPr>
-            <w:r>
-              <w:rPr>
-                <w:rFonts w:ascii="Times New Roman" w:cs="Times New Roman" w:eastAsia="SimSun" w:hAnsi="Times New Roman"/>
+              <w:spacing w:after="50" w:line="265"/>
+            </w:pPr>
+            <w:r>
+              <w:rPr>
+                <w:rFonts w:ascii="Calibri" w:cs="Calibri" w:eastAsia="SimSun" w:hAnsi="Calibri"/>
                 <w:b/>
                 <w:bCs/>
                 <w:sz w:val="22"/>
@@ -6238,11 +6855,11 @@
           </w:tcPr>
           <w:p>
             <w:pPr>
-              <w:spacing w:after="60" w:line="270"/>
-            </w:pPr>
-            <w:r>
-              <w:rPr>
-                <w:rFonts w:ascii="Times New Roman" w:cs="Times New Roman" w:eastAsia="SimSun" w:hAnsi="Times New Roman"/>
+              <w:spacing w:after="50" w:line="265"/>
+            </w:pPr>
+            <w:r>
+              <w:rPr>
+                <w:rFonts w:ascii="Calibri" w:cs="Calibri" w:eastAsia="SimSun" w:hAnsi="Calibri"/>
                 <w:sz w:val="22"/>
                 <w:szCs w:val="22"/>
               </w:rPr>
@@ -6258,7 +6875,7 @@
             </w:r>
             <w:r>
               <w:rPr>
-                <w:rFonts w:ascii="Times New Roman" w:cs="Times New Roman" w:eastAsia="SimSun" w:hAnsi="Times New Roman"/>
+                <w:rFonts w:ascii="Calibri" w:cs="Calibri" w:eastAsia="SimSun" w:hAnsi="Calibri"/>
                 <w:sz w:val="22"/>
                 <w:szCs w:val="22"/>
               </w:rPr>
@@ -6283,7 +6900,7 @@
           </w:tcPr>
           <w:p>
             <w:pPr>
-              <w:spacing w:after="60" w:line="270"/>
+              <w:spacing w:after="50" w:line="265"/>
             </w:pPr>
             <w:r>
               <w:rPr>
@@ -6307,11 +6924,11 @@
           </w:tcPr>
           <w:p>
             <w:pPr>
-              <w:spacing w:after="60" w:line="270"/>
-            </w:pPr>
-            <w:r>
-              <w:rPr>
-                <w:rFonts w:ascii="Times New Roman" w:cs="Times New Roman" w:eastAsia="SimSun" w:hAnsi="Times New Roman"/>
+              <w:spacing w:after="50" w:line="265"/>
+            </w:pPr>
+            <w:r>
+              <w:rPr>
+                <w:rFonts w:ascii="Calibri" w:cs="Calibri" w:eastAsia="SimSun" w:hAnsi="Calibri"/>
                 <w:b/>
                 <w:bCs/>
                 <w:sz w:val="22"/>
@@ -6333,11 +6950,11 @@
           </w:tcPr>
           <w:p>
             <w:pPr>
-              <w:spacing w:after="60" w:line="270"/>
-            </w:pPr>
-            <w:r>
-              <w:rPr>
-                <w:rFonts w:ascii="Times New Roman" w:cs="Times New Roman" w:eastAsia="SimSun" w:hAnsi="Times New Roman"/>
+              <w:spacing w:after="50" w:line="265"/>
+            </w:pPr>
+            <w:r>
+              <w:rPr>
+                <w:rFonts w:ascii="Calibri" w:cs="Calibri" w:eastAsia="SimSun" w:hAnsi="Calibri"/>
                 <w:sz w:val="22"/>
                 <w:szCs w:val="22"/>
               </w:rPr>
@@ -6362,7 +6979,7 @@
           </w:tcPr>
           <w:p>
             <w:pPr>
-              <w:spacing w:after="60" w:line="270"/>
+              <w:spacing w:after="50" w:line="265"/>
             </w:pPr>
             <w:r>
               <w:rPr>
@@ -6386,11 +7003,11 @@
           </w:tcPr>
           <w:p>
             <w:pPr>
-              <w:spacing w:after="60" w:line="270"/>
-            </w:pPr>
-            <w:r>
-              <w:rPr>
-                <w:rFonts w:ascii="Times New Roman" w:cs="Times New Roman" w:eastAsia="SimSun" w:hAnsi="Times New Roman"/>
+              <w:spacing w:after="50" w:line="265"/>
+            </w:pPr>
+            <w:r>
+              <w:rPr>
+                <w:rFonts w:ascii="Calibri" w:cs="Calibri" w:eastAsia="SimSun" w:hAnsi="Calibri"/>
                 <w:b/>
                 <w:bCs/>
                 <w:sz w:val="22"/>
@@ -6412,11 +7029,11 @@
           </w:tcPr>
           <w:p>
             <w:pPr>
-              <w:spacing w:after="60" w:line="270"/>
-            </w:pPr>
-            <w:r>
-              <w:rPr>
-                <w:rFonts w:ascii="Times New Roman" w:cs="Times New Roman" w:eastAsia="SimSun" w:hAnsi="Times New Roman"/>
+              <w:spacing w:after="50" w:line="265"/>
+            </w:pPr>
+            <w:r>
+              <w:rPr>
+                <w:rFonts w:ascii="Calibri" w:cs="Calibri" w:eastAsia="SimSun" w:hAnsi="Calibri"/>
                 <w:sz w:val="22"/>
                 <w:szCs w:val="22"/>
               </w:rPr>
@@ -6441,7 +7058,7 @@
           </w:tcPr>
           <w:p>
             <w:pPr>
-              <w:spacing w:after="60" w:line="270"/>
+              <w:spacing w:after="50" w:line="265"/>
             </w:pPr>
             <w:r>
               <w:rPr>
@@ -6465,11 +7082,11 @@
           </w:tcPr>
           <w:p>
             <w:pPr>
-              <w:spacing w:after="60" w:line="270"/>
-            </w:pPr>
-            <w:r>
-              <w:rPr>
-                <w:rFonts w:ascii="Times New Roman" w:cs="Times New Roman" w:eastAsia="SimSun" w:hAnsi="Times New Roman"/>
+              <w:spacing w:after="50" w:line="265"/>
+            </w:pPr>
+            <w:r>
+              <w:rPr>
+                <w:rFonts w:ascii="Calibri" w:cs="Calibri" w:eastAsia="SimSun" w:hAnsi="Calibri"/>
                 <w:b/>
                 <w:bCs/>
                 <w:sz w:val="22"/>
@@ -6491,11 +7108,11 @@
           </w:tcPr>
           <w:p>
             <w:pPr>
-              <w:spacing w:after="60" w:line="270"/>
-            </w:pPr>
-            <w:r>
-              <w:rPr>
-                <w:rFonts w:ascii="Times New Roman" w:cs="Times New Roman" w:eastAsia="SimSun" w:hAnsi="Times New Roman"/>
+              <w:spacing w:after="50" w:line="265"/>
+            </w:pPr>
+            <w:r>
+              <w:rPr>
+                <w:rFonts w:ascii="Calibri" w:cs="Calibri" w:eastAsia="SimSun" w:hAnsi="Calibri"/>
                 <w:sz w:val="22"/>
                 <w:szCs w:val="22"/>
               </w:rPr>
@@ -6520,7 +7137,7 @@
           </w:tcPr>
           <w:p>
             <w:pPr>
-              <w:spacing w:after="60" w:line="270"/>
+              <w:spacing w:after="50" w:line="265"/>
             </w:pPr>
             <w:r>
               <w:rPr>
@@ -6544,11 +7161,11 @@
           </w:tcPr>
           <w:p>
             <w:pPr>
-              <w:spacing w:after="60" w:line="270"/>
-            </w:pPr>
-            <w:r>
-              <w:rPr>
-                <w:rFonts w:ascii="Times New Roman" w:cs="Times New Roman" w:eastAsia="SimSun" w:hAnsi="Times New Roman"/>
+              <w:spacing w:after="50" w:line="265"/>
+            </w:pPr>
+            <w:r>
+              <w:rPr>
+                <w:rFonts w:ascii="Calibri" w:cs="Calibri" w:eastAsia="SimSun" w:hAnsi="Calibri"/>
                 <w:b/>
                 <w:bCs/>
                 <w:sz w:val="22"/>
@@ -6570,11 +7187,11 @@
           </w:tcPr>
           <w:p>
             <w:pPr>
-              <w:spacing w:after="60" w:line="270"/>
-            </w:pPr>
-            <w:r>
-              <w:rPr>
-                <w:rFonts w:ascii="Times New Roman" w:cs="Times New Roman" w:eastAsia="SimSun" w:hAnsi="Times New Roman"/>
+              <w:spacing w:after="50" w:line="265"/>
+            </w:pPr>
+            <w:r>
+              <w:rPr>
+                <w:rFonts w:ascii="Calibri" w:cs="Calibri" w:eastAsia="SimSun" w:hAnsi="Calibri"/>
                 <w:sz w:val="22"/>
                 <w:szCs w:val="22"/>
               </w:rPr>
@@ -6590,7 +7207,7 @@
             </w:r>
             <w:r>
               <w:rPr>
-                <w:rFonts w:ascii="Times New Roman" w:cs="Times New Roman" w:eastAsia="SimSun" w:hAnsi="Times New Roman"/>
+                <w:rFonts w:ascii="Calibri" w:cs="Calibri" w:eastAsia="SimSun" w:hAnsi="Calibri"/>
                 <w:sz w:val="22"/>
                 <w:szCs w:val="22"/>
               </w:rPr>
@@ -6615,7 +7232,7 @@
           </w:tcPr>
           <w:p>
             <w:pPr>
-              <w:spacing w:after="60" w:line="270"/>
+              <w:spacing w:after="50" w:line="265"/>
             </w:pPr>
             <w:r>
               <w:rPr>
@@ -6639,11 +7256,11 @@
           </w:tcPr>
           <w:p>
             <w:pPr>
-              <w:spacing w:after="60" w:line="270"/>
-            </w:pPr>
-            <w:r>
-              <w:rPr>
-                <w:rFonts w:ascii="Times New Roman" w:cs="Times New Roman" w:eastAsia="SimSun" w:hAnsi="Times New Roman"/>
+              <w:spacing w:after="50" w:line="265"/>
+            </w:pPr>
+            <w:r>
+              <w:rPr>
+                <w:rFonts w:ascii="Calibri" w:cs="Calibri" w:eastAsia="SimSun" w:hAnsi="Calibri"/>
                 <w:sz w:val="22"/>
                 <w:szCs w:val="22"/>
               </w:rPr>
@@ -6663,7 +7280,7 @@
           </w:tcPr>
           <w:p>
             <w:pPr>
-              <w:spacing w:after="60" w:line="270"/>
+              <w:spacing w:after="50" w:line="265"/>
             </w:pPr>
             <w:r>
               <w:rPr>
@@ -6675,7 +7292,7 @@
             </w:r>
             <w:r>
               <w:rPr>
-                <w:rFonts w:ascii="Times New Roman" w:cs="Times New Roman" w:eastAsia="SimSun" w:hAnsi="Times New Roman"/>
+                <w:rFonts w:ascii="Calibri" w:cs="Calibri" w:eastAsia="SimSun" w:hAnsi="Calibri"/>
                 <w:sz w:val="22"/>
                 <w:szCs w:val="22"/>
               </w:rPr>
@@ -6700,7 +7317,7 @@
           </w:tcPr>
           <w:p>
             <w:pPr>
-              <w:spacing w:after="60" w:line="270"/>
+              <w:spacing w:after="50" w:line="265"/>
             </w:pPr>
             <w:r>
               <w:rPr>
@@ -6724,11 +7341,11 @@
           </w:tcPr>
           <w:p>
             <w:pPr>
-              <w:spacing w:after="60" w:line="270"/>
-            </w:pPr>
-            <w:r>
-              <w:rPr>
-                <w:rFonts w:ascii="Times New Roman" w:cs="Times New Roman" w:eastAsia="SimSun" w:hAnsi="Times New Roman"/>
+              <w:spacing w:after="50" w:line="265"/>
+            </w:pPr>
+            <w:r>
+              <w:rPr>
+                <w:rFonts w:ascii="Calibri" w:cs="Calibri" w:eastAsia="SimSun" w:hAnsi="Calibri"/>
                 <w:sz w:val="22"/>
                 <w:szCs w:val="22"/>
               </w:rPr>
@@ -6748,11 +7365,11 @@
           </w:tcPr>
           <w:p>
             <w:pPr>
-              <w:spacing w:after="60" w:line="270"/>
-            </w:pPr>
-            <w:r>
-              <w:rPr>
-                <w:rFonts w:ascii="Times New Roman" w:cs="Times New Roman" w:eastAsia="SimSun" w:hAnsi="Times New Roman"/>
+              <w:spacing w:after="50" w:line="265"/>
+            </w:pPr>
+            <w:r>
+              <w:rPr>
+                <w:rFonts w:ascii="Calibri" w:cs="Calibri" w:eastAsia="SimSun" w:hAnsi="Calibri"/>
                 <w:sz w:val="22"/>
                 <w:szCs w:val="22"/>
               </w:rPr>
@@ -6768,7 +7385,7 @@
             </w:r>
             <w:r>
               <w:rPr>
-                <w:rFonts w:ascii="Times New Roman" w:cs="Times New Roman" w:eastAsia="SimSun" w:hAnsi="Times New Roman"/>
+                <w:rFonts w:ascii="Calibri" w:cs="Calibri" w:eastAsia="SimSun" w:hAnsi="Calibri"/>
                 <w:sz w:val="22"/>
                 <w:szCs w:val="22"/>
               </w:rPr>
@@ -6801,7 +7418,7 @@
           </w:tcPr>
           <w:p>
             <w:pPr>
-              <w:spacing w:after="60" w:line="270"/>
+              <w:spacing w:after="50" w:line="265"/>
             </w:pPr>
             <w:r>
               <w:rPr>
@@ -6825,11 +7442,11 @@
           </w:tcPr>
           <w:p>
             <w:pPr>
-              <w:spacing w:after="60" w:line="270"/>
-            </w:pPr>
-            <w:r>
-              <w:rPr>
-                <w:rFonts w:ascii="Times New Roman" w:cs="Times New Roman" w:eastAsia="SimSun" w:hAnsi="Times New Roman"/>
+              <w:spacing w:after="50" w:line="265"/>
+            </w:pPr>
+            <w:r>
+              <w:rPr>
+                <w:rFonts w:ascii="Calibri" w:cs="Calibri" w:eastAsia="SimSun" w:hAnsi="Calibri"/>
                 <w:sz w:val="22"/>
                 <w:szCs w:val="22"/>
               </w:rPr>
@@ -6849,7 +7466,7 @@
           </w:tcPr>
           <w:p>
             <w:pPr>
-              <w:spacing w:after="60" w:line="270"/>
+              <w:spacing w:after="50" w:line="265"/>
             </w:pPr>
             <w:r>
               <w:rPr>
@@ -6861,7 +7478,7 @@
             </w:r>
             <w:r>
               <w:rPr>
-                <w:rFonts w:ascii="Times New Roman" w:cs="Times New Roman" w:eastAsia="SimSun" w:hAnsi="Times New Roman"/>
+                <w:rFonts w:ascii="Calibri" w:cs="Calibri" w:eastAsia="SimSun" w:hAnsi="Calibri"/>
                 <w:sz w:val="22"/>
                 <w:szCs w:val="22"/>
               </w:rPr>
@@ -6886,7 +7503,7 @@
           </w:tcPr>
           <w:p>
             <w:pPr>
-              <w:spacing w:after="60" w:line="270"/>
+              <w:spacing w:after="50" w:line="265"/>
             </w:pPr>
             <w:r>
               <w:rPr>
@@ -6910,11 +7527,11 @@
           </w:tcPr>
           <w:p>
             <w:pPr>
-              <w:spacing w:after="60" w:line="270"/>
-            </w:pPr>
-            <w:r>
-              <w:rPr>
-                <w:rFonts w:ascii="Times New Roman" w:cs="Times New Roman" w:eastAsia="SimSun" w:hAnsi="Times New Roman"/>
+              <w:spacing w:after="50" w:line="265"/>
+            </w:pPr>
+            <w:r>
+              <w:rPr>
+                <w:rFonts w:ascii="Calibri" w:cs="Calibri" w:eastAsia="SimSun" w:hAnsi="Calibri"/>
                 <w:sz w:val="22"/>
                 <w:szCs w:val="22"/>
               </w:rPr>
@@ -6934,11 +7551,11 @@
           </w:tcPr>
           <w:p>
             <w:pPr>
-              <w:spacing w:after="60" w:line="270"/>
-            </w:pPr>
-            <w:r>
-              <w:rPr>
-                <w:rFonts w:ascii="Times New Roman" w:cs="Times New Roman" w:eastAsia="SimSun" w:hAnsi="Times New Roman"/>
+              <w:spacing w:after="50" w:line="265"/>
+            </w:pPr>
+            <w:r>
+              <w:rPr>
+                <w:rFonts w:ascii="Calibri" w:cs="Calibri" w:eastAsia="SimSun" w:hAnsi="Calibri"/>
                 <w:sz w:val="22"/>
                 <w:szCs w:val="22"/>
               </w:rPr>
@@ -6958,11 +7575,11 @@
     </w:tbl>
     <w:p>
       <w:pPr>
-        <w:spacing w:after="120"/>
-      </w:pPr>
-      <w:r>
-        <w:rPr>
-          <w:rFonts w:ascii="Times New Roman" w:cs="Times New Roman" w:eastAsia="SimSun" w:hAnsi="Times New Roman"/>
+        <w:spacing w:after="140"/>
+      </w:pPr>
+      <w:r>
+        <w:rPr>
+          <w:rFonts w:ascii="Calibri" w:cs="Calibri" w:eastAsia="SimSun" w:hAnsi="Calibri"/>
           <w:sz w:val="22"/>
           <w:szCs w:val="22"/>
         </w:rPr>
@@ -6972,23 +7589,24 @@
     <w:p>
       <w:pPr>
         <w:pStyle w:val="Heading2"/>
-        <w:spacing w:after="120" w:before="220"/>
-      </w:pPr>
-      <w:r>
-        <w:rPr>
-          <w:rFonts w:ascii="Times New Roman" w:cs="Times New Roman" w:eastAsia="SimSun" w:hAnsi="Times New Roman"/>
-          <w:b/>
-          <w:bCs/>
-          <w:color w:val="263238"/>
+        <w:spacing w:after="130" w:before="240"/>
+      </w:pPr>
+      <w:r>
+        <w:rPr>
+          <w:rFonts w:ascii="Calibri" w:cs="Calibri" w:eastAsia="SimSun" w:hAnsi="Calibri"/>
+          <w:b/>
+          <w:bCs/>
+          <w:color w:val="0B1F2A"/>
           <w:sz w:val="25"/>
           <w:szCs w:val="25"/>
         </w:rPr>
-        <w:t xml:space="preserve">Appendix B — Verification</w:t>
-      </w:r>
-    </w:p>
-    <w:p>
-      <w:pPr>
-        <w:spacing w:after="0" w:line="230"/>
+        <w:t xml:space="preserve">Appendix B: Verification</w:t>
+      </w:r>
+    </w:p>
+    <w:p>
+      <w:pPr>
+        <w:shd w:fill="F6F8FA" w:color="auto" w:val="clear"/>
+        <w:spacing w:after="0" w:line="225"/>
       </w:pPr>
       <w:r>
         <w:rPr>
@@ -7001,7 +7619,8 @@
     </w:p>
     <w:p>
       <w:pPr>
-        <w:spacing w:after="0" w:line="230"/>
+        <w:shd w:fill="F6F8FA" w:color="auto" w:val="clear"/>
+        <w:spacing w:after="0" w:line="225"/>
       </w:pPr>
       <w:r>
         <w:rPr>
@@ -7014,7 +7633,8 @@
     </w:p>
     <w:p>
       <w:pPr>
-        <w:spacing w:after="0" w:line="230"/>
+        <w:shd w:fill="F6F8FA" w:color="auto" w:val="clear"/>
+        <w:spacing w:after="0" w:line="225"/>
       </w:pPr>
       <w:r>
         <w:rPr>
@@ -7027,7 +7647,8 @@
     </w:p>
     <w:p>
       <w:pPr>
-        <w:spacing w:after="0" w:line="230"/>
+        <w:shd w:fill="F6F8FA" w:color="auto" w:val="clear"/>
+        <w:spacing w:after="0" w:line="225"/>
       </w:pPr>
       <w:r>
         <w:rPr>
@@ -7040,7 +7661,8 @@
     </w:p>
     <w:p>
       <w:pPr>
-        <w:spacing w:after="0" w:line="230"/>
+        <w:shd w:fill="F6F8FA" w:color="auto" w:val="clear"/>
+        <w:spacing w:after="0" w:line="225"/>
       </w:pPr>
       <w:r>
         <w:rPr>
@@ -7053,7 +7675,8 @@
     </w:p>
     <w:p>
       <w:pPr>
-        <w:spacing w:after="0" w:line="230"/>
+        <w:shd w:fill="F6F8FA" w:color="auto" w:val="clear"/>
+        <w:spacing w:after="0" w:line="225"/>
       </w:pPr>
       <w:r>
         <w:rPr>
@@ -7070,7 +7693,7 @@
       </w:pPr>
       <w:r>
         <w:rPr>
-          <w:rFonts w:ascii="Times New Roman" w:cs="Times New Roman" w:eastAsia="SimSun" w:hAnsi="Times New Roman"/>
+          <w:rFonts w:ascii="Calibri" w:cs="Calibri" w:eastAsia="SimSun" w:hAnsi="Calibri"/>
           <w:sz w:val="22"/>
           <w:szCs w:val="22"/>
         </w:rPr>
@@ -7080,18 +7703,18 @@
     <w:p>
       <w:pPr>
         <w:pStyle w:val="Heading2"/>
-        <w:spacing w:after="120" w:before="220"/>
-      </w:pPr>
-      <w:r>
-        <w:rPr>
-          <w:rFonts w:ascii="Times New Roman" w:cs="Times New Roman" w:eastAsia="SimSun" w:hAnsi="Times New Roman"/>
-          <w:b/>
-          <w:bCs/>
-          <w:color w:val="263238"/>
+        <w:spacing w:after="130" w:before="240"/>
+      </w:pPr>
+      <w:r>
+        <w:rPr>
+          <w:rFonts w:ascii="Calibri" w:cs="Calibri" w:eastAsia="SimSun" w:hAnsi="Calibri"/>
+          <w:b/>
+          <w:bCs/>
+          <w:color w:val="0B1F2A"/>
           <w:sz w:val="25"/>
           <w:szCs w:val="25"/>
         </w:rPr>
-        <w:t xml:space="preserve">Appendix C — Sources</w:t>
+        <w:t xml:space="preserve">Appendix C: Sources</w:t>
       </w:r>
     </w:p>
     <w:p>
@@ -7105,7 +7728,7 @@
       </w:pPr>
       <w:r>
         <w:rPr>
-          <w:rFonts w:ascii="Times New Roman" w:cs="Times New Roman" w:eastAsia="SimSun" w:hAnsi="Times New Roman"/>
+          <w:rFonts w:ascii="Calibri" w:cs="Calibri" w:eastAsia="SimSun" w:hAnsi="Calibri"/>
           <w:sz w:val="22"/>
           <w:szCs w:val="22"/>
         </w:rPr>
@@ -7123,7 +7746,7 @@
       </w:pPr>
       <w:r>
         <w:rPr>
-          <w:rFonts w:ascii="Times New Roman" w:cs="Times New Roman" w:eastAsia="SimSun" w:hAnsi="Times New Roman"/>
+          <w:rFonts w:ascii="Calibri" w:cs="Calibri" w:eastAsia="SimSun" w:hAnsi="Calibri"/>
           <w:sz w:val="22"/>
           <w:szCs w:val="22"/>
         </w:rPr>
@@ -7141,7 +7764,7 @@
       </w:pPr>
       <w:r>
         <w:rPr>
-          <w:rFonts w:ascii="Times New Roman" w:cs="Times New Roman" w:eastAsia="SimSun" w:hAnsi="Times New Roman"/>
+          <w:rFonts w:ascii="Calibri" w:cs="Calibri" w:eastAsia="SimSun" w:hAnsi="Calibri"/>
           <w:sz w:val="22"/>
           <w:szCs w:val="22"/>
         </w:rPr>
@@ -7159,7 +7782,7 @@
       </w:pPr>
       <w:r>
         <w:rPr>
-          <w:rFonts w:ascii="Times New Roman" w:cs="Times New Roman" w:eastAsia="SimSun" w:hAnsi="Times New Roman"/>
+          <w:rFonts w:ascii="Calibri" w:cs="Calibri" w:eastAsia="SimSun" w:hAnsi="Calibri"/>
           <w:sz w:val="22"/>
           <w:szCs w:val="22"/>
         </w:rPr>
@@ -7177,7 +7800,7 @@
       </w:pPr>
       <w:r>
         <w:rPr>
-          <w:rFonts w:ascii="Times New Roman" w:cs="Times New Roman" w:eastAsia="SimSun" w:hAnsi="Times New Roman"/>
+          <w:rFonts w:ascii="Calibri" w:cs="Calibri" w:eastAsia="SimSun" w:hAnsi="Calibri"/>
           <w:sz w:val="22"/>
           <w:szCs w:val="22"/>
         </w:rPr>
@@ -7195,7 +7818,7 @@
       </w:pPr>
       <w:r>
         <w:rPr>
-          <w:rFonts w:ascii="Times New Roman" w:cs="Times New Roman" w:eastAsia="SimSun" w:hAnsi="Times New Roman"/>
+          <w:rFonts w:ascii="Calibri" w:cs="Calibri" w:eastAsia="SimSun" w:hAnsi="Calibri"/>
           <w:sz w:val="22"/>
           <w:szCs w:val="22"/>
         </w:rPr>
@@ -7213,7 +7836,7 @@
       </w:pPr>
       <w:r>
         <w:rPr>
-          <w:rFonts w:ascii="Times New Roman" w:cs="Times New Roman" w:eastAsia="SimSun" w:hAnsi="Times New Roman"/>
+          <w:rFonts w:ascii="Calibri" w:cs="Calibri" w:eastAsia="SimSun" w:hAnsi="Calibri"/>
           <w:sz w:val="22"/>
           <w:szCs w:val="22"/>
         </w:rPr>
@@ -7231,7 +7854,7 @@
       </w:pPr>
       <w:r>
         <w:rPr>
-          <w:rFonts w:ascii="Times New Roman" w:cs="Times New Roman" w:eastAsia="SimSun" w:hAnsi="Times New Roman"/>
+          <w:rFonts w:ascii="Calibri" w:cs="Calibri" w:eastAsia="SimSun" w:hAnsi="Calibri"/>
           <w:sz w:val="22"/>
           <w:szCs w:val="22"/>
         </w:rPr>
@@ -7247,7 +7870,7 @@
       </w:r>
       <w:r>
         <w:rPr>
-          <w:rFonts w:ascii="Times New Roman" w:cs="Times New Roman" w:eastAsia="SimSun" w:hAnsi="Times New Roman"/>
+          <w:rFonts w:ascii="Calibri" w:cs="Calibri" w:eastAsia="SimSun" w:hAnsi="Calibri"/>
           <w:sz w:val="22"/>
           <w:szCs w:val="22"/>
         </w:rPr>
@@ -7265,7 +7888,7 @@
       </w:pPr>
       <w:r>
         <w:rPr>
-          <w:rFonts w:ascii="Times New Roman" w:cs="Times New Roman" w:eastAsia="SimSun" w:hAnsi="Times New Roman"/>
+          <w:rFonts w:ascii="Calibri" w:cs="Calibri" w:eastAsia="SimSun" w:hAnsi="Calibri"/>
           <w:sz w:val="22"/>
           <w:szCs w:val="22"/>
         </w:rPr>
@@ -7276,7 +7899,7 @@
       <w:headerReference w:type="default" r:id="rId7"/>
       <w:footerReference w:type="default" r:id="rId8"/>
       <w:pgSz w:w="11906" w:h="16838" w:orient="portrait"/>
-      <w:pgMar w:top="1440" w:right="1440" w:bottom="1440" w:left="1440" w:header="708" w:footer="708" w:gutter="0"/>
+      <w:pgMar w:top="1300" w:right="1300" w:bottom="1300" w:left="1300" w:header="708" w:footer="708" w:gutter="0"/>
       <w:pgNumType/>
       <w:docGrid w:linePitch="360"/>
     </w:sectPr>
@@ -7329,12 +7952,23 @@
 <w:ftr xmlns:wpc="http://schemas.microsoft.com/office/word/2010/wordprocessingCanvas" xmlns:mc="http://schemas.openxmlformats.org/markup-compatibility/2006" xmlns:o="urn:schemas-microsoft-com:office:office" xmlns:r="http://schemas.openxmlformats.org/officeDocument/2006/relationships" xmlns:m="http://schemas.openxmlformats.org/officeDocument/2006/math" xmlns:v="urn:schemas-microsoft-com:vml" xmlns:wp14="http://schemas.microsoft.com/office/word/2010/wordprocessingDrawing" xmlns:wp="http://schemas.openxmlformats.org/drawingml/2006/wordprocessingDrawing" xmlns:w10="urn:schemas-microsoft-com:office:word" xmlns:w="http://schemas.openxmlformats.org/wordprocessingml/2006/main" xmlns:w14="http://schemas.microsoft.com/office/word/2010/wordml" xmlns:w15="http://schemas.microsoft.com/office/word/2012/wordml" xmlns:wpg="http://schemas.microsoft.com/office/word/2010/wordprocessingGroup" xmlns:wpi="http://schemas.microsoft.com/office/word/2010/wordprocessingInk" xmlns:wne="http://schemas.microsoft.com/office/word/2006/wordml" xmlns:wps="http://schemas.microsoft.com/office/word/2010/wordprocessingShape">
   <w:p>
     <w:pPr>
-      <w:spacing w:after="140" w:line="290"/>
       <w:jc w:val="center"/>
     </w:pPr>
     <w:r>
+      <w:rPr>
+        <w:rFonts w:ascii="Calibri" w:cs="Calibri" w:eastAsia="SimSun" w:hAnsi="Calibri"/>
+        <w:color w:val="5B6B75"/>
+        <w:sz w:val="18"/>
+        <w:szCs w:val="18"/>
+      </w:rPr>
+      <w:t xml:space="preserve">Page </w:t>
       <w:fldChar w:fldCharType="begin"/>
       <w:instrText xml:space="preserve">PAGE</w:instrText>
+      <w:fldChar w:fldCharType="separate"/>
+      <w:fldChar w:fldCharType="end"/>
+      <w:t xml:space="preserve"> of </w:t>
+      <w:fldChar w:fldCharType="begin"/>
+      <w:instrText xml:space="preserve">NUMPAGES</w:instrText>
       <w:fldChar w:fldCharType="separate"/>
       <w:fldChar w:fldCharType="end"/>
     </w:r>
@@ -7383,19 +8017,22 @@
 <w:hdr xmlns:wpc="http://schemas.microsoft.com/office/word/2010/wordprocessingCanvas" xmlns:mc="http://schemas.openxmlformats.org/markup-compatibility/2006" xmlns:o="urn:schemas-microsoft-com:office:office" xmlns:r="http://schemas.openxmlformats.org/officeDocument/2006/relationships" xmlns:m="http://schemas.openxmlformats.org/officeDocument/2006/math" xmlns:v="urn:schemas-microsoft-com:vml" xmlns:wp14="http://schemas.microsoft.com/office/word/2010/wordprocessingDrawing" xmlns:wp="http://schemas.openxmlformats.org/drawingml/2006/wordprocessingDrawing" xmlns:w10="urn:schemas-microsoft-com:office:word" xmlns:w="http://schemas.openxmlformats.org/wordprocessingml/2006/main" xmlns:w14="http://schemas.microsoft.com/office/word/2010/wordml" xmlns:w15="http://schemas.microsoft.com/office/word/2012/wordml" xmlns:wpg="http://schemas.microsoft.com/office/word/2010/wordprocessingGroup" xmlns:wpi="http://schemas.microsoft.com/office/word/2010/wordprocessingInk" xmlns:wne="http://schemas.microsoft.com/office/word/2006/wordml" xmlns:wps="http://schemas.microsoft.com/office/word/2010/wordprocessingShape" xmlns:cx="http://schemas.microsoft.com/office/drawing/2014/chartex" xmlns:cx1="http://schemas.microsoft.com/office/drawing/2015/9/8/chartex" xmlns:cx2="http://schemas.microsoft.com/office/drawing/2015/10/21/chartex" xmlns:cx3="http://schemas.microsoft.com/office/drawing/2016/5/9/chartex" xmlns:cx4="http://schemas.microsoft.com/office/drawing/2016/5/10/chartex" xmlns:cx5="http://schemas.microsoft.com/office/drawing/2016/5/11/chartex" xmlns:cx6="http://schemas.microsoft.com/office/drawing/2016/5/12/chartex" xmlns:cx7="http://schemas.microsoft.com/office/drawing/2016/5/13/chartex" xmlns:cx8="http://schemas.microsoft.com/office/drawing/2016/5/14/chartex" xmlns:w16cid="http://schemas.microsoft.com/office/word/2016/wordml/cid" xmlns:w16se="http://schemas.microsoft.com/office/word/2015/wordml/symex">
   <w:p>
     <w:pPr>
-      <w:spacing w:after="140" w:line="290"/>
+      <w:pBdr>
+        <w:bottom w:val="single" w:color="C9D6DD" w:sz="4" w:space="4"/>
+      </w:pBdr>
+      <w:spacing w:after="60"/>
       <w:jc w:val="center"/>
     </w:pPr>
     <w:r>
       <w:rPr>
-        <w:rFonts w:ascii="Times New Roman" w:cs="Times New Roman" w:eastAsia="SimSun" w:hAnsi="Times New Roman"/>
+        <w:rFonts w:ascii="Calibri" w:cs="Calibri" w:eastAsia="SimSun" w:hAnsi="Calibri"/>
         <w:b/>
         <w:bCs/>
-        <w:color w:val="37474F"/>
-        <w:sz w:val="19"/>
-        <w:szCs w:val="19"/>
+        <w:color w:val="5B6B75"/>
+        <w:sz w:val="18"/>
+        <w:szCs w:val="18"/>
       </w:rPr>
-      <w:t xml:space="preserve">AQF-22 — Replit Deployment &amp; Hostinger Domain Guide</w:t>
+      <w:t xml:space="preserve">AquaZero   |   Deployment Guide</w:t>
     </w:r>
   </w:p>
 </w:hdr>
